--- a/mode_docx_nc/pmi_gz/template.docx
+++ b/mode_docx_nc/pmi_gz/template.docx
@@ -453,6 +453,8 @@
         <w:t>СОДЕРЖАНИЕ</w:t>
       </w:r>
     </w:p>
+    <w:bookmarkStart w:id="0" w:name="_GoBack"/>
+    <w:bookmarkEnd w:id="0"/>
     <w:p>
       <w:pPr>
         <w:pStyle w:val="12"/>
@@ -477,7 +479,7 @@
       <w:r>
         <w:fldChar w:fldCharType="separate"/>
       </w:r>
-      <w:hyperlink w:anchor="_Toc195106687" w:history="1">
+      <w:hyperlink w:anchor="_Toc204005446" w:history="1">
         <w:r>
           <w:rPr>
             <w:rStyle w:val="af4"/>
@@ -521,7 +523,7 @@
             <w:noProof/>
             <w:webHidden/>
           </w:rPr>
-          <w:instrText xml:space="preserve"> PAGEREF _Toc195106687 \h </w:instrText>
+          <w:instrText xml:space="preserve"> PAGEREF _Toc204005446 \h </w:instrText>
         </w:r>
         <w:r>
           <w:rPr>
@@ -563,7 +565,7 @@
           <w:lang w:val="en-US"/>
         </w:rPr>
       </w:pPr>
-      <w:hyperlink w:anchor="_Toc195106688" w:history="1">
+      <w:hyperlink w:anchor="_Toc204005447" w:history="1">
         <w:r>
           <w:rPr>
             <w:rStyle w:val="af4"/>
@@ -590,7 +592,7 @@
             <w:noProof/>
             <w:webHidden/>
           </w:rPr>
-          <w:instrText xml:space="preserve"> PAGEREF _Toc195106688 \h </w:instrText>
+          <w:instrText xml:space="preserve"> PAGEREF _Toc204005447 \h </w:instrText>
         </w:r>
         <w:r>
           <w:rPr>
@@ -632,7 +634,7 @@
           <w:lang w:val="en-US"/>
         </w:rPr>
       </w:pPr>
-      <w:hyperlink w:anchor="_Toc195106689" w:history="1">
+      <w:hyperlink w:anchor="_Toc204005448" w:history="1">
         <w:r>
           <w:rPr>
             <w:rStyle w:val="af4"/>
@@ -659,7 +661,7 @@
             <w:noProof/>
             <w:webHidden/>
           </w:rPr>
-          <w:instrText xml:space="preserve"> PAGEREF _Toc195106689 \h </w:instrText>
+          <w:instrText xml:space="preserve"> PAGEREF _Toc204005448 \h </w:instrText>
         </w:r>
         <w:r>
           <w:rPr>
@@ -701,7 +703,7 @@
           <w:lang w:val="en-US"/>
         </w:rPr>
       </w:pPr>
-      <w:hyperlink w:anchor="_Toc195106690" w:history="1">
+      <w:hyperlink w:anchor="_Toc204005449" w:history="1">
         <w:r>
           <w:rPr>
             <w:rStyle w:val="af4"/>
@@ -728,7 +730,7 @@
             <w:noProof/>
             <w:webHidden/>
           </w:rPr>
-          <w:instrText xml:space="preserve"> PAGEREF _Toc195106690 \h </w:instrText>
+          <w:instrText xml:space="preserve"> PAGEREF _Toc204005449 \h </w:instrText>
         </w:r>
         <w:r>
           <w:rPr>
@@ -770,7 +772,7 @@
           <w:lang w:val="en-US"/>
         </w:rPr>
       </w:pPr>
-      <w:hyperlink w:anchor="_Toc195106691" w:history="1">
+      <w:hyperlink w:anchor="_Toc204005450" w:history="1">
         <w:r>
           <w:rPr>
             <w:rStyle w:val="af4"/>
@@ -797,7 +799,7 @@
             <w:noProof/>
             <w:webHidden/>
           </w:rPr>
-          <w:instrText xml:space="preserve"> PAGEREF _Toc195106691 \h </w:instrText>
+          <w:instrText xml:space="preserve"> PAGEREF _Toc204005450 \h </w:instrText>
         </w:r>
         <w:r>
           <w:rPr>
@@ -839,7 +841,7 @@
           <w:lang w:val="en-US"/>
         </w:rPr>
       </w:pPr>
-      <w:hyperlink w:anchor="_Toc195106692" w:history="1">
+      <w:hyperlink w:anchor="_Toc204005451" w:history="1">
         <w:r>
           <w:rPr>
             <w:rStyle w:val="af4"/>
@@ -866,7 +868,7 @@
             <w:noProof/>
             <w:webHidden/>
           </w:rPr>
-          <w:instrText xml:space="preserve"> PAGEREF _Toc195106692 \h </w:instrText>
+          <w:instrText xml:space="preserve"> PAGEREF _Toc204005451 \h </w:instrText>
         </w:r>
         <w:r>
           <w:rPr>
@@ -908,7 +910,7 @@
           <w:lang w:val="en-US"/>
         </w:rPr>
       </w:pPr>
-      <w:hyperlink w:anchor="_Toc195106693" w:history="1">
+      <w:hyperlink w:anchor="_Toc204005452" w:history="1">
         <w:r>
           <w:rPr>
             <w:rStyle w:val="af4"/>
@@ -935,7 +937,7 @@
             <w:noProof/>
             <w:webHidden/>
           </w:rPr>
-          <w:instrText xml:space="preserve"> PAGEREF _Toc195106693 \h </w:instrText>
+          <w:instrText xml:space="preserve"> PAGEREF _Toc204005452 \h </w:instrText>
         </w:r>
         <w:r>
           <w:rPr>
@@ -977,7 +979,7 @@
           <w:lang w:val="en-US"/>
         </w:rPr>
       </w:pPr>
-      <w:hyperlink w:anchor="_Toc195106694" w:history="1">
+      <w:hyperlink w:anchor="_Toc204005453" w:history="1">
         <w:r>
           <w:rPr>
             <w:rStyle w:val="af4"/>
@@ -1004,7 +1006,7 @@
             <w:noProof/>
             <w:webHidden/>
           </w:rPr>
-          <w:instrText xml:space="preserve"> PAGEREF _Toc195106694 \h </w:instrText>
+          <w:instrText xml:space="preserve"> PAGEREF _Toc204005453 \h </w:instrText>
         </w:r>
         <w:r>
           <w:rPr>
@@ -1050,7 +1052,7 @@
           <w:lang w:val="en-US"/>
         </w:rPr>
       </w:pPr>
-      <w:hyperlink w:anchor="_Toc195106695" w:history="1">
+      <w:hyperlink w:anchor="_Toc204005454" w:history="1">
         <w:r>
           <w:rPr>
             <w:rStyle w:val="af4"/>
@@ -1073,7 +1075,7 @@
             <w:rStyle w:val="af4"/>
             <w:noProof/>
           </w:rPr>
-          <w:t>ПРОГРАММА И МЕТОДИКИ ПРОВЕДЕНИЯ ИСПЫТАНИЙ</w:t>
+          <w:t>ПРОГРАММА ПРОВЕДЕНИЯ ИСПЫТАНИЙ</w:t>
         </w:r>
         <w:r>
           <w:rPr>
@@ -1094,7 +1096,7 @@
             <w:noProof/>
             <w:webHidden/>
           </w:rPr>
-          <w:instrText xml:space="preserve"> PAGEREF _Toc195106695 \h </w:instrText>
+          <w:instrText xml:space="preserve"> PAGEREF _Toc204005454 \h </w:instrText>
         </w:r>
         <w:r>
           <w:rPr>
@@ -1136,7 +1138,7 @@
           <w:lang w:val="en-US"/>
         </w:rPr>
       </w:pPr>
-      <w:hyperlink w:anchor="_Toc195106696" w:history="1">
+      <w:hyperlink w:anchor="_Toc204005455" w:history="1">
         <w:r>
           <w:rPr>
             <w:rStyle w:val="af4"/>
@@ -1163,7 +1165,7 @@
             <w:noProof/>
             <w:webHidden/>
           </w:rPr>
-          <w:instrText xml:space="preserve"> PAGEREF _Toc195106696 \h </w:instrText>
+          <w:instrText xml:space="preserve"> PAGEREF _Toc204005455 \h </w:instrText>
         </w:r>
         <w:r>
           <w:rPr>
@@ -1205,7 +1207,7 @@
           <w:lang w:val="en-US"/>
         </w:rPr>
       </w:pPr>
-      <w:hyperlink w:anchor="_Toc195106697" w:history="1">
+      <w:hyperlink w:anchor="_Toc204005456" w:history="1">
         <w:r>
           <w:rPr>
             <w:rStyle w:val="af4"/>
@@ -1232,7 +1234,7 @@
             <w:noProof/>
             <w:webHidden/>
           </w:rPr>
-          <w:instrText xml:space="preserve"> PAGEREF _Toc195106697 \h </w:instrText>
+          <w:instrText xml:space="preserve"> PAGEREF _Toc204005456 \h </w:instrText>
         </w:r>
         <w:r>
           <w:rPr>
@@ -1274,7 +1276,7 @@
           <w:lang w:val="en-US"/>
         </w:rPr>
       </w:pPr>
-      <w:hyperlink w:anchor="_Toc195106698" w:history="1">
+      <w:hyperlink w:anchor="_Toc204005457" w:history="1">
         <w:r>
           <w:rPr>
             <w:rStyle w:val="af4"/>
@@ -1301,7 +1303,7 @@
             <w:noProof/>
             <w:webHidden/>
           </w:rPr>
-          <w:instrText xml:space="preserve"> PAGEREF _Toc195106698 \h </w:instrText>
+          <w:instrText xml:space="preserve"> PAGEREF _Toc204005457 \h </w:instrText>
         </w:r>
         <w:r>
           <w:rPr>
@@ -1343,7 +1345,7 @@
           <w:lang w:val="en-US"/>
         </w:rPr>
       </w:pPr>
-      <w:hyperlink w:anchor="_Toc195106699" w:history="1">
+      <w:hyperlink w:anchor="_Toc204005458" w:history="1">
         <w:r>
           <w:rPr>
             <w:rStyle w:val="af4"/>
@@ -1370,7 +1372,7 @@
             <w:noProof/>
             <w:webHidden/>
           </w:rPr>
-          <w:instrText xml:space="preserve"> PAGEREF _Toc195106699 \h </w:instrText>
+          <w:instrText xml:space="preserve"> PAGEREF _Toc204005458 \h </w:instrText>
         </w:r>
         <w:r>
           <w:rPr>
@@ -1412,7 +1414,7 @@
           <w:lang w:val="en-US"/>
         </w:rPr>
       </w:pPr>
-      <w:hyperlink w:anchor="_Toc195106700" w:history="1">
+      <w:hyperlink w:anchor="_Toc204005459" w:history="1">
         <w:r>
           <w:rPr>
             <w:rStyle w:val="af4"/>
@@ -1439,7 +1441,7 @@
             <w:noProof/>
             <w:webHidden/>
           </w:rPr>
-          <w:instrText xml:space="preserve"> PAGEREF _Toc195106700 \h </w:instrText>
+          <w:instrText xml:space="preserve"> PAGEREF _Toc204005459 \h </w:instrText>
         </w:r>
         <w:r>
           <w:rPr>
@@ -1460,1338 +1462,6 @@
             <w:webHidden/>
           </w:rPr>
           <w:t>9</w:t>
-        </w:r>
-        <w:r>
-          <w:rPr>
-            <w:noProof/>
-            <w:webHidden/>
-          </w:rPr>
-          <w:fldChar w:fldCharType="end"/>
-        </w:r>
-      </w:hyperlink>
-    </w:p>
-    <w:p>
-      <w:pPr>
-        <w:pStyle w:val="22"/>
-        <w:rPr>
-          <w:rFonts w:asciiTheme="minorHAnsi" w:eastAsiaTheme="minorEastAsia" w:hAnsiTheme="minorHAnsi"/>
-          <w:noProof/>
-          <w:color w:val="auto"/>
-          <w:sz w:val="22"/>
-          <w:lang w:val="en-US"/>
-        </w:rPr>
-      </w:pPr>
-      <w:hyperlink w:anchor="_Toc195106701" w:history="1">
-        <w:r>
-          <w:rPr>
-            <w:rStyle w:val="af4"/>
-            <w:noProof/>
-          </w:rPr>
-          <w:t>2.6 Проверка функции ЛО ГЗ РПН</w:t>
-        </w:r>
-        <w:r>
-          <w:rPr>
-            <w:noProof/>
-            <w:webHidden/>
-          </w:rPr>
-          <w:tab/>
-        </w:r>
-        <w:r>
-          <w:rPr>
-            <w:noProof/>
-            <w:webHidden/>
-          </w:rPr>
-          <w:fldChar w:fldCharType="begin"/>
-        </w:r>
-        <w:r>
-          <w:rPr>
-            <w:noProof/>
-            <w:webHidden/>
-          </w:rPr>
-          <w:instrText xml:space="preserve"> PAGEREF _Toc195106701 \h </w:instrText>
-        </w:r>
-        <w:r>
-          <w:rPr>
-            <w:noProof/>
-            <w:webHidden/>
-          </w:rPr>
-        </w:r>
-        <w:r>
-          <w:rPr>
-            <w:noProof/>
-            <w:webHidden/>
-          </w:rPr>
-          <w:fldChar w:fldCharType="separate"/>
-        </w:r>
-        <w:r>
-          <w:rPr>
-            <w:noProof/>
-            <w:webHidden/>
-          </w:rPr>
-          <w:t>12</w:t>
-        </w:r>
-        <w:r>
-          <w:rPr>
-            <w:noProof/>
-            <w:webHidden/>
-          </w:rPr>
-          <w:fldChar w:fldCharType="end"/>
-        </w:r>
-      </w:hyperlink>
-    </w:p>
-    <w:p>
-      <w:pPr>
-        <w:pStyle w:val="22"/>
-        <w:rPr>
-          <w:rFonts w:asciiTheme="minorHAnsi" w:eastAsiaTheme="minorEastAsia" w:hAnsiTheme="minorHAnsi"/>
-          <w:noProof/>
-          <w:color w:val="auto"/>
-          <w:sz w:val="22"/>
-          <w:lang w:val="en-US"/>
-        </w:rPr>
-      </w:pPr>
-      <w:hyperlink w:anchor="_Toc195106702" w:history="1">
-        <w:r>
-          <w:rPr>
-            <w:rStyle w:val="af4"/>
-            <w:noProof/>
-          </w:rPr>
-          <w:t>2.7 Проверка функции ЛО ГЗоткл</w:t>
-        </w:r>
-        <w:r>
-          <w:rPr>
-            <w:noProof/>
-            <w:webHidden/>
-          </w:rPr>
-          <w:tab/>
-        </w:r>
-        <w:r>
-          <w:rPr>
-            <w:noProof/>
-            <w:webHidden/>
-          </w:rPr>
-          <w:fldChar w:fldCharType="begin"/>
-        </w:r>
-        <w:r>
-          <w:rPr>
-            <w:noProof/>
-            <w:webHidden/>
-          </w:rPr>
-          <w:instrText xml:space="preserve"> PAGEREF _Toc195106702 \h </w:instrText>
-        </w:r>
-        <w:r>
-          <w:rPr>
-            <w:noProof/>
-            <w:webHidden/>
-          </w:rPr>
-        </w:r>
-        <w:r>
-          <w:rPr>
-            <w:noProof/>
-            <w:webHidden/>
-          </w:rPr>
-          <w:fldChar w:fldCharType="separate"/>
-        </w:r>
-        <w:r>
-          <w:rPr>
-            <w:noProof/>
-            <w:webHidden/>
-          </w:rPr>
-          <w:t>21</w:t>
-        </w:r>
-        <w:r>
-          <w:rPr>
-            <w:noProof/>
-            <w:webHidden/>
-          </w:rPr>
-          <w:fldChar w:fldCharType="end"/>
-        </w:r>
-      </w:hyperlink>
-    </w:p>
-    <w:p>
-      <w:pPr>
-        <w:pStyle w:val="22"/>
-        <w:rPr>
-          <w:rFonts w:asciiTheme="minorHAnsi" w:eastAsiaTheme="minorEastAsia" w:hAnsiTheme="minorHAnsi"/>
-          <w:noProof/>
-          <w:color w:val="auto"/>
-          <w:sz w:val="22"/>
-          <w:lang w:val="en-US"/>
-        </w:rPr>
-      </w:pPr>
-      <w:hyperlink w:anchor="_Toc195106703" w:history="1">
-        <w:r>
-          <w:rPr>
-            <w:rStyle w:val="af4"/>
-            <w:noProof/>
-          </w:rPr>
-          <w:t>2.8 Проверка функции ЛО ГЗсигн</w:t>
-        </w:r>
-        <w:r>
-          <w:rPr>
-            <w:noProof/>
-            <w:webHidden/>
-          </w:rPr>
-          <w:tab/>
-        </w:r>
-        <w:r>
-          <w:rPr>
-            <w:noProof/>
-            <w:webHidden/>
-          </w:rPr>
-          <w:fldChar w:fldCharType="begin"/>
-        </w:r>
-        <w:r>
-          <w:rPr>
-            <w:noProof/>
-            <w:webHidden/>
-          </w:rPr>
-          <w:instrText xml:space="preserve"> PAGEREF _Toc195106703 \h </w:instrText>
-        </w:r>
-        <w:r>
-          <w:rPr>
-            <w:noProof/>
-            <w:webHidden/>
-          </w:rPr>
-        </w:r>
-        <w:r>
-          <w:rPr>
-            <w:noProof/>
-            <w:webHidden/>
-          </w:rPr>
-          <w:fldChar w:fldCharType="separate"/>
-        </w:r>
-        <w:r>
-          <w:rPr>
-            <w:noProof/>
-            <w:webHidden/>
-          </w:rPr>
-          <w:t>26</w:t>
-        </w:r>
-        <w:r>
-          <w:rPr>
-            <w:noProof/>
-            <w:webHidden/>
-          </w:rPr>
-          <w:fldChar w:fldCharType="end"/>
-        </w:r>
-      </w:hyperlink>
-    </w:p>
-    <w:p>
-      <w:pPr>
-        <w:pStyle w:val="22"/>
-        <w:rPr>
-          <w:rFonts w:asciiTheme="minorHAnsi" w:eastAsiaTheme="minorEastAsia" w:hAnsiTheme="minorHAnsi"/>
-          <w:noProof/>
-          <w:color w:val="auto"/>
-          <w:sz w:val="22"/>
-          <w:lang w:val="en-US"/>
-        </w:rPr>
-      </w:pPr>
-      <w:hyperlink w:anchor="_Toc195106704" w:history="1">
-        <w:r>
-          <w:rPr>
-            <w:rStyle w:val="af4"/>
-            <w:noProof/>
-          </w:rPr>
-          <w:t>2.9 Проверка функции ЛО ДТм</w:t>
-        </w:r>
-        <w:r>
-          <w:rPr>
-            <w:noProof/>
-            <w:webHidden/>
-          </w:rPr>
-          <w:tab/>
-        </w:r>
-        <w:r>
-          <w:rPr>
-            <w:noProof/>
-            <w:webHidden/>
-          </w:rPr>
-          <w:fldChar w:fldCharType="begin"/>
-        </w:r>
-        <w:r>
-          <w:rPr>
-            <w:noProof/>
-            <w:webHidden/>
-          </w:rPr>
-          <w:instrText xml:space="preserve"> PAGEREF _Toc195106704 \h </w:instrText>
-        </w:r>
-        <w:r>
-          <w:rPr>
-            <w:noProof/>
-            <w:webHidden/>
-          </w:rPr>
-        </w:r>
-        <w:r>
-          <w:rPr>
-            <w:noProof/>
-            <w:webHidden/>
-          </w:rPr>
-          <w:fldChar w:fldCharType="separate"/>
-        </w:r>
-        <w:r>
-          <w:rPr>
-            <w:noProof/>
-            <w:webHidden/>
-          </w:rPr>
-          <w:t>31</w:t>
-        </w:r>
-        <w:r>
-          <w:rPr>
-            <w:noProof/>
-            <w:webHidden/>
-          </w:rPr>
-          <w:fldChar w:fldCharType="end"/>
-        </w:r>
-      </w:hyperlink>
-    </w:p>
-    <w:p>
-      <w:pPr>
-        <w:pStyle w:val="22"/>
-        <w:rPr>
-          <w:rFonts w:asciiTheme="minorHAnsi" w:eastAsiaTheme="minorEastAsia" w:hAnsiTheme="minorHAnsi"/>
-          <w:noProof/>
-          <w:color w:val="auto"/>
-          <w:sz w:val="22"/>
-          <w:lang w:val="en-US"/>
-        </w:rPr>
-      </w:pPr>
-      <w:hyperlink w:anchor="_Toc195106705" w:history="1">
-        <w:r>
-          <w:rPr>
-            <w:rStyle w:val="af4"/>
-            <w:noProof/>
-          </w:rPr>
-          <w:t>2.10 Проверка функции ЛО ДТо</w:t>
-        </w:r>
-        <w:r>
-          <w:rPr>
-            <w:noProof/>
-            <w:webHidden/>
-          </w:rPr>
-          <w:tab/>
-        </w:r>
-        <w:r>
-          <w:rPr>
-            <w:noProof/>
-            <w:webHidden/>
-          </w:rPr>
-          <w:fldChar w:fldCharType="begin"/>
-        </w:r>
-        <w:r>
-          <w:rPr>
-            <w:noProof/>
-            <w:webHidden/>
-          </w:rPr>
-          <w:instrText xml:space="preserve"> PAGEREF _Toc195106705 \h </w:instrText>
-        </w:r>
-        <w:r>
-          <w:rPr>
-            <w:noProof/>
-            <w:webHidden/>
-          </w:rPr>
-        </w:r>
-        <w:r>
-          <w:rPr>
-            <w:noProof/>
-            <w:webHidden/>
-          </w:rPr>
-          <w:fldChar w:fldCharType="separate"/>
-        </w:r>
-        <w:r>
-          <w:rPr>
-            <w:noProof/>
-            <w:webHidden/>
-          </w:rPr>
-          <w:t>39</w:t>
-        </w:r>
-        <w:r>
-          <w:rPr>
-            <w:noProof/>
-            <w:webHidden/>
-          </w:rPr>
-          <w:fldChar w:fldCharType="end"/>
-        </w:r>
-      </w:hyperlink>
-    </w:p>
-    <w:p>
-      <w:pPr>
-        <w:pStyle w:val="22"/>
-        <w:rPr>
-          <w:rFonts w:asciiTheme="minorHAnsi" w:eastAsiaTheme="minorEastAsia" w:hAnsiTheme="minorHAnsi"/>
-          <w:noProof/>
-          <w:color w:val="auto"/>
-          <w:sz w:val="22"/>
-          <w:lang w:val="en-US"/>
-        </w:rPr>
-      </w:pPr>
-      <w:hyperlink w:anchor="_Toc195106706" w:history="1">
-        <w:r>
-          <w:rPr>
-            <w:rStyle w:val="af4"/>
-            <w:noProof/>
-          </w:rPr>
-          <w:t>2.11 Проверка функции ЛО РД</w:t>
-        </w:r>
-        <w:r>
-          <w:rPr>
-            <w:noProof/>
-            <w:webHidden/>
-          </w:rPr>
-          <w:tab/>
-        </w:r>
-        <w:r>
-          <w:rPr>
-            <w:noProof/>
-            <w:webHidden/>
-          </w:rPr>
-          <w:fldChar w:fldCharType="begin"/>
-        </w:r>
-        <w:r>
-          <w:rPr>
-            <w:noProof/>
-            <w:webHidden/>
-          </w:rPr>
-          <w:instrText xml:space="preserve"> PAGEREF _Toc195106706 \h </w:instrText>
-        </w:r>
-        <w:r>
-          <w:rPr>
-            <w:noProof/>
-            <w:webHidden/>
-          </w:rPr>
-        </w:r>
-        <w:r>
-          <w:rPr>
-            <w:noProof/>
-            <w:webHidden/>
-          </w:rPr>
-          <w:fldChar w:fldCharType="separate"/>
-        </w:r>
-        <w:r>
-          <w:rPr>
-            <w:noProof/>
-            <w:webHidden/>
-          </w:rPr>
-          <w:t>45</w:t>
-        </w:r>
-        <w:r>
-          <w:rPr>
-            <w:noProof/>
-            <w:webHidden/>
-          </w:rPr>
-          <w:fldChar w:fldCharType="end"/>
-        </w:r>
-      </w:hyperlink>
-    </w:p>
-    <w:p>
-      <w:pPr>
-        <w:pStyle w:val="22"/>
-        <w:rPr>
-          <w:rFonts w:asciiTheme="minorHAnsi" w:eastAsiaTheme="minorEastAsia" w:hAnsiTheme="minorHAnsi"/>
-          <w:noProof/>
-          <w:color w:val="auto"/>
-          <w:sz w:val="22"/>
-          <w:lang w:val="en-US"/>
-        </w:rPr>
-      </w:pPr>
-      <w:hyperlink w:anchor="_Toc195106707" w:history="1">
-        <w:r>
-          <w:rPr>
-            <w:rStyle w:val="af4"/>
-            <w:noProof/>
-          </w:rPr>
-          <w:t>2.12 Проверка функции ЛО ПК</w:t>
-        </w:r>
-        <w:r>
-          <w:rPr>
-            <w:noProof/>
-            <w:webHidden/>
-          </w:rPr>
-          <w:tab/>
-        </w:r>
-        <w:r>
-          <w:rPr>
-            <w:noProof/>
-            <w:webHidden/>
-          </w:rPr>
-          <w:fldChar w:fldCharType="begin"/>
-        </w:r>
-        <w:r>
-          <w:rPr>
-            <w:noProof/>
-            <w:webHidden/>
-          </w:rPr>
-          <w:instrText xml:space="preserve"> PAGEREF _Toc195106707 \h </w:instrText>
-        </w:r>
-        <w:r>
-          <w:rPr>
-            <w:noProof/>
-            <w:webHidden/>
-          </w:rPr>
-        </w:r>
-        <w:r>
-          <w:rPr>
-            <w:noProof/>
-            <w:webHidden/>
-          </w:rPr>
-          <w:fldChar w:fldCharType="separate"/>
-        </w:r>
-        <w:r>
-          <w:rPr>
-            <w:noProof/>
-            <w:webHidden/>
-          </w:rPr>
-          <w:t>51</w:t>
-        </w:r>
-        <w:r>
-          <w:rPr>
-            <w:noProof/>
-            <w:webHidden/>
-          </w:rPr>
-          <w:fldChar w:fldCharType="end"/>
-        </w:r>
-      </w:hyperlink>
-    </w:p>
-    <w:p>
-      <w:pPr>
-        <w:pStyle w:val="22"/>
-        <w:rPr>
-          <w:rFonts w:asciiTheme="minorHAnsi" w:eastAsiaTheme="minorEastAsia" w:hAnsiTheme="minorHAnsi"/>
-          <w:noProof/>
-          <w:color w:val="auto"/>
-          <w:sz w:val="22"/>
-          <w:lang w:val="en-US"/>
-        </w:rPr>
-      </w:pPr>
-      <w:hyperlink w:anchor="_Toc195106708" w:history="1">
-        <w:r>
-          <w:rPr>
-            <w:rStyle w:val="af4"/>
-            <w:noProof/>
-          </w:rPr>
-          <w:t>2.13 Проверка функции ЛО ОК</w:t>
-        </w:r>
-        <w:r>
-          <w:rPr>
-            <w:noProof/>
-            <w:webHidden/>
-          </w:rPr>
-          <w:tab/>
-        </w:r>
-        <w:r>
-          <w:rPr>
-            <w:noProof/>
-            <w:webHidden/>
-          </w:rPr>
-          <w:fldChar w:fldCharType="begin"/>
-        </w:r>
-        <w:r>
-          <w:rPr>
-            <w:noProof/>
-            <w:webHidden/>
-          </w:rPr>
-          <w:instrText xml:space="preserve"> PAGEREF _Toc195106708 \h </w:instrText>
-        </w:r>
-        <w:r>
-          <w:rPr>
-            <w:noProof/>
-            <w:webHidden/>
-          </w:rPr>
-        </w:r>
-        <w:r>
-          <w:rPr>
-            <w:noProof/>
-            <w:webHidden/>
-          </w:rPr>
-          <w:fldChar w:fldCharType="separate"/>
-        </w:r>
-        <w:r>
-          <w:rPr>
-            <w:noProof/>
-            <w:webHidden/>
-          </w:rPr>
-          <w:t>56</w:t>
-        </w:r>
-        <w:r>
-          <w:rPr>
-            <w:noProof/>
-            <w:webHidden/>
-          </w:rPr>
-          <w:fldChar w:fldCharType="end"/>
-        </w:r>
-      </w:hyperlink>
-    </w:p>
-    <w:p>
-      <w:pPr>
-        <w:pStyle w:val="22"/>
-        <w:rPr>
-          <w:rFonts w:asciiTheme="minorHAnsi" w:eastAsiaTheme="minorEastAsia" w:hAnsiTheme="minorHAnsi"/>
-          <w:noProof/>
-          <w:color w:val="auto"/>
-          <w:sz w:val="22"/>
-          <w:lang w:val="en-US"/>
-        </w:rPr>
-      </w:pPr>
-      <w:hyperlink w:anchor="_Toc195106709" w:history="1">
-        <w:r>
-          <w:rPr>
-            <w:rStyle w:val="af4"/>
-            <w:noProof/>
-          </w:rPr>
-          <w:t>2.14 Проверка функции ЛО ДУм расширителя</w:t>
-        </w:r>
-        <w:r>
-          <w:rPr>
-            <w:noProof/>
-            <w:webHidden/>
-          </w:rPr>
-          <w:tab/>
-        </w:r>
-        <w:r>
-          <w:rPr>
-            <w:noProof/>
-            <w:webHidden/>
-          </w:rPr>
-          <w:fldChar w:fldCharType="begin"/>
-        </w:r>
-        <w:r>
-          <w:rPr>
-            <w:noProof/>
-            <w:webHidden/>
-          </w:rPr>
-          <w:instrText xml:space="preserve"> PAGEREF _Toc195106709 \h </w:instrText>
-        </w:r>
-        <w:r>
-          <w:rPr>
-            <w:noProof/>
-            <w:webHidden/>
-          </w:rPr>
-        </w:r>
-        <w:r>
-          <w:rPr>
-            <w:noProof/>
-            <w:webHidden/>
-          </w:rPr>
-          <w:fldChar w:fldCharType="separate"/>
-        </w:r>
-        <w:r>
-          <w:rPr>
-            <w:noProof/>
-            <w:webHidden/>
-          </w:rPr>
-          <w:t>61</w:t>
-        </w:r>
-        <w:r>
-          <w:rPr>
-            <w:noProof/>
-            <w:webHidden/>
-          </w:rPr>
-          <w:fldChar w:fldCharType="end"/>
-        </w:r>
-      </w:hyperlink>
-    </w:p>
-    <w:p>
-      <w:pPr>
-        <w:pStyle w:val="12"/>
-        <w:tabs>
-          <w:tab w:val="left" w:pos="567"/>
-          <w:tab w:val="right" w:leader="dot" w:pos="9605"/>
-        </w:tabs>
-        <w:rPr>
-          <w:rFonts w:asciiTheme="minorHAnsi" w:eastAsiaTheme="minorEastAsia" w:hAnsiTheme="minorHAnsi"/>
-          <w:noProof/>
-          <w:color w:val="auto"/>
-          <w:sz w:val="22"/>
-          <w:lang w:val="en-US"/>
-        </w:rPr>
-      </w:pPr>
-      <w:hyperlink w:anchor="_Toc195106710" w:history="1">
-        <w:r>
-          <w:rPr>
-            <w:rStyle w:val="af4"/>
-            <w:noProof/>
-          </w:rPr>
-          <w:t>3.</w:t>
-        </w:r>
-        <w:r>
-          <w:rPr>
-            <w:rFonts w:asciiTheme="minorHAnsi" w:eastAsiaTheme="minorEastAsia" w:hAnsiTheme="minorHAnsi"/>
-            <w:noProof/>
-            <w:color w:val="auto"/>
-            <w:sz w:val="22"/>
-            <w:lang w:val="en-US"/>
-          </w:rPr>
-          <w:tab/>
-        </w:r>
-        <w:r>
-          <w:rPr>
-            <w:rStyle w:val="af4"/>
-            <w:noProof/>
-          </w:rPr>
-          <w:t>РЕЗУЛЬТАТ ИСПЫТАНИЙ</w:t>
-        </w:r>
-        <w:r>
-          <w:rPr>
-            <w:noProof/>
-            <w:webHidden/>
-          </w:rPr>
-          <w:tab/>
-        </w:r>
-        <w:r>
-          <w:rPr>
-            <w:noProof/>
-            <w:webHidden/>
-          </w:rPr>
-          <w:fldChar w:fldCharType="begin"/>
-        </w:r>
-        <w:r>
-          <w:rPr>
-            <w:noProof/>
-            <w:webHidden/>
-          </w:rPr>
-          <w:instrText xml:space="preserve"> PAGEREF _Toc195106710 \h </w:instrText>
-        </w:r>
-        <w:r>
-          <w:rPr>
-            <w:noProof/>
-            <w:webHidden/>
-          </w:rPr>
-        </w:r>
-        <w:r>
-          <w:rPr>
-            <w:noProof/>
-            <w:webHidden/>
-          </w:rPr>
-          <w:fldChar w:fldCharType="separate"/>
-        </w:r>
-        <w:r>
-          <w:rPr>
-            <w:noProof/>
-            <w:webHidden/>
-          </w:rPr>
-          <w:t>66</w:t>
-        </w:r>
-        <w:r>
-          <w:rPr>
-            <w:noProof/>
-            <w:webHidden/>
-          </w:rPr>
-          <w:fldChar w:fldCharType="end"/>
-        </w:r>
-      </w:hyperlink>
-    </w:p>
-    <w:p>
-      <w:pPr>
-        <w:pStyle w:val="22"/>
-        <w:rPr>
-          <w:rFonts w:asciiTheme="minorHAnsi" w:eastAsiaTheme="minorEastAsia" w:hAnsiTheme="minorHAnsi"/>
-          <w:noProof/>
-          <w:color w:val="auto"/>
-          <w:sz w:val="22"/>
-          <w:lang w:val="en-US"/>
-        </w:rPr>
-      </w:pPr>
-      <w:hyperlink w:anchor="_Toc195106711" w:history="1">
-        <w:r>
-          <w:rPr>
-            <w:rStyle w:val="af4"/>
-            <w:noProof/>
-          </w:rPr>
-          <w:t>3.1 Результат проверки функции ЛО ГЗ РПН</w:t>
-        </w:r>
-        <w:r>
-          <w:rPr>
-            <w:noProof/>
-            <w:webHidden/>
-          </w:rPr>
-          <w:tab/>
-        </w:r>
-        <w:r>
-          <w:rPr>
-            <w:noProof/>
-            <w:webHidden/>
-          </w:rPr>
-          <w:fldChar w:fldCharType="begin"/>
-        </w:r>
-        <w:r>
-          <w:rPr>
-            <w:noProof/>
-            <w:webHidden/>
-          </w:rPr>
-          <w:instrText xml:space="preserve"> PAGEREF _Toc195106711 \h </w:instrText>
-        </w:r>
-        <w:r>
-          <w:rPr>
-            <w:noProof/>
-            <w:webHidden/>
-          </w:rPr>
-        </w:r>
-        <w:r>
-          <w:rPr>
-            <w:noProof/>
-            <w:webHidden/>
-          </w:rPr>
-          <w:fldChar w:fldCharType="separate"/>
-        </w:r>
-        <w:r>
-          <w:rPr>
-            <w:noProof/>
-            <w:webHidden/>
-          </w:rPr>
-          <w:t>66</w:t>
-        </w:r>
-        <w:r>
-          <w:rPr>
-            <w:noProof/>
-            <w:webHidden/>
-          </w:rPr>
-          <w:fldChar w:fldCharType="end"/>
-        </w:r>
-      </w:hyperlink>
-    </w:p>
-    <w:p>
-      <w:pPr>
-        <w:pStyle w:val="22"/>
-        <w:rPr>
-          <w:rFonts w:asciiTheme="minorHAnsi" w:eastAsiaTheme="minorEastAsia" w:hAnsiTheme="minorHAnsi"/>
-          <w:noProof/>
-          <w:color w:val="auto"/>
-          <w:sz w:val="22"/>
-          <w:lang w:val="en-US"/>
-        </w:rPr>
-      </w:pPr>
-      <w:hyperlink w:anchor="_Toc195106712" w:history="1">
-        <w:r>
-          <w:rPr>
-            <w:rStyle w:val="af4"/>
-            <w:noProof/>
-          </w:rPr>
-          <w:t>3.2 Результат проверки функции ЛО ГЗоткл</w:t>
-        </w:r>
-        <w:r>
-          <w:rPr>
-            <w:noProof/>
-            <w:webHidden/>
-          </w:rPr>
-          <w:tab/>
-        </w:r>
-        <w:r>
-          <w:rPr>
-            <w:noProof/>
-            <w:webHidden/>
-          </w:rPr>
-          <w:fldChar w:fldCharType="begin"/>
-        </w:r>
-        <w:r>
-          <w:rPr>
-            <w:noProof/>
-            <w:webHidden/>
-          </w:rPr>
-          <w:instrText xml:space="preserve"> PAGEREF _Toc195106712 \h </w:instrText>
-        </w:r>
-        <w:r>
-          <w:rPr>
-            <w:noProof/>
-            <w:webHidden/>
-          </w:rPr>
-        </w:r>
-        <w:r>
-          <w:rPr>
-            <w:noProof/>
-            <w:webHidden/>
-          </w:rPr>
-          <w:fldChar w:fldCharType="separate"/>
-        </w:r>
-        <w:r>
-          <w:rPr>
-            <w:noProof/>
-            <w:webHidden/>
-          </w:rPr>
-          <w:t>66</w:t>
-        </w:r>
-        <w:r>
-          <w:rPr>
-            <w:noProof/>
-            <w:webHidden/>
-          </w:rPr>
-          <w:fldChar w:fldCharType="end"/>
-        </w:r>
-      </w:hyperlink>
-    </w:p>
-    <w:p>
-      <w:pPr>
-        <w:pStyle w:val="22"/>
-        <w:rPr>
-          <w:rFonts w:asciiTheme="minorHAnsi" w:eastAsiaTheme="minorEastAsia" w:hAnsiTheme="minorHAnsi"/>
-          <w:noProof/>
-          <w:color w:val="auto"/>
-          <w:sz w:val="22"/>
-          <w:lang w:val="en-US"/>
-        </w:rPr>
-      </w:pPr>
-      <w:hyperlink w:anchor="_Toc195106713" w:history="1">
-        <w:r>
-          <w:rPr>
-            <w:rStyle w:val="af4"/>
-            <w:noProof/>
-          </w:rPr>
-          <w:t>3.3 Результат проверки функции ЛО ГЗсигн</w:t>
-        </w:r>
-        <w:r>
-          <w:rPr>
-            <w:noProof/>
-            <w:webHidden/>
-          </w:rPr>
-          <w:tab/>
-        </w:r>
-        <w:r>
-          <w:rPr>
-            <w:noProof/>
-            <w:webHidden/>
-          </w:rPr>
-          <w:fldChar w:fldCharType="begin"/>
-        </w:r>
-        <w:r>
-          <w:rPr>
-            <w:noProof/>
-            <w:webHidden/>
-          </w:rPr>
-          <w:instrText xml:space="preserve"> PAGEREF _Toc195106713 \h </w:instrText>
-        </w:r>
-        <w:r>
-          <w:rPr>
-            <w:noProof/>
-            <w:webHidden/>
-          </w:rPr>
-        </w:r>
-        <w:r>
-          <w:rPr>
-            <w:noProof/>
-            <w:webHidden/>
-          </w:rPr>
-          <w:fldChar w:fldCharType="separate"/>
-        </w:r>
-        <w:r>
-          <w:rPr>
-            <w:noProof/>
-            <w:webHidden/>
-          </w:rPr>
-          <w:t>67</w:t>
-        </w:r>
-        <w:r>
-          <w:rPr>
-            <w:noProof/>
-            <w:webHidden/>
-          </w:rPr>
-          <w:fldChar w:fldCharType="end"/>
-        </w:r>
-      </w:hyperlink>
-    </w:p>
-    <w:p>
-      <w:pPr>
-        <w:pStyle w:val="22"/>
-        <w:rPr>
-          <w:rFonts w:asciiTheme="minorHAnsi" w:eastAsiaTheme="minorEastAsia" w:hAnsiTheme="minorHAnsi"/>
-          <w:noProof/>
-          <w:color w:val="auto"/>
-          <w:sz w:val="22"/>
-          <w:lang w:val="en-US"/>
-        </w:rPr>
-      </w:pPr>
-      <w:hyperlink w:anchor="_Toc195106714" w:history="1">
-        <w:r>
-          <w:rPr>
-            <w:rStyle w:val="af4"/>
-            <w:noProof/>
-          </w:rPr>
-          <w:t>3.4 Результат проверки функции ЛО ДТм</w:t>
-        </w:r>
-        <w:r>
-          <w:rPr>
-            <w:noProof/>
-            <w:webHidden/>
-          </w:rPr>
-          <w:tab/>
-        </w:r>
-        <w:r>
-          <w:rPr>
-            <w:noProof/>
-            <w:webHidden/>
-          </w:rPr>
-          <w:fldChar w:fldCharType="begin"/>
-        </w:r>
-        <w:r>
-          <w:rPr>
-            <w:noProof/>
-            <w:webHidden/>
-          </w:rPr>
-          <w:instrText xml:space="preserve"> PAGEREF _Toc195106714 \h </w:instrText>
-        </w:r>
-        <w:r>
-          <w:rPr>
-            <w:noProof/>
-            <w:webHidden/>
-          </w:rPr>
-        </w:r>
-        <w:r>
-          <w:rPr>
-            <w:noProof/>
-            <w:webHidden/>
-          </w:rPr>
-          <w:fldChar w:fldCharType="separate"/>
-        </w:r>
-        <w:r>
-          <w:rPr>
-            <w:noProof/>
-            <w:webHidden/>
-          </w:rPr>
-          <w:t>68</w:t>
-        </w:r>
-        <w:r>
-          <w:rPr>
-            <w:noProof/>
-            <w:webHidden/>
-          </w:rPr>
-          <w:fldChar w:fldCharType="end"/>
-        </w:r>
-      </w:hyperlink>
-    </w:p>
-    <w:p>
-      <w:pPr>
-        <w:pStyle w:val="22"/>
-        <w:rPr>
-          <w:rFonts w:asciiTheme="minorHAnsi" w:eastAsiaTheme="minorEastAsia" w:hAnsiTheme="minorHAnsi"/>
-          <w:noProof/>
-          <w:color w:val="auto"/>
-          <w:sz w:val="22"/>
-          <w:lang w:val="en-US"/>
-        </w:rPr>
-      </w:pPr>
-      <w:hyperlink w:anchor="_Toc195106715" w:history="1">
-        <w:r>
-          <w:rPr>
-            <w:rStyle w:val="af4"/>
-            <w:noProof/>
-          </w:rPr>
-          <w:t>3.5 Результат проверки функции ЛО ДТo</w:t>
-        </w:r>
-        <w:r>
-          <w:rPr>
-            <w:noProof/>
-            <w:webHidden/>
-          </w:rPr>
-          <w:tab/>
-        </w:r>
-        <w:r>
-          <w:rPr>
-            <w:noProof/>
-            <w:webHidden/>
-          </w:rPr>
-          <w:fldChar w:fldCharType="begin"/>
-        </w:r>
-        <w:r>
-          <w:rPr>
-            <w:noProof/>
-            <w:webHidden/>
-          </w:rPr>
-          <w:instrText xml:space="preserve"> PAGEREF _Toc195106715 \h </w:instrText>
-        </w:r>
-        <w:r>
-          <w:rPr>
-            <w:noProof/>
-            <w:webHidden/>
-          </w:rPr>
-        </w:r>
-        <w:r>
-          <w:rPr>
-            <w:noProof/>
-            <w:webHidden/>
-          </w:rPr>
-          <w:fldChar w:fldCharType="separate"/>
-        </w:r>
-        <w:r>
-          <w:rPr>
-            <w:noProof/>
-            <w:webHidden/>
-          </w:rPr>
-          <w:t>70</w:t>
-        </w:r>
-        <w:r>
-          <w:rPr>
-            <w:noProof/>
-            <w:webHidden/>
-          </w:rPr>
-          <w:fldChar w:fldCharType="end"/>
-        </w:r>
-      </w:hyperlink>
-    </w:p>
-    <w:p>
-      <w:pPr>
-        <w:pStyle w:val="22"/>
-        <w:rPr>
-          <w:rFonts w:asciiTheme="minorHAnsi" w:eastAsiaTheme="minorEastAsia" w:hAnsiTheme="minorHAnsi"/>
-          <w:noProof/>
-          <w:color w:val="auto"/>
-          <w:sz w:val="22"/>
-          <w:lang w:val="en-US"/>
-        </w:rPr>
-      </w:pPr>
-      <w:hyperlink w:anchor="_Toc195106716" w:history="1">
-        <w:r>
-          <w:rPr>
-            <w:rStyle w:val="af4"/>
-            <w:noProof/>
-          </w:rPr>
-          <w:t>3.6 Результат проверки функции ЛО РД</w:t>
-        </w:r>
-        <w:r>
-          <w:rPr>
-            <w:noProof/>
-            <w:webHidden/>
-          </w:rPr>
-          <w:tab/>
-        </w:r>
-        <w:r>
-          <w:rPr>
-            <w:noProof/>
-            <w:webHidden/>
-          </w:rPr>
-          <w:fldChar w:fldCharType="begin"/>
-        </w:r>
-        <w:r>
-          <w:rPr>
-            <w:noProof/>
-            <w:webHidden/>
-          </w:rPr>
-          <w:instrText xml:space="preserve"> PAGEREF _Toc195106716 \h </w:instrText>
-        </w:r>
-        <w:r>
-          <w:rPr>
-            <w:noProof/>
-            <w:webHidden/>
-          </w:rPr>
-        </w:r>
-        <w:r>
-          <w:rPr>
-            <w:noProof/>
-            <w:webHidden/>
-          </w:rPr>
-          <w:fldChar w:fldCharType="separate"/>
-        </w:r>
-        <w:r>
-          <w:rPr>
-            <w:noProof/>
-            <w:webHidden/>
-          </w:rPr>
-          <w:t>71</w:t>
-        </w:r>
-        <w:r>
-          <w:rPr>
-            <w:noProof/>
-            <w:webHidden/>
-          </w:rPr>
-          <w:fldChar w:fldCharType="end"/>
-        </w:r>
-      </w:hyperlink>
-    </w:p>
-    <w:p>
-      <w:pPr>
-        <w:pStyle w:val="22"/>
-        <w:rPr>
-          <w:rFonts w:asciiTheme="minorHAnsi" w:eastAsiaTheme="minorEastAsia" w:hAnsiTheme="minorHAnsi"/>
-          <w:noProof/>
-          <w:color w:val="auto"/>
-          <w:sz w:val="22"/>
-          <w:lang w:val="en-US"/>
-        </w:rPr>
-      </w:pPr>
-      <w:hyperlink w:anchor="_Toc195106717" w:history="1">
-        <w:r>
-          <w:rPr>
-            <w:rStyle w:val="af4"/>
-            <w:noProof/>
-          </w:rPr>
-          <w:t>3.7 Результат проверки функции ЛО ПК</w:t>
-        </w:r>
-        <w:r>
-          <w:rPr>
-            <w:noProof/>
-            <w:webHidden/>
-          </w:rPr>
-          <w:tab/>
-        </w:r>
-        <w:r>
-          <w:rPr>
-            <w:noProof/>
-            <w:webHidden/>
-          </w:rPr>
-          <w:fldChar w:fldCharType="begin"/>
-        </w:r>
-        <w:r>
-          <w:rPr>
-            <w:noProof/>
-            <w:webHidden/>
-          </w:rPr>
-          <w:instrText xml:space="preserve"> PAGEREF _Toc195106717 \h </w:instrText>
-        </w:r>
-        <w:r>
-          <w:rPr>
-            <w:noProof/>
-            <w:webHidden/>
-          </w:rPr>
-        </w:r>
-        <w:r>
-          <w:rPr>
-            <w:noProof/>
-            <w:webHidden/>
-          </w:rPr>
-          <w:fldChar w:fldCharType="separate"/>
-        </w:r>
-        <w:r>
-          <w:rPr>
-            <w:noProof/>
-            <w:webHidden/>
-          </w:rPr>
-          <w:t>72</w:t>
-        </w:r>
-        <w:r>
-          <w:rPr>
-            <w:noProof/>
-            <w:webHidden/>
-          </w:rPr>
-          <w:fldChar w:fldCharType="end"/>
-        </w:r>
-      </w:hyperlink>
-    </w:p>
-    <w:p>
-      <w:pPr>
-        <w:pStyle w:val="22"/>
-        <w:rPr>
-          <w:rFonts w:asciiTheme="minorHAnsi" w:eastAsiaTheme="minorEastAsia" w:hAnsiTheme="minorHAnsi"/>
-          <w:noProof/>
-          <w:color w:val="auto"/>
-          <w:sz w:val="22"/>
-          <w:lang w:val="en-US"/>
-        </w:rPr>
-      </w:pPr>
-      <w:hyperlink w:anchor="_Toc195106718" w:history="1">
-        <w:r>
-          <w:rPr>
-            <w:rStyle w:val="af4"/>
-            <w:noProof/>
-          </w:rPr>
-          <w:t>3.8 Результат проверки функции ЛО ОК</w:t>
-        </w:r>
-        <w:r>
-          <w:rPr>
-            <w:noProof/>
-            <w:webHidden/>
-          </w:rPr>
-          <w:tab/>
-        </w:r>
-        <w:r>
-          <w:rPr>
-            <w:noProof/>
-            <w:webHidden/>
-          </w:rPr>
-          <w:fldChar w:fldCharType="begin"/>
-        </w:r>
-        <w:r>
-          <w:rPr>
-            <w:noProof/>
-            <w:webHidden/>
-          </w:rPr>
-          <w:instrText xml:space="preserve"> PAGEREF _Toc195106718 \h </w:instrText>
-        </w:r>
-        <w:r>
-          <w:rPr>
-            <w:noProof/>
-            <w:webHidden/>
-          </w:rPr>
-        </w:r>
-        <w:r>
-          <w:rPr>
-            <w:noProof/>
-            <w:webHidden/>
-          </w:rPr>
-          <w:fldChar w:fldCharType="separate"/>
-        </w:r>
-        <w:r>
-          <w:rPr>
-            <w:noProof/>
-            <w:webHidden/>
-          </w:rPr>
-          <w:t>72</w:t>
-        </w:r>
-        <w:r>
-          <w:rPr>
-            <w:noProof/>
-            <w:webHidden/>
-          </w:rPr>
-          <w:fldChar w:fldCharType="end"/>
-        </w:r>
-      </w:hyperlink>
-    </w:p>
-    <w:p>
-      <w:pPr>
-        <w:pStyle w:val="22"/>
-        <w:rPr>
-          <w:rFonts w:asciiTheme="minorHAnsi" w:eastAsiaTheme="minorEastAsia" w:hAnsiTheme="minorHAnsi"/>
-          <w:noProof/>
-          <w:color w:val="auto"/>
-          <w:sz w:val="22"/>
-          <w:lang w:val="en-US"/>
-        </w:rPr>
-      </w:pPr>
-      <w:hyperlink w:anchor="_Toc195106719" w:history="1">
-        <w:r>
-          <w:rPr>
-            <w:rStyle w:val="af4"/>
-            <w:noProof/>
-          </w:rPr>
-          <w:t>3.9 Результат проверки функции ЛО ДУм расширителя</w:t>
-        </w:r>
-        <w:r>
-          <w:rPr>
-            <w:noProof/>
-            <w:webHidden/>
-          </w:rPr>
-          <w:tab/>
-        </w:r>
-        <w:r>
-          <w:rPr>
-            <w:noProof/>
-            <w:webHidden/>
-          </w:rPr>
-          <w:fldChar w:fldCharType="begin"/>
-        </w:r>
-        <w:r>
-          <w:rPr>
-            <w:noProof/>
-            <w:webHidden/>
-          </w:rPr>
-          <w:instrText xml:space="preserve"> PAGEREF _Toc195106719 \h </w:instrText>
-        </w:r>
-        <w:r>
-          <w:rPr>
-            <w:noProof/>
-            <w:webHidden/>
-          </w:rPr>
-        </w:r>
-        <w:r>
-          <w:rPr>
-            <w:noProof/>
-            <w:webHidden/>
-          </w:rPr>
-          <w:fldChar w:fldCharType="separate"/>
-        </w:r>
-        <w:r>
-          <w:rPr>
-            <w:noProof/>
-            <w:webHidden/>
-          </w:rPr>
-          <w:t>73</w:t>
         </w:r>
         <w:r>
           <w:rPr>
@@ -2852,21 +1522,21 @@
         <w:lastRenderedPageBreak/>
         <w:tab/>
       </w:r>
-      <w:bookmarkStart w:id="0" w:name="_Toc195106687"/>
+      <w:bookmarkStart w:id="1" w:name="_Toc204005446"/>
       <w:r>
         <w:t>ОБЩИЕ СВЕДЕНИЯ</w:t>
       </w:r>
-      <w:bookmarkEnd w:id="0"/>
+      <w:bookmarkEnd w:id="1"/>
     </w:p>
     <w:p>
       <w:pPr>
         <w:pStyle w:val="2"/>
       </w:pPr>
-      <w:bookmarkStart w:id="1" w:name="_Toc195106688"/>
+      <w:bookmarkStart w:id="2" w:name="_Toc204005447"/>
       <w:r>
         <w:t>Цель проведения испытаний</w:t>
       </w:r>
-      <w:bookmarkEnd w:id="1"/>
+      <w:bookmarkEnd w:id="2"/>
     </w:p>
     <w:p>
       <w:pPr>
@@ -2886,14 +1556,14 @@
       <w:pPr>
         <w:pStyle w:val="2"/>
       </w:pPr>
-      <w:bookmarkStart w:id="2" w:name="_Toc195106689"/>
+      <w:bookmarkStart w:id="3" w:name="_Toc204005448"/>
       <w:r>
         <w:t>Место</w:t>
       </w:r>
       <w:r>
         <w:t xml:space="preserve"> проведения испытаний</w:t>
       </w:r>
-      <w:bookmarkEnd w:id="2"/>
+      <w:bookmarkEnd w:id="3"/>
     </w:p>
     <w:tbl>
       <w:tblPr>
@@ -3033,11 +1703,11 @@
       <w:pPr>
         <w:pStyle w:val="2"/>
       </w:pPr>
-      <w:bookmarkStart w:id="3" w:name="_Toc195106690"/>
+      <w:bookmarkStart w:id="4" w:name="_Toc204005449"/>
       <w:r>
         <w:t>Информация об объекте испытаний</w:t>
       </w:r>
-      <w:bookmarkEnd w:id="3"/>
+      <w:bookmarkEnd w:id="4"/>
     </w:p>
     <w:p>
       <w:pPr>
@@ -3383,11 +2053,11 @@
       <w:pPr>
         <w:pStyle w:val="2"/>
       </w:pPr>
-      <w:bookmarkStart w:id="4" w:name="_Toc195106691"/>
+      <w:bookmarkStart w:id="5" w:name="_Toc204005450"/>
       <w:r>
         <w:t>Период проведения испытаний</w:t>
       </w:r>
-      <w:bookmarkEnd w:id="4"/>
+      <w:bookmarkEnd w:id="5"/>
     </w:p>
     <w:p>
       <w:pPr>
@@ -3410,11 +2080,11 @@
       <w:pPr>
         <w:pStyle w:val="2"/>
       </w:pPr>
-      <w:bookmarkStart w:id="5" w:name="_Toc195106692"/>
+      <w:bookmarkStart w:id="6" w:name="_Toc204005451"/>
       <w:r>
         <w:t>Условия проведения испытаний и измерений</w:t>
       </w:r>
-      <w:bookmarkEnd w:id="5"/>
+      <w:bookmarkEnd w:id="6"/>
     </w:p>
     <w:p>
       <w:pPr>
@@ -3428,11 +2098,11 @@
       <w:pPr>
         <w:pStyle w:val="2"/>
       </w:pPr>
-      <w:bookmarkStart w:id="6" w:name="_Toc195106693"/>
+      <w:bookmarkStart w:id="7" w:name="_Toc204005452"/>
       <w:r>
         <w:t>Нормативная документация</w:t>
       </w:r>
-      <w:bookmarkEnd w:id="6"/>
+      <w:bookmarkEnd w:id="7"/>
     </w:p>
     <w:p>
       <w:pPr>
@@ -3449,12 +2119,12 @@
       <w:pPr>
         <w:pStyle w:val="2"/>
       </w:pPr>
-      <w:bookmarkStart w:id="7" w:name="_Toc195106694"/>
+      <w:bookmarkStart w:id="8" w:name="_Toc204005453"/>
       <w:r>
         <w:lastRenderedPageBreak/>
         <w:t>Перечень используемых средств измерений (СИ), испытательного оборудования (ИО) и вспомогательного оборудования (ВО)</w:t>
       </w:r>
-      <w:bookmarkEnd w:id="7"/>
+      <w:bookmarkEnd w:id="8"/>
     </w:p>
     <w:p>
       <w:pPr>
@@ -4960,18 +3630,18 @@
       <w:pPr>
         <w:pStyle w:val="1"/>
       </w:pPr>
-      <w:bookmarkStart w:id="8" w:name="_Toc195106695"/>
+      <w:bookmarkStart w:id="9" w:name="_Toc204005454"/>
       <w:r>
         <w:lastRenderedPageBreak/>
-        <w:t>ПРОГРАММА И МЕТОДИКИ ПРОВЕДЕНИЯ ИСПЫТАНИЙ</w:t>
+        <w:t>ПРОГРАММА ПРОВЕДЕНИЯ ИСПЫТАНИЙ</w:t>
       </w:r>
-      <w:bookmarkEnd w:id="8"/>
+      <w:bookmarkEnd w:id="9"/>
     </w:p>
     <w:p>
       <w:pPr>
         <w:pStyle w:val="2"/>
       </w:pPr>
-      <w:bookmarkStart w:id="9" w:name="_Toc195106696"/>
+      <w:bookmarkStart w:id="10" w:name="_Toc204005455"/>
       <w:r>
         <w:t>Цел</w:t>
       </w:r>
@@ -4981,7 +3651,7 @@
       <w:r>
         <w:t xml:space="preserve"> испытаний</w:t>
       </w:r>
-      <w:bookmarkEnd w:id="9"/>
+      <w:bookmarkEnd w:id="10"/>
     </w:p>
     <w:p>
       <w:pPr>
@@ -5040,12 +3710,10 @@
       <w:pPr>
         <w:pStyle w:val="2"/>
       </w:pPr>
-      <w:bookmarkStart w:id="10" w:name="_Toc195106697"/>
+      <w:bookmarkStart w:id="11" w:name="_Toc204005456"/>
       <w:r>
         <w:t>Подключение аналоговых цепей к устройству</w:t>
       </w:r>
-      <w:bookmarkStart w:id="11" w:name="_GoBack"/>
-      <w:bookmarkEnd w:id="10"/>
       <w:bookmarkEnd w:id="11"/>
     </w:p>
     <w:p>
@@ -5063,7 +3731,7 @@
       <w:pPr>
         <w:pStyle w:val="2"/>
       </w:pPr>
-      <w:bookmarkStart w:id="12" w:name="_Toc195106698"/>
+      <w:bookmarkStart w:id="12" w:name="_Toc204005457"/>
       <w:r>
         <w:t>Подключение дискретных входных и выходных цепей устройства</w:t>
       </w:r>
@@ -5083,10 +3751,7 @@
         <w:fldChar w:fldCharType="begin"/>
       </w:r>
       <w:r>
-        <w:instrText xml:space="preserve"> REF _Ref203736672 \r \h </w:instrText>
-      </w:r>
-      <w:r>
-        <w:instrText xml:space="preserve"> \* MERGEFORMAT </w:instrText>
+        <w:instrText xml:space="preserve"> REF _Ref203736672 \r \h  \* MERGEFORMAT </w:instrText>
       </w:r>
       <w:r>
         <w:fldChar w:fldCharType="separate"/>
@@ -5144,7 +3809,7 @@
           <v:shape id="_x0000_i1025" type="#_x0000_t75" style="width:411.95pt;height:283pt" o:ole="">
             <v:imagedata r:id="rId10" o:title=""/>
           </v:shape>
-          <o:OLEObject Type="Embed" ProgID="Acrobat.Document.DC" ShapeID="_x0000_i1025" DrawAspect="Content" ObjectID="_1814349426" r:id="rId11"/>
+          <o:OLEObject Type="Embed" ProgID="Acrobat.Document.DC" ShapeID="_x0000_i1025" DrawAspect="Content" ObjectID="_1814618190" r:id="rId11"/>
         </w:object>
       </w:r>
     </w:p>
@@ -5162,7 +3827,7 @@
       <w:pPr>
         <w:pStyle w:val="2"/>
       </w:pPr>
-      <w:bookmarkStart w:id="14" w:name="_Toc195106699"/>
+      <w:bookmarkStart w:id="14" w:name="_Toc204005458"/>
       <w:r>
         <w:t>Назначение дискретных входов устройства ЮНИТ-М-300</w:t>
       </w:r>
@@ -13235,7 +11900,7 @@
       <w:pPr>
         <w:pStyle w:val="2"/>
       </w:pPr>
-      <w:bookmarkStart w:id="18" w:name="_Toc195106700"/>
+      <w:bookmarkStart w:id="18" w:name="_Toc204005459"/>
       <w:r>
         <w:t>Назначение выходных реле устройства ЮНИТ-М-300</w:t>
       </w:r>
@@ -25379,27 +24044,14 @@
           <w:r>
             <w:t>/</w:t>
           </w:r>
-          <w:r>
-            <w:fldChar w:fldCharType="begin"/>
-          </w:r>
-          <w:r>
-            <w:instrText xml:space="preserve"> NUMPAGES   \* MERGEFORMAT </w:instrText>
-          </w:r>
-          <w:r>
-            <w:fldChar w:fldCharType="separate"/>
-          </w:r>
-          <w:r>
-            <w:rPr>
-              <w:noProof/>
-            </w:rPr>
-            <w:t>12</w:t>
-          </w:r>
-          <w:r>
-            <w:rPr>
-              <w:noProof/>
-            </w:rPr>
-            <w:fldChar w:fldCharType="end"/>
-          </w:r>
+          <w:fldSimple w:instr=" NUMPAGES   \* MERGEFORMAT ">
+            <w:r>
+              <w:rPr>
+                <w:noProof/>
+              </w:rPr>
+              <w:t>12</w:t>
+            </w:r>
+          </w:fldSimple>
         </w:p>
       </w:tc>
     </w:tr>
@@ -25484,27 +24136,14 @@
           <w:r>
             <w:t xml:space="preserve"> из </w:t>
           </w:r>
-          <w:r>
-            <w:fldChar w:fldCharType="begin"/>
-          </w:r>
-          <w:r>
-            <w:instrText xml:space="preserve"> NUMPAGES </w:instrText>
-          </w:r>
-          <w:r>
-            <w:fldChar w:fldCharType="separate"/>
-          </w:r>
-          <w:r>
-            <w:rPr>
-              <w:noProof/>
-            </w:rPr>
-            <w:t>12</w:t>
-          </w:r>
-          <w:r>
-            <w:rPr>
-              <w:noProof/>
-            </w:rPr>
-            <w:fldChar w:fldCharType="end"/>
-          </w:r>
+          <w:fldSimple w:instr=" NUMPAGES ">
+            <w:r>
+              <w:rPr>
+                <w:noProof/>
+              </w:rPr>
+              <w:t>12</w:t>
+            </w:r>
+          </w:fldSimple>
           <w:r>
             <w:t xml:space="preserve"> </w:t>
           </w:r>
@@ -27635,7 +26274,7 @@
 </file>
 
 <file path=customXml/itemProps1.xml><?xml version="1.0" encoding="utf-8"?>
-<ds:datastoreItem xmlns:ds="http://schemas.openxmlformats.org/officeDocument/2006/customXml" ds:itemID="{A989C206-8255-4D45-8EDD-67D5FFF029F2}">
+<ds:datastoreItem xmlns:ds="http://schemas.openxmlformats.org/officeDocument/2006/customXml" ds:itemID="{FF094F28-5BF2-49B9-A5D4-60B86DBF2A1C}">
   <ds:schemaRefs>
     <ds:schemaRef ds:uri="http://schemas.openxmlformats.org/officeDocument/2006/bibliography"/>
   </ds:schemaRefs>

--- a/mode_docx_nc/pmi_gz/template.docx
+++ b/mode_docx_nc/pmi_gz/template.docx
@@ -150,13 +150,13 @@
               <w:rPr>
                 <w:sz w:val="22"/>
               </w:rPr>
-              <w:t>Микропроцессорное устройство защиты и автоматики отходя</w:t>
+              <w:t xml:space="preserve">Микропроцессорное устройство защиты и автоматики </w:t>
             </w:r>
             <w:r>
               <w:rPr>
                 <w:sz w:val="22"/>
               </w:rPr>
-              <w:t>щего присоединения «ЮНИТ-М300-Т</w:t>
+              <w:t>трансформатора «ЮНИТ-М300-Т</w:t>
             </w:r>
             <w:r>
               <w:rPr>
@@ -217,37 +217,14 @@
             <w:r>
               <w:rPr>
                 <w:sz w:val="22"/>
-                <w:highlight w:val="yellow"/>
-              </w:rPr>
-              <w:t>ЮНИТ-М319</w:t>
+              </w:rPr>
+              <w:t>ЮНИТ-М319-Т</w:t>
             </w:r>
             <w:r>
               <w:rPr>
                 <w:sz w:val="22"/>
-                <w:highlight w:val="yellow"/>
-              </w:rPr>
-              <w:t>-</w:t>
-            </w:r>
-            <w:r>
-              <w:rPr>
-                <w:sz w:val="22"/>
-                <w:highlight w:val="yellow"/>
-              </w:rPr>
-              <w:t>Т</w:t>
-            </w:r>
-            <w:r>
-              <w:rPr>
-                <w:sz w:val="22"/>
-                <w:highlight w:val="yellow"/>
-              </w:rPr>
-              <w:t>-Р02с</w:t>
-            </w:r>
-            <w:r>
-              <w:rPr>
-                <w:sz w:val="22"/>
-                <w:highlight w:val="yellow"/>
-              </w:rPr>
-              <w:t>-B021-В021-В001-К001-К003-M046-5400-x-C02.00</w:t>
+              </w:rPr>
+              <w:t>-Р02с_________________________________________</w:t>
             </w:r>
           </w:p>
         </w:tc>
@@ -453,8 +430,6 @@
         <w:t>СОДЕРЖАНИЕ</w:t>
       </w:r>
     </w:p>
-    <w:bookmarkStart w:id="0" w:name="_GoBack"/>
-    <w:bookmarkEnd w:id="0"/>
     <w:p>
       <w:pPr>
         <w:pStyle w:val="12"/>
@@ -479,7 +454,7 @@
       <w:r>
         <w:fldChar w:fldCharType="separate"/>
       </w:r>
-      <w:hyperlink w:anchor="_Toc204005446" w:history="1">
+      <w:hyperlink w:anchor="_Toc204163988" w:history="1">
         <w:r>
           <w:rPr>
             <w:rStyle w:val="af4"/>
@@ -523,7 +498,7 @@
             <w:noProof/>
             <w:webHidden/>
           </w:rPr>
-          <w:instrText xml:space="preserve"> PAGEREF _Toc204005446 \h </w:instrText>
+          <w:instrText xml:space="preserve"> PAGEREF _Toc204163988 \h </w:instrText>
         </w:r>
         <w:r>
           <w:rPr>
@@ -565,7 +540,7 @@
           <w:lang w:val="en-US"/>
         </w:rPr>
       </w:pPr>
-      <w:hyperlink w:anchor="_Toc204005447" w:history="1">
+      <w:hyperlink w:anchor="_Toc204163989" w:history="1">
         <w:r>
           <w:rPr>
             <w:rStyle w:val="af4"/>
@@ -592,7 +567,7 @@
             <w:noProof/>
             <w:webHidden/>
           </w:rPr>
-          <w:instrText xml:space="preserve"> PAGEREF _Toc204005447 \h </w:instrText>
+          <w:instrText xml:space="preserve"> PAGEREF _Toc204163989 \h </w:instrText>
         </w:r>
         <w:r>
           <w:rPr>
@@ -634,7 +609,7 @@
           <w:lang w:val="en-US"/>
         </w:rPr>
       </w:pPr>
-      <w:hyperlink w:anchor="_Toc204005448" w:history="1">
+      <w:hyperlink w:anchor="_Toc204163990" w:history="1">
         <w:r>
           <w:rPr>
             <w:rStyle w:val="af4"/>
@@ -661,7 +636,7 @@
             <w:noProof/>
             <w:webHidden/>
           </w:rPr>
-          <w:instrText xml:space="preserve"> PAGEREF _Toc204005448 \h </w:instrText>
+          <w:instrText xml:space="preserve"> PAGEREF _Toc204163990 \h </w:instrText>
         </w:r>
         <w:r>
           <w:rPr>
@@ -703,7 +678,7 @@
           <w:lang w:val="en-US"/>
         </w:rPr>
       </w:pPr>
-      <w:hyperlink w:anchor="_Toc204005449" w:history="1">
+      <w:hyperlink w:anchor="_Toc204163991" w:history="1">
         <w:r>
           <w:rPr>
             <w:rStyle w:val="af4"/>
@@ -730,7 +705,7 @@
             <w:noProof/>
             <w:webHidden/>
           </w:rPr>
-          <w:instrText xml:space="preserve"> PAGEREF _Toc204005449 \h </w:instrText>
+          <w:instrText xml:space="preserve"> PAGEREF _Toc204163991 \h </w:instrText>
         </w:r>
         <w:r>
           <w:rPr>
@@ -772,7 +747,7 @@
           <w:lang w:val="en-US"/>
         </w:rPr>
       </w:pPr>
-      <w:hyperlink w:anchor="_Toc204005450" w:history="1">
+      <w:hyperlink w:anchor="_Toc204163992" w:history="1">
         <w:r>
           <w:rPr>
             <w:rStyle w:val="af4"/>
@@ -799,7 +774,7 @@
             <w:noProof/>
             <w:webHidden/>
           </w:rPr>
-          <w:instrText xml:space="preserve"> PAGEREF _Toc204005450 \h </w:instrText>
+          <w:instrText xml:space="preserve"> PAGEREF _Toc204163992 \h </w:instrText>
         </w:r>
         <w:r>
           <w:rPr>
@@ -841,7 +816,7 @@
           <w:lang w:val="en-US"/>
         </w:rPr>
       </w:pPr>
-      <w:hyperlink w:anchor="_Toc204005451" w:history="1">
+      <w:hyperlink w:anchor="_Toc204163993" w:history="1">
         <w:r>
           <w:rPr>
             <w:rStyle w:val="af4"/>
@@ -868,7 +843,7 @@
             <w:noProof/>
             <w:webHidden/>
           </w:rPr>
-          <w:instrText xml:space="preserve"> PAGEREF _Toc204005451 \h </w:instrText>
+          <w:instrText xml:space="preserve"> PAGEREF _Toc204163993 \h </w:instrText>
         </w:r>
         <w:r>
           <w:rPr>
@@ -910,7 +885,7 @@
           <w:lang w:val="en-US"/>
         </w:rPr>
       </w:pPr>
-      <w:hyperlink w:anchor="_Toc204005452" w:history="1">
+      <w:hyperlink w:anchor="_Toc204163994" w:history="1">
         <w:r>
           <w:rPr>
             <w:rStyle w:val="af4"/>
@@ -937,7 +912,7 @@
             <w:noProof/>
             <w:webHidden/>
           </w:rPr>
-          <w:instrText xml:space="preserve"> PAGEREF _Toc204005452 \h </w:instrText>
+          <w:instrText xml:space="preserve"> PAGEREF _Toc204163994 \h </w:instrText>
         </w:r>
         <w:r>
           <w:rPr>
@@ -979,7 +954,7 @@
           <w:lang w:val="en-US"/>
         </w:rPr>
       </w:pPr>
-      <w:hyperlink w:anchor="_Toc204005453" w:history="1">
+      <w:hyperlink w:anchor="_Toc204163995" w:history="1">
         <w:r>
           <w:rPr>
             <w:rStyle w:val="af4"/>
@@ -1006,7 +981,7 @@
             <w:noProof/>
             <w:webHidden/>
           </w:rPr>
-          <w:instrText xml:space="preserve"> PAGEREF _Toc204005453 \h </w:instrText>
+          <w:instrText xml:space="preserve"> PAGEREF _Toc204163995 \h </w:instrText>
         </w:r>
         <w:r>
           <w:rPr>
@@ -1052,7 +1027,7 @@
           <w:lang w:val="en-US"/>
         </w:rPr>
       </w:pPr>
-      <w:hyperlink w:anchor="_Toc204005454" w:history="1">
+      <w:hyperlink w:anchor="_Toc204163996" w:history="1">
         <w:r>
           <w:rPr>
             <w:rStyle w:val="af4"/>
@@ -1096,7 +1071,7 @@
             <w:noProof/>
             <w:webHidden/>
           </w:rPr>
-          <w:instrText xml:space="preserve"> PAGEREF _Toc204005454 \h </w:instrText>
+          <w:instrText xml:space="preserve"> PAGEREF _Toc204163996 \h </w:instrText>
         </w:r>
         <w:r>
           <w:rPr>
@@ -1138,7 +1113,7 @@
           <w:lang w:val="en-US"/>
         </w:rPr>
       </w:pPr>
-      <w:hyperlink w:anchor="_Toc204005455" w:history="1">
+      <w:hyperlink w:anchor="_Toc204163997" w:history="1">
         <w:r>
           <w:rPr>
             <w:rStyle w:val="af4"/>
@@ -1165,7 +1140,7 @@
             <w:noProof/>
             <w:webHidden/>
           </w:rPr>
-          <w:instrText xml:space="preserve"> PAGEREF _Toc204005455 \h </w:instrText>
+          <w:instrText xml:space="preserve"> PAGEREF _Toc204163997 \h </w:instrText>
         </w:r>
         <w:r>
           <w:rPr>
@@ -1207,13 +1182,13 @@
           <w:lang w:val="en-US"/>
         </w:rPr>
       </w:pPr>
-      <w:hyperlink w:anchor="_Toc204005456" w:history="1">
+      <w:hyperlink w:anchor="_Toc204163998" w:history="1">
         <w:r>
           <w:rPr>
             <w:rStyle w:val="af4"/>
             <w:noProof/>
           </w:rPr>
-          <w:t>2.2 Подключение аналоговых цепей к устройству</w:t>
+          <w:t>2.2 Подключение испытательной установки к устройству</w:t>
         </w:r>
         <w:r>
           <w:rPr>
@@ -1234,7 +1209,7 @@
             <w:noProof/>
             <w:webHidden/>
           </w:rPr>
-          <w:instrText xml:space="preserve"> PAGEREF _Toc204005456 \h </w:instrText>
+          <w:instrText xml:space="preserve"> PAGEREF _Toc204163998 \h </w:instrText>
         </w:r>
         <w:r>
           <w:rPr>
@@ -1276,13 +1251,13 @@
           <w:lang w:val="en-US"/>
         </w:rPr>
       </w:pPr>
-      <w:hyperlink w:anchor="_Toc204005457" w:history="1">
+      <w:hyperlink w:anchor="_Toc204163999" w:history="1">
         <w:r>
           <w:rPr>
             <w:rStyle w:val="af4"/>
             <w:noProof/>
           </w:rPr>
-          <w:t>2.3 Подключение дискретных входных и выходных цепей устройства</w:t>
+          <w:t>2.3 Назначение дискретных входов устройства ЮНИТ-М-300</w:t>
         </w:r>
         <w:r>
           <w:rPr>
@@ -1303,7 +1278,7 @@
             <w:noProof/>
             <w:webHidden/>
           </w:rPr>
-          <w:instrText xml:space="preserve"> PAGEREF _Toc204005457 \h </w:instrText>
+          <w:instrText xml:space="preserve"> PAGEREF _Toc204163999 \h </w:instrText>
         </w:r>
         <w:r>
           <w:rPr>
@@ -1323,7 +1298,7 @@
             <w:noProof/>
             <w:webHidden/>
           </w:rPr>
-          <w:t>5</w:t>
+          <w:t>6</w:t>
         </w:r>
         <w:r>
           <w:rPr>
@@ -1345,13 +1320,13 @@
           <w:lang w:val="en-US"/>
         </w:rPr>
       </w:pPr>
-      <w:hyperlink w:anchor="_Toc204005458" w:history="1">
+      <w:hyperlink w:anchor="_Toc204164000" w:history="1">
         <w:r>
           <w:rPr>
             <w:rStyle w:val="af4"/>
             <w:noProof/>
           </w:rPr>
-          <w:t>2.4 Назначение дискретных входов устройства ЮНИТ-М-300</w:t>
+          <w:t>2.4 Назначение выходных реле устройства ЮНИТ-М-300</w:t>
         </w:r>
         <w:r>
           <w:rPr>
@@ -1372,7 +1347,7 @@
             <w:noProof/>
             <w:webHidden/>
           </w:rPr>
-          <w:instrText xml:space="preserve"> PAGEREF _Toc204005458 \h </w:instrText>
+          <w:instrText xml:space="preserve"> PAGEREF _Toc204164000 \h </w:instrText>
         </w:r>
         <w:r>
           <w:rPr>
@@ -1392,76 +1367,7 @@
             <w:noProof/>
             <w:webHidden/>
           </w:rPr>
-          <w:t>5</w:t>
-        </w:r>
-        <w:r>
-          <w:rPr>
-            <w:noProof/>
-            <w:webHidden/>
-          </w:rPr>
-          <w:fldChar w:fldCharType="end"/>
-        </w:r>
-      </w:hyperlink>
-    </w:p>
-    <w:p>
-      <w:pPr>
-        <w:pStyle w:val="22"/>
-        <w:rPr>
-          <w:rFonts w:asciiTheme="minorHAnsi" w:eastAsiaTheme="minorEastAsia" w:hAnsiTheme="minorHAnsi"/>
-          <w:noProof/>
-          <w:color w:val="auto"/>
-          <w:sz w:val="22"/>
-          <w:lang w:val="en-US"/>
-        </w:rPr>
-      </w:pPr>
-      <w:hyperlink w:anchor="_Toc204005459" w:history="1">
-        <w:r>
-          <w:rPr>
-            <w:rStyle w:val="af4"/>
-            <w:noProof/>
-          </w:rPr>
-          <w:t>2.5 Назначение выходных реле устройства ЮНИТ-М-300</w:t>
-        </w:r>
-        <w:r>
-          <w:rPr>
-            <w:noProof/>
-            <w:webHidden/>
-          </w:rPr>
-          <w:tab/>
-        </w:r>
-        <w:r>
-          <w:rPr>
-            <w:noProof/>
-            <w:webHidden/>
-          </w:rPr>
-          <w:fldChar w:fldCharType="begin"/>
-        </w:r>
-        <w:r>
-          <w:rPr>
-            <w:noProof/>
-            <w:webHidden/>
-          </w:rPr>
-          <w:instrText xml:space="preserve"> PAGEREF _Toc204005459 \h </w:instrText>
-        </w:r>
-        <w:r>
-          <w:rPr>
-            <w:noProof/>
-            <w:webHidden/>
-          </w:rPr>
-        </w:r>
-        <w:r>
-          <w:rPr>
-            <w:noProof/>
-            <w:webHidden/>
-          </w:rPr>
-          <w:fldChar w:fldCharType="separate"/>
-        </w:r>
-        <w:r>
-          <w:rPr>
-            <w:noProof/>
-            <w:webHidden/>
-          </w:rPr>
-          <w:t>9</w:t>
+          <w:t>10</w:t>
         </w:r>
         <w:r>
           <w:rPr>
@@ -1522,48 +1428,57 @@
         <w:lastRenderedPageBreak/>
         <w:tab/>
       </w:r>
-      <w:bookmarkStart w:id="1" w:name="_Toc204005446"/>
+      <w:bookmarkStart w:id="0" w:name="_Toc204163988"/>
       <w:r>
         <w:t>ОБЩИЕ СВЕДЕНИЯ</w:t>
       </w:r>
-      <w:bookmarkEnd w:id="1"/>
+      <w:bookmarkEnd w:id="0"/>
     </w:p>
     <w:p>
       <w:pPr>
         <w:pStyle w:val="2"/>
       </w:pPr>
-      <w:bookmarkStart w:id="2" w:name="_Toc204005447"/>
+      <w:bookmarkStart w:id="1" w:name="_Toc204163989"/>
       <w:r>
         <w:t>Цель проведения испытаний</w:t>
       </w:r>
-      <w:bookmarkEnd w:id="2"/>
+      <w:bookmarkEnd w:id="1"/>
     </w:p>
     <w:p>
       <w:pPr>
         <w:pStyle w:val="a5"/>
       </w:pPr>
       <w:r>
-        <w:t>Проверка функциональн</w:t>
+        <w:t>Проверка и подтверждение соответствия взаимосвязей функциональных блоков устройства ЮНИТ-М300-Т согласованной функциональной схеме устройства (далее ФСУ</w:t>
       </w:r>
       <w:r>
-        <w:t>ой схемы устройства ЮНИТ-М300-Т</w:t>
+        <w:t xml:space="preserve">) версии </w:t>
       </w:r>
       <w:r>
-        <w:t xml:space="preserve"> в части функции МТЗ.</w:t>
+        <w:t>___</w:t>
+      </w:r>
+      <w:r>
+        <w:t xml:space="preserve"> в части газовых и техно</w:t>
+      </w:r>
+      <w:r>
+        <w:t>логических защит</w:t>
+      </w:r>
+      <w:r>
+        <w:t>.</w:t>
       </w:r>
     </w:p>
     <w:p>
       <w:pPr>
         <w:pStyle w:val="2"/>
       </w:pPr>
-      <w:bookmarkStart w:id="3" w:name="_Toc204005448"/>
+      <w:bookmarkStart w:id="2" w:name="_Toc204163990"/>
       <w:r>
         <w:t>Место</w:t>
       </w:r>
       <w:r>
         <w:t xml:space="preserve"> проведения испытаний</w:t>
       </w:r>
-      <w:bookmarkEnd w:id="3"/>
+      <w:bookmarkEnd w:id="2"/>
     </w:p>
     <w:tbl>
       <w:tblPr>
@@ -1685,9 +1600,8 @@
             <w:r>
               <w:rPr>
                 <w:szCs w:val="24"/>
-                <w:highlight w:val="yellow"/>
-              </w:rPr>
-              <w:t>111024</w:t>
+              </w:rPr>
+              <w:t>153040</w:t>
             </w:r>
             <w:r>
               <w:rPr>
@@ -1703,11 +1617,11 @@
       <w:pPr>
         <w:pStyle w:val="2"/>
       </w:pPr>
-      <w:bookmarkStart w:id="4" w:name="_Toc204005449"/>
+      <w:bookmarkStart w:id="3" w:name="_Toc204163991"/>
       <w:r>
         <w:t>Информация об объекте испытаний</w:t>
       </w:r>
-      <w:bookmarkEnd w:id="4"/>
+      <w:bookmarkEnd w:id="3"/>
     </w:p>
     <w:p>
       <w:pPr>
@@ -1737,7 +1651,7 @@
         </w:trPr>
         <w:tc>
           <w:tcPr>
-            <w:tcW w:w="9911" w:type="dxa"/>
+            <w:tcW w:w="9605" w:type="dxa"/>
             <w:gridSpan w:val="3"/>
           </w:tcPr>
           <w:p>
@@ -1759,11 +1673,10 @@
         </w:trPr>
         <w:tc>
           <w:tcPr>
-            <w:tcW w:w="4815" w:type="dxa"/>
-          </w:tcPr>
-          <w:p>
-            <w:pPr>
-              <w:jc w:val="left"/>
+            <w:tcW w:w="4644" w:type="dxa"/>
+          </w:tcPr>
+          <w:p>
+            <w:pPr>
               <w:rPr>
                 <w:b/>
               </w:rPr>
@@ -1778,11 +1691,10 @@
         </w:tc>
         <w:tc>
           <w:tcPr>
-            <w:tcW w:w="2551" w:type="dxa"/>
-          </w:tcPr>
-          <w:p>
-            <w:pPr>
-              <w:jc w:val="left"/>
+            <w:tcW w:w="2477" w:type="dxa"/>
+          </w:tcPr>
+          <w:p>
+            <w:pPr>
               <w:rPr>
                 <w:b/>
               </w:rPr>
@@ -1797,11 +1709,10 @@
         </w:tc>
         <w:tc>
           <w:tcPr>
-            <w:tcW w:w="2545" w:type="dxa"/>
-          </w:tcPr>
-          <w:p>
-            <w:pPr>
-              <w:jc w:val="left"/>
+            <w:tcW w:w="2484" w:type="dxa"/>
+          </w:tcPr>
+          <w:p>
+            <w:pPr>
               <w:rPr>
                 <w:b/>
               </w:rPr>
@@ -1821,63 +1732,73 @@
         </w:trPr>
         <w:tc>
           <w:tcPr>
-            <w:tcW w:w="4815" w:type="dxa"/>
-          </w:tcPr>
-          <w:p>
-            <w:pPr>
-              <w:jc w:val="left"/>
-            </w:pPr>
-            <w:r>
-              <w:t>Микропроцессорное устройство защи</w:t>
-            </w:r>
-            <w:r>
-              <w:t>ты отходящей линии «ЮНИТ-М300-Т</w:t>
-            </w:r>
-            <w:r>
-              <w:t>»,</w:t>
-            </w:r>
-          </w:p>
-          <w:p>
-            <w:pPr>
-              <w:jc w:val="left"/>
-            </w:pPr>
-            <w:r>
-              <w:rPr>
-                <w:highlight w:val="yellow"/>
-              </w:rPr>
-              <w:t>Модель ЮНИТ-М314-Т</w:t>
-            </w:r>
-            <w:r>
-              <w:rPr>
-                <w:highlight w:val="yellow"/>
-              </w:rPr>
-              <w:t>-Р02с-B021-В021-В001-К001-К003-M046-5400-x-C02.00,</w:t>
-            </w:r>
-          </w:p>
-          <w:p>
-            <w:pPr>
-              <w:jc w:val="left"/>
-            </w:pPr>
-            <w:r>
-              <w:t xml:space="preserve">ПО версия </w:t>
-            </w:r>
-            <w:r>
-              <w:rPr>
-                <w:highlight w:val="yellow"/>
-              </w:rPr>
-              <w:t>ХХ</w:t>
-            </w:r>
-          </w:p>
-        </w:tc>
-        <w:tc>
-          <w:tcPr>
-            <w:tcW w:w="2551" w:type="dxa"/>
+            <w:tcW w:w="4644" w:type="dxa"/>
+          </w:tcPr>
+          <w:p>
+            <w:pPr>
+              <w:jc w:val="left"/>
+            </w:pPr>
+            <w:r>
+              <w:t xml:space="preserve">Наименование: </w:t>
+            </w:r>
+            <w:r>
+              <w:rPr>
+                <w:i/>
+              </w:rPr>
+              <w:t xml:space="preserve">Микропроцессорное устройство защиты </w:t>
+            </w:r>
+            <w:r>
+              <w:rPr>
+                <w:i/>
+              </w:rPr>
+              <w:t>защиты и автоматики трансформатора</w:t>
+            </w:r>
+            <w:r>
+              <w:rPr>
+                <w:i/>
+              </w:rPr>
+              <w:t xml:space="preserve"> «ЮНИТ-М300-Т»</w:t>
+            </w:r>
+          </w:p>
+          <w:p>
+            <w:pPr>
+              <w:jc w:val="left"/>
+            </w:pPr>
+            <w:proofErr w:type="gramStart"/>
+            <w:r>
+              <w:t>Модель:_</w:t>
+            </w:r>
+            <w:proofErr w:type="gramEnd"/>
+            <w:r>
+              <w:t>_______________________________</w:t>
+            </w:r>
+          </w:p>
+          <w:p>
+            <w:pPr>
+              <w:jc w:val="left"/>
+            </w:pPr>
+            <w:r>
+              <w:t>_______________________________________</w:t>
+            </w:r>
+          </w:p>
+          <w:p>
+            <w:pPr>
+              <w:jc w:val="left"/>
+            </w:pPr>
+            <w:r>
+              <w:t>Версия ПО: _________</w:t>
+            </w:r>
+          </w:p>
+        </w:tc>
+        <w:tc>
+          <w:tcPr>
+            <w:tcW w:w="2477" w:type="dxa"/>
           </w:tcPr>
           <w:p/>
         </w:tc>
         <w:tc>
           <w:tcPr>
-            <w:tcW w:w="2545" w:type="dxa"/>
+            <w:tcW w:w="2484" w:type="dxa"/>
           </w:tcPr>
           <w:p>
             <w:r>
@@ -1944,7 +1865,6 @@
           </w:tcPr>
           <w:p>
             <w:pPr>
-              <w:jc w:val="left"/>
               <w:rPr>
                 <w:b/>
               </w:rPr>
@@ -1963,7 +1883,6 @@
           </w:tcPr>
           <w:p>
             <w:pPr>
-              <w:jc w:val="left"/>
               <w:rPr>
                 <w:b/>
               </w:rPr>
@@ -1982,7 +1901,6 @@
           </w:tcPr>
           <w:p>
             <w:pPr>
-              <w:jc w:val="left"/>
               <w:rPr>
                 <w:b/>
               </w:rPr>
@@ -2004,11 +1922,6 @@
           <w:tcPr>
             <w:tcW w:w="4815" w:type="dxa"/>
           </w:tcPr>
-          <w:p>
-            <w:pPr>
-              <w:jc w:val="left"/>
-            </w:pPr>
-          </w:p>
           <w:p>
             <w:pPr>
               <w:jc w:val="left"/>
@@ -2053,11 +1966,11 @@
       <w:pPr>
         <w:pStyle w:val="2"/>
       </w:pPr>
-      <w:bookmarkStart w:id="5" w:name="_Toc204005450"/>
+      <w:bookmarkStart w:id="4" w:name="_Toc204163992"/>
       <w:r>
         <w:t>Период проведения испытаний</w:t>
       </w:r>
-      <w:bookmarkEnd w:id="5"/>
+      <w:bookmarkEnd w:id="4"/>
     </w:p>
     <w:p>
       <w:pPr>
@@ -2070,21 +1983,18 @@
         <w:tab/>
       </w:r>
       <w:r>
-        <w:rPr>
-          <w:highlight w:val="yellow"/>
-        </w:rPr>
-        <w:t>15.09.2025 - 17.10.2025</w:t>
+        <w:t>______________________________</w:t>
       </w:r>
     </w:p>
     <w:p>
       <w:pPr>
         <w:pStyle w:val="2"/>
       </w:pPr>
-      <w:bookmarkStart w:id="6" w:name="_Toc204005451"/>
+      <w:bookmarkStart w:id="5" w:name="_Toc204163993"/>
       <w:r>
         <w:t>Условия проведения испытаний и измерений</w:t>
       </w:r>
-      <w:bookmarkEnd w:id="6"/>
+      <w:bookmarkEnd w:id="5"/>
     </w:p>
     <w:p>
       <w:pPr>
@@ -2098,33 +2008,59 @@
       <w:pPr>
         <w:pStyle w:val="2"/>
       </w:pPr>
-      <w:bookmarkStart w:id="7" w:name="_Toc204005452"/>
+      <w:bookmarkStart w:id="6" w:name="_Toc204163994"/>
       <w:r>
         <w:t>Нормативная документация</w:t>
       </w:r>
-      <w:bookmarkEnd w:id="7"/>
+      <w:bookmarkEnd w:id="6"/>
     </w:p>
     <w:p>
       <w:pPr>
         <w:pStyle w:val="a5"/>
       </w:pPr>
       <w:r>
+        <w:t xml:space="preserve">1. СТО 56947007-33.040.20.296-2019 </w:t>
+      </w:r>
+      <w:r>
+        <w:t>Типовые шкафы ШЭТ и ОЭТ 6-35 кВ. Архитектура I типа</w:t>
+      </w:r>
+      <w:r>
+        <w:t>, ПАО «ФСК ЕЭС».</w:t>
+      </w:r>
+    </w:p>
+    <w:p>
+      <w:pPr>
+        <w:pStyle w:val="a5"/>
+      </w:pPr>
+      <w:r>
+        <w:lastRenderedPageBreak/>
+        <w:t xml:space="preserve">2. СТО 56947007-33.040.20.297-2019 </w:t>
+      </w:r>
+      <w:r>
+        <w:t>Типовые шкафы ШЭТ и ОЭТ 6-35 кВ. Архитектура I</w:t>
+      </w:r>
+      <w:r>
         <w:rPr>
-          <w:highlight w:val="yellow"/>
+          <w:lang w:val="en-US"/>
         </w:rPr>
-        <w:t>(указать НТД и др. документы, на соответствие требованиям которых проводились испытания)</w:t>
+        <w:t>I</w:t>
+      </w:r>
+      <w:r>
+        <w:t xml:space="preserve"> типа</w:t>
+      </w:r>
+      <w:r>
+        <w:t>, ПАО «ФСК ЕЭС».</w:t>
       </w:r>
     </w:p>
     <w:p>
       <w:pPr>
         <w:pStyle w:val="2"/>
       </w:pPr>
-      <w:bookmarkStart w:id="8" w:name="_Toc204005453"/>
+      <w:bookmarkStart w:id="7" w:name="_Toc204163995"/>
       <w:r>
-        <w:lastRenderedPageBreak/>
         <w:t>Перечень используемых средств измерений (СИ), испытательного оборудования (ИО) и вспомогательного оборудования (ВО)</w:t>
       </w:r>
-      <w:bookmarkEnd w:id="8"/>
+      <w:bookmarkEnd w:id="7"/>
     </w:p>
     <w:p>
       <w:pPr>
@@ -2488,58 +2424,6 @@
           <w:p/>
         </w:tc>
       </w:tr>
-      <w:tr>
-        <w:tc>
-          <w:tcPr>
-            <w:tcW w:w="3681" w:type="dxa"/>
-          </w:tcPr>
-          <w:p/>
-        </w:tc>
-        <w:tc>
-          <w:tcPr>
-            <w:tcW w:w="2835" w:type="dxa"/>
-          </w:tcPr>
-          <w:p/>
-        </w:tc>
-        <w:tc>
-          <w:tcPr>
-            <w:tcW w:w="1559" w:type="dxa"/>
-          </w:tcPr>
-          <w:p/>
-        </w:tc>
-        <w:tc>
-          <w:tcPr>
-            <w:tcW w:w="1559" w:type="dxa"/>
-          </w:tcPr>
-          <w:p/>
-        </w:tc>
-      </w:tr>
-      <w:tr>
-        <w:tc>
-          <w:tcPr>
-            <w:tcW w:w="3681" w:type="dxa"/>
-          </w:tcPr>
-          <w:p/>
-        </w:tc>
-        <w:tc>
-          <w:tcPr>
-            <w:tcW w:w="2835" w:type="dxa"/>
-          </w:tcPr>
-          <w:p/>
-        </w:tc>
-        <w:tc>
-          <w:tcPr>
-            <w:tcW w:w="1559" w:type="dxa"/>
-          </w:tcPr>
-          <w:p/>
-        </w:tc>
-        <w:tc>
-          <w:tcPr>
-            <w:tcW w:w="1559" w:type="dxa"/>
-          </w:tcPr>
-          <w:p/>
-        </w:tc>
-      </w:tr>
     </w:tbl>
     <w:p>
       <w:pPr>
@@ -2641,58 +2525,6 @@
               <w:t>Дата очередной поверки</w:t>
             </w:r>
           </w:p>
-        </w:tc>
-      </w:tr>
-      <w:tr>
-        <w:tc>
-          <w:tcPr>
-            <w:tcW w:w="3681" w:type="dxa"/>
-          </w:tcPr>
-          <w:p/>
-        </w:tc>
-        <w:tc>
-          <w:tcPr>
-            <w:tcW w:w="2835" w:type="dxa"/>
-          </w:tcPr>
-          <w:p/>
-        </w:tc>
-        <w:tc>
-          <w:tcPr>
-            <w:tcW w:w="1559" w:type="dxa"/>
-          </w:tcPr>
-          <w:p/>
-        </w:tc>
-        <w:tc>
-          <w:tcPr>
-            <w:tcW w:w="1559" w:type="dxa"/>
-          </w:tcPr>
-          <w:p/>
-        </w:tc>
-      </w:tr>
-      <w:tr>
-        <w:tc>
-          <w:tcPr>
-            <w:tcW w:w="3681" w:type="dxa"/>
-          </w:tcPr>
-          <w:p/>
-        </w:tc>
-        <w:tc>
-          <w:tcPr>
-            <w:tcW w:w="2835" w:type="dxa"/>
-          </w:tcPr>
-          <w:p/>
-        </w:tc>
-        <w:tc>
-          <w:tcPr>
-            <w:tcW w:w="1559" w:type="dxa"/>
-          </w:tcPr>
-          <w:p/>
-        </w:tc>
-        <w:tc>
-          <w:tcPr>
-            <w:tcW w:w="1559" w:type="dxa"/>
-          </w:tcPr>
-          <w:p/>
         </w:tc>
       </w:tr>
       <w:tr>
@@ -3630,18 +3462,18 @@
       <w:pPr>
         <w:pStyle w:val="1"/>
       </w:pPr>
-      <w:bookmarkStart w:id="9" w:name="_Toc204005454"/>
+      <w:bookmarkStart w:id="8" w:name="_Toc204163996"/>
       <w:r>
         <w:lastRenderedPageBreak/>
         <w:t>ПРОГРАММА ПРОВЕДЕНИЯ ИСПЫТАНИЙ</w:t>
       </w:r>
-      <w:bookmarkEnd w:id="9"/>
+      <w:bookmarkEnd w:id="8"/>
     </w:p>
     <w:p>
       <w:pPr>
         <w:pStyle w:val="2"/>
       </w:pPr>
-      <w:bookmarkStart w:id="10" w:name="_Toc204005455"/>
+      <w:bookmarkStart w:id="9" w:name="_Toc204163997"/>
       <w:r>
         <w:t>Цел</w:t>
       </w:r>
@@ -3651,7 +3483,7 @@
       <w:r>
         <w:t xml:space="preserve"> испытаний</w:t>
       </w:r>
-      <w:bookmarkEnd w:id="10"/>
+      <w:bookmarkEnd w:id="9"/>
     </w:p>
     <w:p>
       <w:pPr>
@@ -3661,97 +3493,78 @@
         <w:t xml:space="preserve">  </w:t>
       </w:r>
       <w:r>
-        <w:t>Оценка корректности реализации логических взаимосвязей между функциональными блоками (</w:t>
+        <w:t>Оценка корректности реализации логических взаимосвязей между функциональными блоками (ЛО ГЗ, ЛО ТЗ, ЛО ТС, ЛО Т, СС, ПС), а также внутри этих блоков, в объеме, достаточном для проверки правильности их взаимодействия. Проверки в составе данного подраздела проводятся с использованием ИО типа «РЕТОМ-71».</w:t>
+      </w:r>
+    </w:p>
+    <w:p>
+      <w:pPr>
+        <w:pStyle w:val="a5"/>
+      </w:pPr>
+      <w:r>
+        <w:t>2.1.2 В приложении к данному протоколу (</w:t>
       </w:r>
       <w:r>
-        <w:t>КСВ</w:t>
+        <w:rPr>
+          <w:highlight w:val="yellow"/>
+        </w:rPr>
+        <w:t xml:space="preserve">см. </w:t>
+      </w:r>
+      <w:proofErr w:type="gramStart"/>
+      <w:r>
+        <w:rPr>
+          <w:highlight w:val="yellow"/>
+        </w:rPr>
+        <w:t>фа</w:t>
       </w:r>
       <w:r>
-        <w:t xml:space="preserve">, </w:t>
+        <w:t xml:space="preserve">йл </w:t>
       </w:r>
       <w:r>
-        <w:t>КП</w:t>
+        <w:t>)</w:t>
       </w:r>
+      <w:proofErr w:type="gramEnd"/>
       <w:r>
-        <w:t xml:space="preserve">, </w:t>
-      </w:r>
-      <w:r>
-        <w:t>КА</w:t>
-      </w:r>
-      <w:r>
-        <w:t>,</w:t>
-      </w:r>
-      <w:r>
-        <w:t xml:space="preserve"> УВ, СС,</w:t>
-      </w:r>
-      <w:r>
-        <w:t xml:space="preserve"> ПС), а также внутри этих блоков, в объеме, достаточном для проверки правильности их взаимодействия</w:t>
-      </w:r>
-      <w:r>
-        <w:t xml:space="preserve">. </w:t>
-      </w:r>
-      <w:r>
-        <w:t xml:space="preserve">Проверки в составе данного подраздела проводятся с </w:t>
-      </w:r>
-      <w:r>
-        <w:t>использованием ИО типа «РЕТОМ-</w:t>
-      </w:r>
-      <w:r>
-        <w:t>7</w:t>
-      </w:r>
-      <w:r>
-        <w:t>1»</w:t>
-      </w:r>
-      <w:r>
-        <w:t>.</w:t>
+        <w:t xml:space="preserve"> приведены выставляемые уставки и параметры для каждого режима.</w:t>
       </w:r>
     </w:p>
     <w:p>
       <w:pPr>
         <w:pStyle w:val="2"/>
       </w:pPr>
-      <w:bookmarkStart w:id="11" w:name="_Toc204005456"/>
+      <w:bookmarkStart w:id="10" w:name="_Toc198633114"/>
+      <w:bookmarkStart w:id="11" w:name="_Toc204163998"/>
       <w:r>
-        <w:t>Подключение аналоговых цепей к устройству</w:t>
+        <w:t>Подключение испытатель</w:t>
       </w:r>
+      <w:r>
+        <w:t>ной установки к устройству</w:t>
+      </w:r>
+      <w:bookmarkEnd w:id="10"/>
       <w:bookmarkEnd w:id="11"/>
     </w:p>
     <w:p>
       <w:pPr>
-        <w:pStyle w:val="a5"/>
+        <w:pStyle w:val="3"/>
       </w:pPr>
       <w:r>
-        <w:t xml:space="preserve">Подключение аналоговых цепей </w:t>
+        <w:t xml:space="preserve">Перед началом испытаний необходимо подключить </w:t>
+      </w:r>
+      <w:bookmarkStart w:id="12" w:name="_GoBack"/>
+      <w:bookmarkEnd w:id="12"/>
+      <w:r>
+        <w:t xml:space="preserve">дискретные цепи терминала и испытательной установки в соответствии со </w:t>
       </w:r>
       <w:r>
-        <w:t>не требуется.</w:t>
-      </w:r>
-    </w:p>
-    <w:p>
-      <w:pPr>
-        <w:pStyle w:val="2"/>
-      </w:pPr>
-      <w:bookmarkStart w:id="12" w:name="_Toc204005457"/>
-      <w:r>
-        <w:t>Подключение дискретных входных и выходных цепей устройства</w:t>
-      </w:r>
-      <w:bookmarkEnd w:id="12"/>
-    </w:p>
-    <w:p>
-      <w:pPr>
-        <w:pStyle w:val="a5"/>
-      </w:pPr>
-      <w:r>
-        <w:t>Подключение дискретных входных и выходных цепей произво</w:t>
+        <w:t>схемами на рисунках</w:t>
       </w:r>
       <w:r>
-        <w:t xml:space="preserve">дится в соответствии с рисунком </w:t>
+        <w:t xml:space="preserve"> </w:t>
       </w:r>
       <w:r>
         <w:fldChar w:fldCharType="begin"/>
       </w:r>
       <w:r>
-        <w:instrText xml:space="preserve"> REF _Ref203736672 \r \h  \* MERGEFORMAT </w:instrText>
+        <w:instrText xml:space="preserve"> REF _Ref198732889 \r \h  \* MERGEFORMAT </w:instrText>
       </w:r>
       <w:r>
         <w:fldChar w:fldCharType="separate"/>
@@ -3775,6 +3588,39 @@
         <w:fldChar w:fldCharType="end"/>
       </w:r>
       <w:r>
+        <w:t>,</w:t>
+      </w:r>
+      <w:r>
+        <w:t xml:space="preserve"> </w:t>
+      </w:r>
+      <w:r>
+        <w:fldChar w:fldCharType="begin"/>
+      </w:r>
+      <w:r>
+        <w:instrText xml:space="preserve"> REF _Ref198628610 \r \h  \* MERGEFORMAT </w:instrText>
+      </w:r>
+      <w:r>
+        <w:fldChar w:fldCharType="separate"/>
+      </w:r>
+      <w:r>
+        <w:rPr>
+          <w:vanish/>
+        </w:rPr>
+        <w:t xml:space="preserve">Рисунок </w:t>
+      </w:r>
+      <w:r>
+        <w:t>2.2</w:t>
+      </w:r>
+      <w:r>
+        <w:rPr>
+          <w:vanish/>
+        </w:rPr>
+        <w:t xml:space="preserve"> - </w:t>
+      </w:r>
+      <w:r>
+        <w:fldChar w:fldCharType="end"/>
+      </w:r>
+      <w:r>
         <w:t>.</w:t>
       </w:r>
     </w:p>
@@ -3785,8 +3631,16 @@
           <w:lang w:val="ru-RU"/>
         </w:rPr>
       </w:pPr>
+    </w:p>
+    <w:p>
+      <w:pPr>
+        <w:pStyle w:val="aa"/>
+        <w:rPr>
+          <w:lang w:val="ru-RU"/>
+        </w:rPr>
+      </w:pPr>
       <w:r>
-        <w:object w:dxaOrig="19650" w:dyaOrig="13425">
+        <w:object w:dxaOrig="14400" w:dyaOrig="18285">
           <v:shapetype id="_x0000_t75" coordsize="21600,21600" o:spt="75" o:preferrelative="t" path="m@4@5l@4@11@9@11@9@5xe" filled="f" stroked="f">
             <v:stroke joinstyle="miter"/>
             <v:formulas>
@@ -3806,10 +3660,10 @@
             <v:path o:extrusionok="f" gradientshapeok="t" o:connecttype="rect"/>
             <o:lock v:ext="edit" aspectratio="t"/>
           </v:shapetype>
-          <v:shape id="_x0000_i1025" type="#_x0000_t75" style="width:411.95pt;height:283pt" o:ole="">
+          <v:shape id="_x0000_i1025" type="#_x0000_t75" style="width:341.5pt;height:433.5pt" o:ole="">
             <v:imagedata r:id="rId10" o:title=""/>
           </v:shape>
-          <o:OLEObject Type="Embed" ProgID="Acrobat.Document.DC" ShapeID="_x0000_i1025" DrawAspect="Content" ObjectID="_1814618190" r:id="rId11"/>
+          <o:OLEObject Type="Embed" ProgID="Acrobat.Document.DC" ShapeID="_x0000_i1025" DrawAspect="Content" ObjectID="_1814790421" r:id="rId11"/>
         </w:object>
       </w:r>
     </w:p>
@@ -3817,21 +3671,104 @@
       <w:pPr>
         <w:pStyle w:val="a1"/>
       </w:pPr>
-      <w:bookmarkStart w:id="13" w:name="_Ref203736672"/>
+      <w:bookmarkStart w:id="13" w:name="_Ref198732889"/>
       <w:r>
-        <w:t>Схема подключения дискретных входных и выходных цепей для проверки устройства ЮНИТ-М300</w:t>
+        <w:t xml:space="preserve">Схема подключения </w:t>
+      </w:r>
+      <w:r>
+        <w:t xml:space="preserve">к </w:t>
+      </w:r>
+      <w:r>
+        <w:t>дискретны</w:t>
+      </w:r>
+      <w:r>
+        <w:t>м</w:t>
+      </w:r>
+      <w:r>
+        <w:t xml:space="preserve"> входны</w:t>
+      </w:r>
+      <w:r>
+        <w:t xml:space="preserve">м </w:t>
+      </w:r>
+      <w:r>
+        <w:t>цеп</w:t>
+      </w:r>
+      <w:r>
+        <w:t>ям</w:t>
+      </w:r>
+      <w:r>
+        <w:t xml:space="preserve"> </w:t>
+      </w:r>
+      <w:r>
+        <w:t>устройства</w:t>
       </w:r>
       <w:bookmarkEnd w:id="13"/>
     </w:p>
     <w:p>
       <w:pPr>
+        <w:pStyle w:val="aa"/>
+      </w:pPr>
+      <w:r>
+        <w:object w:dxaOrig="14235" w:dyaOrig="16485">
+          <v:shape id="_x0000_i1026" type="#_x0000_t75" style="width:396.5pt;height:459pt" o:ole="">
+            <v:imagedata r:id="rId12" o:title=""/>
+          </v:shape>
+          <o:OLEObject Type="Embed" ProgID="Acrobat.Document.DC" ShapeID="_x0000_i1026" DrawAspect="Content" ObjectID="_1814790422" r:id="rId13"/>
+        </w:object>
+      </w:r>
+    </w:p>
+    <w:p>
+      <w:pPr>
+        <w:pStyle w:val="a1"/>
+      </w:pPr>
+      <w:bookmarkStart w:id="14" w:name="_Ref198628610"/>
+      <w:r>
+        <w:t xml:space="preserve">Схема подключения </w:t>
+      </w:r>
+      <w:r>
+        <w:t xml:space="preserve">к </w:t>
+      </w:r>
+      <w:r>
+        <w:t>дискретны</w:t>
+      </w:r>
+      <w:r>
+        <w:t>м</w:t>
+      </w:r>
+      <w:r>
+        <w:t xml:space="preserve"> в</w:t>
+      </w:r>
+      <w:r>
+        <w:t>ы</w:t>
+      </w:r>
+      <w:r>
+        <w:t>ходны</w:t>
+      </w:r>
+      <w:r>
+        <w:t xml:space="preserve">м </w:t>
+      </w:r>
+      <w:r>
+        <w:t>цеп</w:t>
+      </w:r>
+      <w:r>
+        <w:t>ям</w:t>
+      </w:r>
+      <w:r>
+        <w:t xml:space="preserve"> </w:t>
+      </w:r>
+      <w:r>
+        <w:t>устройства</w:t>
+      </w:r>
+      <w:bookmarkEnd w:id="14"/>
+    </w:p>
+    <w:p>
+      <w:pPr>
         <w:pStyle w:val="2"/>
       </w:pPr>
-      <w:bookmarkStart w:id="14" w:name="_Toc204005458"/>
+      <w:bookmarkStart w:id="15" w:name="_Toc204163999"/>
       <w:r>
         <w:t>Назначение дискретных входов устройства ЮНИТ-М-300</w:t>
       </w:r>
-      <w:bookmarkEnd w:id="14"/>
+      <w:bookmarkEnd w:id="15"/>
     </w:p>
     <w:p>
       <w:pPr>
@@ -3920,7 +3857,7 @@
       <w:pPr>
         <w:pStyle w:val="a"/>
       </w:pPr>
-      <w:bookmarkStart w:id="15" w:name="_Ref192834795"/>
+      <w:bookmarkStart w:id="16" w:name="_Ref192834795"/>
       <w:r>
         <w:t>Назначение дискретных входов ЮНИТ-М300 для проверки</w:t>
       </w:r>
@@ -3930,7 +3867,7 @@
       <w:r>
         <w:t xml:space="preserve"> </w:t>
       </w:r>
-      <w:bookmarkEnd w:id="15"/>
+      <w:bookmarkEnd w:id="16"/>
       <w:r>
         <w:t>ГЗ РПН</w:t>
       </w:r>
@@ -3966,7 +3903,6 @@
                 <w:b w:val="0"/>
                 <w:sz w:val="22"/>
               </w:rPr>
-              <w:lastRenderedPageBreak/>
               <w:t>Клемма на устройстве ЮНИТ-М300</w:t>
             </w:r>
           </w:p>
@@ -4421,6 +4357,7 @@
               </w:rPr>
             </w:pPr>
             <w:r>
+              <w:lastRenderedPageBreak/>
               <w:t>М</w:t>
             </w:r>
             <w:r>
@@ -4848,7 +4785,7 @@
       <w:pPr>
         <w:pStyle w:val="a"/>
       </w:pPr>
-      <w:bookmarkStart w:id="16" w:name="_Ref191625992"/>
+      <w:bookmarkStart w:id="17" w:name="_Ref191625992"/>
       <w:r>
         <w:t xml:space="preserve">Назначение дискретных входов ЮНИТ-М300 для проверки </w:t>
       </w:r>
@@ -6587,7 +6524,7 @@
         </w:tc>
       </w:tr>
     </w:tbl>
-    <w:bookmarkEnd w:id="16"/>
+    <w:bookmarkEnd w:id="17"/>
     <w:p>
       <w:pPr>
         <w:pStyle w:val="a"/>
@@ -6630,7 +6567,6 @@
                 <w:b w:val="0"/>
                 <w:sz w:val="22"/>
               </w:rPr>
-              <w:lastRenderedPageBreak/>
               <w:t>Клемма на устройстве ЮНИТ-М300</w:t>
             </w:r>
           </w:p>
@@ -6986,6 +6922,7 @@
               </w:rPr>
             </w:pPr>
             <w:r>
+              <w:lastRenderedPageBreak/>
               <w:t>М</w:t>
             </w:r>
             <w:r>
@@ -9285,7 +9222,6 @@
                 <w:b w:val="0"/>
                 <w:sz w:val="22"/>
               </w:rPr>
-              <w:lastRenderedPageBreak/>
               <w:t>Клемма на устройстве ЮНИТ-М300</w:t>
             </w:r>
           </w:p>
@@ -9579,6 +9515,7 @@
               <w:pStyle w:val="af0"/>
             </w:pPr>
             <w:r>
+              <w:lastRenderedPageBreak/>
               <w:t>М3</w:t>
             </w:r>
             <w:r>
@@ -11007,11 +10944,11 @@
       <w:pPr>
         <w:pStyle w:val="a"/>
       </w:pPr>
-      <w:bookmarkStart w:id="17" w:name="_Ref195521028"/>
+      <w:bookmarkStart w:id="18" w:name="_Ref195521028"/>
       <w:r>
         <w:t xml:space="preserve">Назначение дискретных входов ЮНИТ-М300 для проверки </w:t>
       </w:r>
-      <w:bookmarkEnd w:id="17"/>
+      <w:bookmarkEnd w:id="18"/>
       <w:r>
         <w:t>ЛО ДУм расширителя</w:t>
       </w:r>
@@ -11889,22 +11826,12 @@
     <w:p>
       <w:pPr>
         <w:pStyle w:val="2"/>
-        <w:numPr>
-          <w:ilvl w:val="0"/>
-          <w:numId w:val="0"/>
-        </w:numPr>
-        <w:ind w:left="709"/>
       </w:pPr>
-    </w:p>
-    <w:p>
-      <w:pPr>
-        <w:pStyle w:val="2"/>
-      </w:pPr>
-      <w:bookmarkStart w:id="18" w:name="_Toc204005459"/>
+      <w:bookmarkStart w:id="19" w:name="_Toc204164000"/>
       <w:r>
         <w:t>Назначение выходных реле устройства ЮНИТ-М-300</w:t>
       </w:r>
-      <w:bookmarkEnd w:id="18"/>
+      <w:bookmarkEnd w:id="19"/>
     </w:p>
     <w:p>
       <w:pPr>
@@ -11987,16 +11914,17 @@
       <w:pPr>
         <w:pStyle w:val="a"/>
       </w:pPr>
-      <w:bookmarkStart w:id="19" w:name="_Ref192835076"/>
-      <w:bookmarkStart w:id="20" w:name="_Ref195521076"/>
+      <w:bookmarkStart w:id="20" w:name="_Ref192835076"/>
+      <w:bookmarkStart w:id="21" w:name="_Ref195521076"/>
       <w:r>
+        <w:lastRenderedPageBreak/>
         <w:t xml:space="preserve">Выходные реле ЮНИТ-М300 для проверки </w:t>
       </w:r>
-      <w:bookmarkEnd w:id="19"/>
+      <w:bookmarkEnd w:id="20"/>
       <w:r>
         <w:t>ЛО ГЗ РПН</w:t>
       </w:r>
-      <w:bookmarkEnd w:id="20"/>
+      <w:bookmarkEnd w:id="21"/>
     </w:p>
     <w:tbl>
       <w:tblPr>
@@ -12930,6 +12858,72 @@
               <w:jc w:val="left"/>
             </w:pPr>
             <w:r>
+              <w:t>ПС: Пуск</w:t>
+            </w:r>
+          </w:p>
+        </w:tc>
+      </w:tr>
+      <w:tr>
+        <w:tc>
+          <w:tcPr>
+            <w:tcW w:w="2479" w:type="dxa"/>
+          </w:tcPr>
+          <w:p>
+            <w:pPr>
+              <w:pStyle w:val="af0"/>
+            </w:pPr>
+            <w:r>
+              <w:t>М10.</w:t>
+            </w:r>
+            <w:r>
+              <w:rPr>
+                <w:lang w:val="en-US"/>
+              </w:rPr>
+              <w:t>X</w:t>
+            </w:r>
+            <w:r>
+              <w:t>В</w:t>
+            </w:r>
+            <w:r>
+              <w:rPr>
+                <w:lang w:val="en-US"/>
+              </w:rPr>
+              <w:t>:10</w:t>
+            </w:r>
+            <w:r>
+              <w:t xml:space="preserve"> – М10.</w:t>
+            </w:r>
+            <w:r>
+              <w:rPr>
+                <w:lang w:val="en-US"/>
+              </w:rPr>
+              <w:t>XB:8</w:t>
+            </w:r>
+          </w:p>
+        </w:tc>
+        <w:tc>
+          <w:tcPr>
+            <w:tcW w:w="2212" w:type="dxa"/>
+          </w:tcPr>
+          <w:p>
+            <w:pPr>
+              <w:pStyle w:val="af0"/>
+            </w:pPr>
+            <w:r>
+              <w:t>М10.К5</w:t>
+            </w:r>
+          </w:p>
+        </w:tc>
+        <w:tc>
+          <w:tcPr>
+            <w:tcW w:w="4914" w:type="dxa"/>
+          </w:tcPr>
+          <w:p>
+            <w:pPr>
+              <w:pStyle w:val="af0"/>
+              <w:jc w:val="left"/>
+            </w:pPr>
+            <w:r>
               <w:t>Резерв</w:t>
             </w:r>
           </w:p>
@@ -12945,13 +12939,13 @@
               <w:pStyle w:val="af0"/>
             </w:pPr>
             <w:r>
-              <w:t>М10.</w:t>
-            </w:r>
-            <w:r>
-              <w:rPr>
-                <w:lang w:val="en-US"/>
-              </w:rPr>
-              <w:t>X</w:t>
+              <w:t>М10</w:t>
+            </w:r>
+            <w:r>
+              <w:rPr>
+                <w:lang w:val="en-US"/>
+              </w:rPr>
+              <w:t>.X</w:t>
             </w:r>
             <w:r>
               <w:t>В</w:t>
@@ -12960,16 +12954,16 @@
               <w:rPr>
                 <w:lang w:val="en-US"/>
               </w:rPr>
-              <w:t>:10</w:t>
-            </w:r>
-            <w:r>
-              <w:t xml:space="preserve"> – М10.</w:t>
-            </w:r>
-            <w:r>
-              <w:rPr>
-                <w:lang w:val="en-US"/>
-              </w:rPr>
-              <w:t>XB:8</w:t>
+              <w:t xml:space="preserve">:10 – </w:t>
+            </w:r>
+            <w:r>
+              <w:t>М10</w:t>
+            </w:r>
+            <w:r>
+              <w:rPr>
+                <w:lang w:val="en-US"/>
+              </w:rPr>
+              <w:t>.XB:9</w:t>
             </w:r>
           </w:p>
         </w:tc>
@@ -12982,7 +12976,13 @@
               <w:pStyle w:val="af0"/>
             </w:pPr>
             <w:r>
-              <w:t>М10.К5</w:t>
+              <w:t>М10.К</w:t>
+            </w:r>
+            <w:r>
+              <w:rPr>
+                <w:lang w:val="en-US"/>
+              </w:rPr>
+              <w:t>6</w:t>
             </w:r>
           </w:p>
         </w:tc>
@@ -13026,7 +13026,7 @@
               <w:rPr>
                 <w:lang w:val="en-US"/>
               </w:rPr>
-              <w:t xml:space="preserve">:10 – </w:t>
+              <w:t xml:space="preserve">:13 – </w:t>
             </w:r>
             <w:r>
               <w:t>М10</w:t>
@@ -13035,7 +13035,7 @@
               <w:rPr>
                 <w:lang w:val="en-US"/>
               </w:rPr>
-              <w:t>.XB:9</w:t>
+              <w:t>.XB:12</w:t>
             </w:r>
           </w:p>
         </w:tc>
@@ -13054,7 +13054,7 @@
               <w:rPr>
                 <w:lang w:val="en-US"/>
               </w:rPr>
-              <w:t>6</w:t>
+              <w:t>7</w:t>
             </w:r>
           </w:p>
         </w:tc>
@@ -13098,7 +13098,7 @@
               <w:rPr>
                 <w:lang w:val="en-US"/>
               </w:rPr>
-              <w:t xml:space="preserve">:13 – </w:t>
+              <w:t xml:space="preserve">:16 – </w:t>
             </w:r>
             <w:r>
               <w:t>М10</w:t>
@@ -13107,7 +13107,7 @@
               <w:rPr>
                 <w:lang w:val="en-US"/>
               </w:rPr>
-              <w:t>.XB:12</w:t>
+              <w:t>.XB:15</w:t>
             </w:r>
           </w:p>
         </w:tc>
@@ -13120,13 +13120,7 @@
               <w:pStyle w:val="af0"/>
             </w:pPr>
             <w:r>
-              <w:t>М10.К</w:t>
-            </w:r>
-            <w:r>
-              <w:rPr>
-                <w:lang w:val="en-US"/>
-              </w:rPr>
-              <w:t>7</w:t>
+              <w:t>М10.К8</w:t>
             </w:r>
           </w:p>
         </w:tc>
@@ -13141,129 +13135,6 @@
             </w:pPr>
             <w:r>
               <w:t>Резерв</w:t>
-            </w:r>
-          </w:p>
-        </w:tc>
-      </w:tr>
-      <w:tr>
-        <w:tc>
-          <w:tcPr>
-            <w:tcW w:w="2479" w:type="dxa"/>
-          </w:tcPr>
-          <w:p>
-            <w:pPr>
-              <w:pStyle w:val="af0"/>
-            </w:pPr>
-            <w:r>
-              <w:t>М10</w:t>
-            </w:r>
-            <w:r>
-              <w:rPr>
-                <w:lang w:val="en-US"/>
-              </w:rPr>
-              <w:t>.X</w:t>
-            </w:r>
-            <w:r>
-              <w:t>В</w:t>
-            </w:r>
-            <w:r>
-              <w:rPr>
-                <w:lang w:val="en-US"/>
-              </w:rPr>
-              <w:t xml:space="preserve">:16 – </w:t>
-            </w:r>
-            <w:r>
-              <w:t>М10</w:t>
-            </w:r>
-            <w:r>
-              <w:rPr>
-                <w:lang w:val="en-US"/>
-              </w:rPr>
-              <w:t>.XB:15</w:t>
-            </w:r>
-          </w:p>
-        </w:tc>
-        <w:tc>
-          <w:tcPr>
-            <w:tcW w:w="2212" w:type="dxa"/>
-          </w:tcPr>
-          <w:p>
-            <w:pPr>
-              <w:pStyle w:val="af0"/>
-            </w:pPr>
-            <w:r>
-              <w:t>М10.К8</w:t>
-            </w:r>
-          </w:p>
-        </w:tc>
-        <w:tc>
-          <w:tcPr>
-            <w:tcW w:w="4914" w:type="dxa"/>
-          </w:tcPr>
-          <w:p>
-            <w:pPr>
-              <w:pStyle w:val="af0"/>
-              <w:jc w:val="left"/>
-            </w:pPr>
-            <w:r>
-              <w:t>Резерв</w:t>
-            </w:r>
-          </w:p>
-        </w:tc>
-      </w:tr>
-      <w:tr>
-        <w:tc>
-          <w:tcPr>
-            <w:tcW w:w="2479" w:type="dxa"/>
-          </w:tcPr>
-          <w:p>
-            <w:pPr>
-              <w:pStyle w:val="af0"/>
-            </w:pPr>
-            <w:r>
-              <w:t>М</w:t>
-            </w:r>
-            <w:r>
-              <w:rPr>
-                <w:lang w:val="en-US"/>
-              </w:rPr>
-              <w:t xml:space="preserve">1.XP:2 - </w:t>
-            </w:r>
-            <w:r>
-              <w:t>М</w:t>
-            </w:r>
-            <w:r>
-              <w:rPr>
-                <w:lang w:val="en-US"/>
-              </w:rPr>
-              <w:t>1.XP:1</w:t>
-            </w:r>
-          </w:p>
-        </w:tc>
-        <w:tc>
-          <w:tcPr>
-            <w:tcW w:w="2212" w:type="dxa"/>
-          </w:tcPr>
-          <w:p>
-            <w:pPr>
-              <w:pStyle w:val="af0"/>
-            </w:pPr>
-            <w:r>
-              <w:t>М1.К1</w:t>
-            </w:r>
-          </w:p>
-        </w:tc>
-        <w:tc>
-          <w:tcPr>
-            <w:tcW w:w="4914" w:type="dxa"/>
-          </w:tcPr>
-          <w:p>
-            <w:pPr>
-              <w:pStyle w:val="af0"/>
-              <w:jc w:val="left"/>
-            </w:pPr>
-            <w:r>
-              <w:t>ПС: Пуск</w:t>
             </w:r>
           </w:p>
         </w:tc>
@@ -13273,1303 +13144,14 @@
       <w:pPr>
         <w:pStyle w:val="a"/>
       </w:pPr>
-      <w:bookmarkStart w:id="21" w:name="_Ref191631805"/>
-      <w:bookmarkStart w:id="22" w:name="_Ref195522296"/>
+      <w:bookmarkStart w:id="22" w:name="_Ref191631805"/>
+      <w:bookmarkStart w:id="23" w:name="_Ref195522296"/>
       <w:r>
         <w:t>Выходные реле ЮНИТ-М300 для проверки</w:t>
       </w:r>
-      <w:bookmarkEnd w:id="21"/>
+      <w:bookmarkEnd w:id="22"/>
       <w:r>
         <w:t xml:space="preserve"> ЛО ГЗоткл</w:t>
-      </w:r>
-      <w:bookmarkEnd w:id="22"/>
-    </w:p>
-    <w:tbl>
-      <w:tblPr>
-        <w:tblStyle w:val="21"/>
-        <w:tblW w:w="0" w:type="auto"/>
-        <w:tblLook w:val="04A0" w:firstRow="1" w:lastRow="0" w:firstColumn="1" w:lastColumn="0" w:noHBand="0" w:noVBand="1"/>
-      </w:tblPr>
-      <w:tblGrid>
-        <w:gridCol w:w="2479"/>
-        <w:gridCol w:w="2212"/>
-        <w:gridCol w:w="4914"/>
-      </w:tblGrid>
-      <w:tr>
-        <w:trPr>
-          <w:cnfStyle w:val="100000000000" w:firstRow="1" w:lastRow="0" w:firstColumn="0" w:lastColumn="0" w:oddVBand="0" w:evenVBand="0" w:oddHBand="0" w:evenHBand="0" w:firstRowFirstColumn="0" w:firstRowLastColumn="0" w:lastRowFirstColumn="0" w:lastRowLastColumn="0"/>
-          <w:tblHeader/>
-        </w:trPr>
-        <w:tc>
-          <w:tcPr>
-            <w:tcW w:w="2479" w:type="dxa"/>
-          </w:tcPr>
-          <w:p>
-            <w:pPr>
-              <w:rPr>
-                <w:b w:val="0"/>
-              </w:rPr>
-            </w:pPr>
-            <w:r>
-              <w:rPr>
-                <w:b w:val="0"/>
-              </w:rPr>
-              <w:t>Клеммы на устройстве</w:t>
-            </w:r>
-          </w:p>
-        </w:tc>
-        <w:tc>
-          <w:tcPr>
-            <w:tcW w:w="2212" w:type="dxa"/>
-          </w:tcPr>
-          <w:p>
-            <w:pPr>
-              <w:rPr>
-                <w:b w:val="0"/>
-              </w:rPr>
-            </w:pPr>
-            <w:r>
-              <w:rPr>
-                <w:b w:val="0"/>
-              </w:rPr>
-              <w:t>Номер выходного реле</w:t>
-            </w:r>
-          </w:p>
-        </w:tc>
-        <w:tc>
-          <w:tcPr>
-            <w:tcW w:w="4914" w:type="dxa"/>
-          </w:tcPr>
-          <w:p>
-            <w:pPr>
-              <w:rPr>
-                <w:b w:val="0"/>
-              </w:rPr>
-            </w:pPr>
-            <w:r>
-              <w:rPr>
-                <w:b w:val="0"/>
-              </w:rPr>
-              <w:t>Наименование сигнала на ФСУ</w:t>
-            </w:r>
-          </w:p>
-        </w:tc>
-      </w:tr>
-      <w:tr>
-        <w:tc>
-          <w:tcPr>
-            <w:tcW w:w="2479" w:type="dxa"/>
-          </w:tcPr>
-          <w:p>
-            <w:pPr>
-              <w:pStyle w:val="af0"/>
-            </w:pPr>
-            <w:r>
-              <w:t>М9.</w:t>
-            </w:r>
-            <w:r>
-              <w:rPr>
-                <w:lang w:val="en-US"/>
-              </w:rPr>
-              <w:t>X</w:t>
-            </w:r>
-            <w:r>
-              <w:t>В</w:t>
-            </w:r>
-            <w:r>
-              <w:rPr>
-                <w:lang w:val="en-US"/>
-              </w:rPr>
-              <w:t>:1</w:t>
-            </w:r>
-            <w:r>
-              <w:t xml:space="preserve"> – М9.</w:t>
-            </w:r>
-            <w:r>
-              <w:rPr>
-                <w:lang w:val="en-US"/>
-              </w:rPr>
-              <w:t>XB:2</w:t>
-            </w:r>
-          </w:p>
-        </w:tc>
-        <w:tc>
-          <w:tcPr>
-            <w:tcW w:w="2212" w:type="dxa"/>
-          </w:tcPr>
-          <w:p>
-            <w:pPr>
-              <w:pStyle w:val="af0"/>
-            </w:pPr>
-            <w:r>
-              <w:t>М9.К1</w:t>
-            </w:r>
-          </w:p>
-        </w:tc>
-        <w:tc>
-          <w:tcPr>
-            <w:tcW w:w="4914" w:type="dxa"/>
-            <w:shd w:val="clear" w:color="auto" w:fill="auto"/>
-          </w:tcPr>
-          <w:p>
-            <w:pPr>
-              <w:pStyle w:val="af0"/>
-              <w:jc w:val="left"/>
-            </w:pPr>
-            <w:r>
-              <w:t>ЛО ГЗоткл / ЛО: Ввод</w:t>
-            </w:r>
-          </w:p>
-        </w:tc>
-      </w:tr>
-      <w:tr>
-        <w:tc>
-          <w:tcPr>
-            <w:tcW w:w="2479" w:type="dxa"/>
-          </w:tcPr>
-          <w:p>
-            <w:pPr>
-              <w:pStyle w:val="af0"/>
-            </w:pPr>
-            <w:r>
-              <w:t>М9.</w:t>
-            </w:r>
-            <w:r>
-              <w:rPr>
-                <w:lang w:val="en-US"/>
-              </w:rPr>
-              <w:t>X</w:t>
-            </w:r>
-            <w:r>
-              <w:t>В:3 – М9.</w:t>
-            </w:r>
-            <w:r>
-              <w:rPr>
-                <w:lang w:val="en-US"/>
-              </w:rPr>
-              <w:t>XB</w:t>
-            </w:r>
-            <w:r>
-              <w:t>:4</w:t>
-            </w:r>
-          </w:p>
-        </w:tc>
-        <w:tc>
-          <w:tcPr>
-            <w:tcW w:w="2212" w:type="dxa"/>
-          </w:tcPr>
-          <w:p>
-            <w:pPr>
-              <w:pStyle w:val="af0"/>
-            </w:pPr>
-            <w:r>
-              <w:t>М9.К2</w:t>
-            </w:r>
-          </w:p>
-        </w:tc>
-        <w:tc>
-          <w:tcPr>
-            <w:tcW w:w="4914" w:type="dxa"/>
-            <w:shd w:val="clear" w:color="auto" w:fill="auto"/>
-          </w:tcPr>
-          <w:p>
-            <w:pPr>
-              <w:pStyle w:val="af0"/>
-              <w:jc w:val="left"/>
-            </w:pPr>
-            <w:r>
-              <w:t>ЛО ГЗоткл / ЛО: Оперативный вывод</w:t>
-            </w:r>
-          </w:p>
-        </w:tc>
-      </w:tr>
-      <w:tr>
-        <w:tc>
-          <w:tcPr>
-            <w:tcW w:w="2479" w:type="dxa"/>
-          </w:tcPr>
-          <w:p>
-            <w:pPr>
-              <w:pStyle w:val="af0"/>
-              <w:rPr>
-                <w:lang w:val="en-US"/>
-              </w:rPr>
-            </w:pPr>
-            <w:r>
-              <w:t>М9.</w:t>
-            </w:r>
-            <w:r>
-              <w:rPr>
-                <w:lang w:val="en-US"/>
-              </w:rPr>
-              <w:t>X</w:t>
-            </w:r>
-            <w:r>
-              <w:t>В:</w:t>
-            </w:r>
-            <w:r>
-              <w:rPr>
-                <w:lang w:val="en-US"/>
-              </w:rPr>
-              <w:t>7</w:t>
-            </w:r>
-            <w:r>
-              <w:t xml:space="preserve"> – М9.</w:t>
-            </w:r>
-            <w:r>
-              <w:rPr>
-                <w:lang w:val="en-US"/>
-              </w:rPr>
-              <w:t>XB</w:t>
-            </w:r>
-            <w:r>
-              <w:t>:</w:t>
-            </w:r>
-            <w:r>
-              <w:rPr>
-                <w:lang w:val="en-US"/>
-              </w:rPr>
-              <w:t>5</w:t>
-            </w:r>
-          </w:p>
-        </w:tc>
-        <w:tc>
-          <w:tcPr>
-            <w:tcW w:w="2212" w:type="dxa"/>
-          </w:tcPr>
-          <w:p>
-            <w:pPr>
-              <w:pStyle w:val="af0"/>
-            </w:pPr>
-            <w:r>
-              <w:t>М9.К3</w:t>
-            </w:r>
-          </w:p>
-        </w:tc>
-        <w:tc>
-          <w:tcPr>
-            <w:tcW w:w="4914" w:type="dxa"/>
-            <w:shd w:val="clear" w:color="auto" w:fill="auto"/>
-          </w:tcPr>
-          <w:p>
-            <w:pPr>
-              <w:pStyle w:val="af0"/>
-              <w:jc w:val="left"/>
-            </w:pPr>
-            <w:r>
-              <w:t>ЛО ГЗоткл / ЛО: Срабатывание</w:t>
-            </w:r>
-          </w:p>
-        </w:tc>
-      </w:tr>
-      <w:tr>
-        <w:tc>
-          <w:tcPr>
-            <w:tcW w:w="2479" w:type="dxa"/>
-          </w:tcPr>
-          <w:p>
-            <w:pPr>
-              <w:pStyle w:val="af0"/>
-              <w:rPr>
-                <w:lang w:val="en-US"/>
-              </w:rPr>
-            </w:pPr>
-            <w:r>
-              <w:t>М9.</w:t>
-            </w:r>
-            <w:r>
-              <w:rPr>
-                <w:lang w:val="en-US"/>
-              </w:rPr>
-              <w:t>X</w:t>
-            </w:r>
-            <w:r>
-              <w:t>В:</w:t>
-            </w:r>
-            <w:r>
-              <w:rPr>
-                <w:lang w:val="en-US"/>
-              </w:rPr>
-              <w:t>7</w:t>
-            </w:r>
-            <w:r>
-              <w:t xml:space="preserve"> – М9.</w:t>
-            </w:r>
-            <w:r>
-              <w:rPr>
-                <w:lang w:val="en-US"/>
-              </w:rPr>
-              <w:t>XB</w:t>
-            </w:r>
-            <w:r>
-              <w:t>:</w:t>
-            </w:r>
-            <w:r>
-              <w:rPr>
-                <w:lang w:val="en-US"/>
-              </w:rPr>
-              <w:t>6</w:t>
-            </w:r>
-          </w:p>
-        </w:tc>
-        <w:tc>
-          <w:tcPr>
-            <w:tcW w:w="2212" w:type="dxa"/>
-          </w:tcPr>
-          <w:p>
-            <w:pPr>
-              <w:pStyle w:val="af0"/>
-              <w:rPr>
-                <w:lang w:val="en-US"/>
-              </w:rPr>
-            </w:pPr>
-            <w:r>
-              <w:t>М9.К4</w:t>
-            </w:r>
-          </w:p>
-        </w:tc>
-        <w:tc>
-          <w:tcPr>
-            <w:tcW w:w="4914" w:type="dxa"/>
-            <w:shd w:val="clear" w:color="auto" w:fill="auto"/>
-          </w:tcPr>
-          <w:p>
-            <w:pPr>
-              <w:pStyle w:val="af0"/>
-              <w:jc w:val="left"/>
-            </w:pPr>
-            <w:r>
-              <w:t>ЛО ГЗоткл / ЛО: Срабатывание сигн</w:t>
-            </w:r>
-          </w:p>
-        </w:tc>
-      </w:tr>
-      <w:tr>
-        <w:tc>
-          <w:tcPr>
-            <w:tcW w:w="2479" w:type="dxa"/>
-          </w:tcPr>
-          <w:p>
-            <w:pPr>
-              <w:pStyle w:val="af0"/>
-              <w:rPr>
-                <w:lang w:val="en-US"/>
-              </w:rPr>
-            </w:pPr>
-            <w:r>
-              <w:t>М9.</w:t>
-            </w:r>
-            <w:r>
-              <w:rPr>
-                <w:lang w:val="en-US"/>
-              </w:rPr>
-              <w:t>X</w:t>
-            </w:r>
-            <w:r>
-              <w:t>В</w:t>
-            </w:r>
-            <w:r>
-              <w:rPr>
-                <w:lang w:val="en-US"/>
-              </w:rPr>
-              <w:t>:10</w:t>
-            </w:r>
-            <w:r>
-              <w:t xml:space="preserve"> – М9.</w:t>
-            </w:r>
-            <w:r>
-              <w:rPr>
-                <w:lang w:val="en-US"/>
-              </w:rPr>
-              <w:t>XB:8</w:t>
-            </w:r>
-          </w:p>
-        </w:tc>
-        <w:tc>
-          <w:tcPr>
-            <w:tcW w:w="2212" w:type="dxa"/>
-          </w:tcPr>
-          <w:p>
-            <w:pPr>
-              <w:pStyle w:val="af0"/>
-              <w:rPr>
-                <w:lang w:val="en-US"/>
-              </w:rPr>
-            </w:pPr>
-            <w:r>
-              <w:t>М9.К5</w:t>
-            </w:r>
-          </w:p>
-        </w:tc>
-        <w:tc>
-          <w:tcPr>
-            <w:tcW w:w="4914" w:type="dxa"/>
-            <w:shd w:val="clear" w:color="auto" w:fill="auto"/>
-          </w:tcPr>
-          <w:p>
-            <w:pPr>
-              <w:pStyle w:val="af0"/>
-              <w:jc w:val="left"/>
-            </w:pPr>
-            <w:r>
-              <w:t>ЛО ГЗоткл / ЛО: Заблокировано</w:t>
-            </w:r>
-          </w:p>
-        </w:tc>
-      </w:tr>
-      <w:tr>
-        <w:tc>
-          <w:tcPr>
-            <w:tcW w:w="2479" w:type="dxa"/>
-          </w:tcPr>
-          <w:p>
-            <w:pPr>
-              <w:pStyle w:val="af0"/>
-              <w:rPr>
-                <w:lang w:val="en-US"/>
-              </w:rPr>
-            </w:pPr>
-            <w:r>
-              <w:t>М9</w:t>
-            </w:r>
-            <w:r>
-              <w:rPr>
-                <w:lang w:val="en-US"/>
-              </w:rPr>
-              <w:t>.X</w:t>
-            </w:r>
-            <w:r>
-              <w:t>В</w:t>
-            </w:r>
-            <w:r>
-              <w:rPr>
-                <w:lang w:val="en-US"/>
-              </w:rPr>
-              <w:t xml:space="preserve">:10 – </w:t>
-            </w:r>
-            <w:r>
-              <w:t>М9</w:t>
-            </w:r>
-            <w:r>
-              <w:rPr>
-                <w:lang w:val="en-US"/>
-              </w:rPr>
-              <w:t>.XB:9</w:t>
-            </w:r>
-          </w:p>
-        </w:tc>
-        <w:tc>
-          <w:tcPr>
-            <w:tcW w:w="2212" w:type="dxa"/>
-          </w:tcPr>
-          <w:p>
-            <w:pPr>
-              <w:pStyle w:val="af0"/>
-              <w:rPr>
-                <w:lang w:val="en-US"/>
-              </w:rPr>
-            </w:pPr>
-            <w:r>
-              <w:t>М9.К</w:t>
-            </w:r>
-            <w:r>
-              <w:rPr>
-                <w:lang w:val="en-US"/>
-              </w:rPr>
-              <w:t>6</w:t>
-            </w:r>
-          </w:p>
-        </w:tc>
-        <w:tc>
-          <w:tcPr>
-            <w:tcW w:w="4914" w:type="dxa"/>
-            <w:shd w:val="clear" w:color="auto" w:fill="auto"/>
-          </w:tcPr>
-          <w:p>
-            <w:pPr>
-              <w:pStyle w:val="af0"/>
-              <w:jc w:val="left"/>
-            </w:pPr>
-            <w:r>
-              <w:t>ЛО Т / ЛО: Срабатывание</w:t>
-            </w:r>
-          </w:p>
-        </w:tc>
-      </w:tr>
-      <w:tr>
-        <w:tc>
-          <w:tcPr>
-            <w:tcW w:w="2479" w:type="dxa"/>
-          </w:tcPr>
-          <w:p>
-            <w:pPr>
-              <w:pStyle w:val="af0"/>
-              <w:rPr>
-                <w:lang w:val="en-US"/>
-              </w:rPr>
-            </w:pPr>
-            <w:r>
-              <w:t>М9</w:t>
-            </w:r>
-            <w:r>
-              <w:rPr>
-                <w:lang w:val="en-US"/>
-              </w:rPr>
-              <w:t>.X</w:t>
-            </w:r>
-            <w:r>
-              <w:t>В</w:t>
-            </w:r>
-            <w:r>
-              <w:rPr>
-                <w:lang w:val="en-US"/>
-              </w:rPr>
-              <w:t xml:space="preserve">:13 – </w:t>
-            </w:r>
-            <w:r>
-              <w:t>М9</w:t>
-            </w:r>
-            <w:r>
-              <w:rPr>
-                <w:lang w:val="en-US"/>
-              </w:rPr>
-              <w:t>.XB:12</w:t>
-            </w:r>
-          </w:p>
-        </w:tc>
-        <w:tc>
-          <w:tcPr>
-            <w:tcW w:w="2212" w:type="dxa"/>
-          </w:tcPr>
-          <w:p>
-            <w:pPr>
-              <w:pStyle w:val="af0"/>
-              <w:rPr>
-                <w:lang w:val="en-US"/>
-              </w:rPr>
-            </w:pPr>
-            <w:r>
-              <w:t>М9.К</w:t>
-            </w:r>
-            <w:r>
-              <w:rPr>
-                <w:lang w:val="en-US"/>
-              </w:rPr>
-              <w:t>7</w:t>
-            </w:r>
-          </w:p>
-        </w:tc>
-        <w:tc>
-          <w:tcPr>
-            <w:tcW w:w="4914" w:type="dxa"/>
-            <w:shd w:val="clear" w:color="auto" w:fill="auto"/>
-          </w:tcPr>
-          <w:p>
-            <w:pPr>
-              <w:pStyle w:val="af0"/>
-              <w:jc w:val="left"/>
-            </w:pPr>
-            <w:r>
-              <w:t>ЛО Т / ЗАВР: Запрет АВР</w:t>
-            </w:r>
-          </w:p>
-        </w:tc>
-      </w:tr>
-      <w:tr>
-        <w:tc>
-          <w:tcPr>
-            <w:tcW w:w="2479" w:type="dxa"/>
-          </w:tcPr>
-          <w:p>
-            <w:pPr>
-              <w:pStyle w:val="af0"/>
-              <w:rPr>
-                <w:lang w:val="en-US"/>
-              </w:rPr>
-            </w:pPr>
-            <w:r>
-              <w:t>М9</w:t>
-            </w:r>
-            <w:r>
-              <w:rPr>
-                <w:lang w:val="en-US"/>
-              </w:rPr>
-              <w:t>.X</w:t>
-            </w:r>
-            <w:r>
-              <w:t>В</w:t>
-            </w:r>
-            <w:r>
-              <w:rPr>
-                <w:lang w:val="en-US"/>
-              </w:rPr>
-              <w:t xml:space="preserve">:16 – </w:t>
-            </w:r>
-            <w:r>
-              <w:t>М9</w:t>
-            </w:r>
-            <w:r>
-              <w:rPr>
-                <w:lang w:val="en-US"/>
-              </w:rPr>
-              <w:t>.XB:15</w:t>
-            </w:r>
-          </w:p>
-        </w:tc>
-        <w:tc>
-          <w:tcPr>
-            <w:tcW w:w="2212" w:type="dxa"/>
-          </w:tcPr>
-          <w:p>
-            <w:pPr>
-              <w:pStyle w:val="af0"/>
-              <w:rPr>
-                <w:lang w:val="en-US"/>
-              </w:rPr>
-            </w:pPr>
-            <w:r>
-              <w:t>М9.К8</w:t>
-            </w:r>
-          </w:p>
-        </w:tc>
-        <w:tc>
-          <w:tcPr>
-            <w:tcW w:w="4914" w:type="dxa"/>
-            <w:shd w:val="clear" w:color="auto" w:fill="auto"/>
-          </w:tcPr>
-          <w:p>
-            <w:pPr>
-              <w:pStyle w:val="af0"/>
-              <w:jc w:val="left"/>
-            </w:pPr>
-            <w:r>
-              <w:t>ЛО Т / ЗАПВ: Запрет АПВ</w:t>
-            </w:r>
-          </w:p>
-        </w:tc>
-      </w:tr>
-      <w:tr>
-        <w:tc>
-          <w:tcPr>
-            <w:tcW w:w="2479" w:type="dxa"/>
-          </w:tcPr>
-          <w:p>
-            <w:pPr>
-              <w:pStyle w:val="af0"/>
-            </w:pPr>
-            <w:r>
-              <w:t>М10.</w:t>
-            </w:r>
-            <w:r>
-              <w:rPr>
-                <w:lang w:val="en-US"/>
-              </w:rPr>
-              <w:t>X</w:t>
-            </w:r>
-            <w:r>
-              <w:t>В</w:t>
-            </w:r>
-            <w:r>
-              <w:rPr>
-                <w:lang w:val="en-US"/>
-              </w:rPr>
-              <w:t>:1</w:t>
-            </w:r>
-            <w:r>
-              <w:t xml:space="preserve"> – М10.</w:t>
-            </w:r>
-            <w:r>
-              <w:rPr>
-                <w:lang w:val="en-US"/>
-              </w:rPr>
-              <w:t>XB:2</w:t>
-            </w:r>
-          </w:p>
-        </w:tc>
-        <w:tc>
-          <w:tcPr>
-            <w:tcW w:w="2212" w:type="dxa"/>
-          </w:tcPr>
-          <w:p>
-            <w:pPr>
-              <w:pStyle w:val="af0"/>
-            </w:pPr>
-            <w:r>
-              <w:t>М10.К1</w:t>
-            </w:r>
-          </w:p>
-        </w:tc>
-        <w:tc>
-          <w:tcPr>
-            <w:tcW w:w="4914" w:type="dxa"/>
-            <w:shd w:val="clear" w:color="auto" w:fill="auto"/>
-          </w:tcPr>
-          <w:p>
-            <w:pPr>
-              <w:pStyle w:val="af0"/>
-              <w:jc w:val="left"/>
-            </w:pPr>
-            <w:r>
-              <w:t>СС: ГЗ сигн</w:t>
-            </w:r>
-          </w:p>
-        </w:tc>
-      </w:tr>
-      <w:tr>
-        <w:tc>
-          <w:tcPr>
-            <w:tcW w:w="2479" w:type="dxa"/>
-          </w:tcPr>
-          <w:p>
-            <w:pPr>
-              <w:pStyle w:val="af0"/>
-            </w:pPr>
-            <w:r>
-              <w:t>М10.</w:t>
-            </w:r>
-            <w:r>
-              <w:rPr>
-                <w:lang w:val="en-US"/>
-              </w:rPr>
-              <w:t>X</w:t>
-            </w:r>
-            <w:r>
-              <w:t>В:3 – М10.</w:t>
-            </w:r>
-            <w:r>
-              <w:rPr>
-                <w:lang w:val="en-US"/>
-              </w:rPr>
-              <w:t>XB</w:t>
-            </w:r>
-            <w:r>
-              <w:t>:4</w:t>
-            </w:r>
-          </w:p>
-        </w:tc>
-        <w:tc>
-          <w:tcPr>
-            <w:tcW w:w="2212" w:type="dxa"/>
-          </w:tcPr>
-          <w:p>
-            <w:pPr>
-              <w:pStyle w:val="af0"/>
-            </w:pPr>
-            <w:r>
-              <w:t>М10.К2</w:t>
-            </w:r>
-          </w:p>
-        </w:tc>
-        <w:tc>
-          <w:tcPr>
-            <w:tcW w:w="4914" w:type="dxa"/>
-            <w:shd w:val="clear" w:color="auto" w:fill="auto"/>
-          </w:tcPr>
-          <w:p>
-            <w:pPr>
-              <w:pStyle w:val="af0"/>
-              <w:jc w:val="left"/>
-            </w:pPr>
-            <w:r>
-              <w:t>СС: ГЗ заблокирована</w:t>
-            </w:r>
-          </w:p>
-        </w:tc>
-      </w:tr>
-      <w:tr>
-        <w:tc>
-          <w:tcPr>
-            <w:tcW w:w="2479" w:type="dxa"/>
-          </w:tcPr>
-          <w:p>
-            <w:pPr>
-              <w:pStyle w:val="af0"/>
-            </w:pPr>
-            <w:r>
-              <w:t>М10.</w:t>
-            </w:r>
-            <w:r>
-              <w:rPr>
-                <w:lang w:val="en-US"/>
-              </w:rPr>
-              <w:t>X</w:t>
-            </w:r>
-            <w:r>
-              <w:t>В:</w:t>
-            </w:r>
-            <w:r>
-              <w:rPr>
-                <w:lang w:val="en-US"/>
-              </w:rPr>
-              <w:t>7</w:t>
-            </w:r>
-            <w:r>
-              <w:t xml:space="preserve"> – М10.</w:t>
-            </w:r>
-            <w:r>
-              <w:rPr>
-                <w:lang w:val="en-US"/>
-              </w:rPr>
-              <w:t>XB</w:t>
-            </w:r>
-            <w:r>
-              <w:t>:</w:t>
-            </w:r>
-            <w:r>
-              <w:rPr>
-                <w:lang w:val="en-US"/>
-              </w:rPr>
-              <w:t>5</w:t>
-            </w:r>
-          </w:p>
-        </w:tc>
-        <w:tc>
-          <w:tcPr>
-            <w:tcW w:w="2212" w:type="dxa"/>
-          </w:tcPr>
-          <w:p>
-            <w:pPr>
-              <w:pStyle w:val="af0"/>
-            </w:pPr>
-            <w:r>
-              <w:t>М10.К3</w:t>
-            </w:r>
-          </w:p>
-        </w:tc>
-        <w:tc>
-          <w:tcPr>
-            <w:tcW w:w="4914" w:type="dxa"/>
-          </w:tcPr>
-          <w:p>
-            <w:pPr>
-              <w:pStyle w:val="af0"/>
-              <w:jc w:val="left"/>
-            </w:pPr>
-            <w:r>
-              <w:t>СС: Низ.изол. ГЗ</w:t>
-            </w:r>
-          </w:p>
-        </w:tc>
-      </w:tr>
-      <w:tr>
-        <w:tc>
-          <w:tcPr>
-            <w:tcW w:w="2479" w:type="dxa"/>
-          </w:tcPr>
-          <w:p>
-            <w:pPr>
-              <w:pStyle w:val="af0"/>
-            </w:pPr>
-            <w:r>
-              <w:t>М10.</w:t>
-            </w:r>
-            <w:r>
-              <w:rPr>
-                <w:lang w:val="en-US"/>
-              </w:rPr>
-              <w:t>X</w:t>
-            </w:r>
-            <w:r>
-              <w:t>В:</w:t>
-            </w:r>
-            <w:r>
-              <w:rPr>
-                <w:lang w:val="en-US"/>
-              </w:rPr>
-              <w:t>7</w:t>
-            </w:r>
-            <w:r>
-              <w:t xml:space="preserve"> – М10.</w:t>
-            </w:r>
-            <w:r>
-              <w:rPr>
-                <w:lang w:val="en-US"/>
-              </w:rPr>
-              <w:t>XB</w:t>
-            </w:r>
-            <w:r>
-              <w:t>:</w:t>
-            </w:r>
-            <w:r>
-              <w:rPr>
-                <w:lang w:val="en-US"/>
-              </w:rPr>
-              <w:t>6</w:t>
-            </w:r>
-          </w:p>
-        </w:tc>
-        <w:tc>
-          <w:tcPr>
-            <w:tcW w:w="2212" w:type="dxa"/>
-          </w:tcPr>
-          <w:p>
-            <w:pPr>
-              <w:pStyle w:val="af0"/>
-            </w:pPr>
-            <w:r>
-              <w:t>М10.К4</w:t>
-            </w:r>
-          </w:p>
-        </w:tc>
-        <w:tc>
-          <w:tcPr>
-            <w:tcW w:w="4914" w:type="dxa"/>
-          </w:tcPr>
-          <w:p>
-            <w:pPr>
-              <w:pStyle w:val="af0"/>
-              <w:jc w:val="left"/>
-            </w:pPr>
-            <w:r>
-              <w:t>Резерв</w:t>
-            </w:r>
-          </w:p>
-        </w:tc>
-      </w:tr>
-      <w:tr>
-        <w:tc>
-          <w:tcPr>
-            <w:tcW w:w="2479" w:type="dxa"/>
-          </w:tcPr>
-          <w:p>
-            <w:pPr>
-              <w:pStyle w:val="af0"/>
-            </w:pPr>
-            <w:r>
-              <w:t>М10.</w:t>
-            </w:r>
-            <w:r>
-              <w:rPr>
-                <w:lang w:val="en-US"/>
-              </w:rPr>
-              <w:t>X</w:t>
-            </w:r>
-            <w:r>
-              <w:t>В</w:t>
-            </w:r>
-            <w:r>
-              <w:rPr>
-                <w:lang w:val="en-US"/>
-              </w:rPr>
-              <w:t>:10</w:t>
-            </w:r>
-            <w:r>
-              <w:t xml:space="preserve"> – М10.</w:t>
-            </w:r>
-            <w:r>
-              <w:rPr>
-                <w:lang w:val="en-US"/>
-              </w:rPr>
-              <w:t>XB:8</w:t>
-            </w:r>
-          </w:p>
-        </w:tc>
-        <w:tc>
-          <w:tcPr>
-            <w:tcW w:w="2212" w:type="dxa"/>
-          </w:tcPr>
-          <w:p>
-            <w:pPr>
-              <w:pStyle w:val="af0"/>
-            </w:pPr>
-            <w:r>
-              <w:t>М10.К5</w:t>
-            </w:r>
-          </w:p>
-        </w:tc>
-        <w:tc>
-          <w:tcPr>
-            <w:tcW w:w="4914" w:type="dxa"/>
-          </w:tcPr>
-          <w:p>
-            <w:pPr>
-              <w:pStyle w:val="af0"/>
-              <w:jc w:val="left"/>
-            </w:pPr>
-            <w:r>
-              <w:t>Резерв</w:t>
-            </w:r>
-          </w:p>
-        </w:tc>
-      </w:tr>
-      <w:tr>
-        <w:tc>
-          <w:tcPr>
-            <w:tcW w:w="2479" w:type="dxa"/>
-          </w:tcPr>
-          <w:p>
-            <w:pPr>
-              <w:pStyle w:val="af0"/>
-            </w:pPr>
-            <w:r>
-              <w:t>М10</w:t>
-            </w:r>
-            <w:r>
-              <w:rPr>
-                <w:lang w:val="en-US"/>
-              </w:rPr>
-              <w:t>.X</w:t>
-            </w:r>
-            <w:r>
-              <w:t>В</w:t>
-            </w:r>
-            <w:r>
-              <w:rPr>
-                <w:lang w:val="en-US"/>
-              </w:rPr>
-              <w:t xml:space="preserve">:10 – </w:t>
-            </w:r>
-            <w:r>
-              <w:t>М10</w:t>
-            </w:r>
-            <w:r>
-              <w:rPr>
-                <w:lang w:val="en-US"/>
-              </w:rPr>
-              <w:t>.XB:9</w:t>
-            </w:r>
-          </w:p>
-        </w:tc>
-        <w:tc>
-          <w:tcPr>
-            <w:tcW w:w="2212" w:type="dxa"/>
-          </w:tcPr>
-          <w:p>
-            <w:pPr>
-              <w:pStyle w:val="af0"/>
-            </w:pPr>
-            <w:r>
-              <w:t>М10.К</w:t>
-            </w:r>
-            <w:r>
-              <w:rPr>
-                <w:lang w:val="en-US"/>
-              </w:rPr>
-              <w:t>6</w:t>
-            </w:r>
-          </w:p>
-        </w:tc>
-        <w:tc>
-          <w:tcPr>
-            <w:tcW w:w="4914" w:type="dxa"/>
-          </w:tcPr>
-          <w:p>
-            <w:pPr>
-              <w:pStyle w:val="af0"/>
-              <w:jc w:val="left"/>
-            </w:pPr>
-            <w:r>
-              <w:t>Резерв</w:t>
-            </w:r>
-          </w:p>
-        </w:tc>
-      </w:tr>
-      <w:tr>
-        <w:tc>
-          <w:tcPr>
-            <w:tcW w:w="2479" w:type="dxa"/>
-          </w:tcPr>
-          <w:p>
-            <w:pPr>
-              <w:pStyle w:val="af0"/>
-            </w:pPr>
-            <w:r>
-              <w:t>М10</w:t>
-            </w:r>
-            <w:r>
-              <w:rPr>
-                <w:lang w:val="en-US"/>
-              </w:rPr>
-              <w:t>.X</w:t>
-            </w:r>
-            <w:r>
-              <w:t>В</w:t>
-            </w:r>
-            <w:r>
-              <w:rPr>
-                <w:lang w:val="en-US"/>
-              </w:rPr>
-              <w:t xml:space="preserve">:13 – </w:t>
-            </w:r>
-            <w:r>
-              <w:t>М10</w:t>
-            </w:r>
-            <w:r>
-              <w:rPr>
-                <w:lang w:val="en-US"/>
-              </w:rPr>
-              <w:t>.XB:12</w:t>
-            </w:r>
-          </w:p>
-        </w:tc>
-        <w:tc>
-          <w:tcPr>
-            <w:tcW w:w="2212" w:type="dxa"/>
-          </w:tcPr>
-          <w:p>
-            <w:pPr>
-              <w:pStyle w:val="af0"/>
-            </w:pPr>
-            <w:r>
-              <w:t>М10.К</w:t>
-            </w:r>
-            <w:r>
-              <w:rPr>
-                <w:lang w:val="en-US"/>
-              </w:rPr>
-              <w:t>7</w:t>
-            </w:r>
-          </w:p>
-        </w:tc>
-        <w:tc>
-          <w:tcPr>
-            <w:tcW w:w="4914" w:type="dxa"/>
-          </w:tcPr>
-          <w:p>
-            <w:pPr>
-              <w:pStyle w:val="af0"/>
-              <w:jc w:val="left"/>
-            </w:pPr>
-            <w:r>
-              <w:t>Резерв</w:t>
-            </w:r>
-          </w:p>
-        </w:tc>
-      </w:tr>
-      <w:tr>
-        <w:tc>
-          <w:tcPr>
-            <w:tcW w:w="2479" w:type="dxa"/>
-          </w:tcPr>
-          <w:p>
-            <w:pPr>
-              <w:pStyle w:val="af0"/>
-            </w:pPr>
-            <w:r>
-              <w:t>М10</w:t>
-            </w:r>
-            <w:r>
-              <w:rPr>
-                <w:lang w:val="en-US"/>
-              </w:rPr>
-              <w:t>.X</w:t>
-            </w:r>
-            <w:r>
-              <w:t>В</w:t>
-            </w:r>
-            <w:r>
-              <w:rPr>
-                <w:lang w:val="en-US"/>
-              </w:rPr>
-              <w:t xml:space="preserve">:16 – </w:t>
-            </w:r>
-            <w:r>
-              <w:t>М10</w:t>
-            </w:r>
-            <w:r>
-              <w:rPr>
-                <w:lang w:val="en-US"/>
-              </w:rPr>
-              <w:t>.XB:15</w:t>
-            </w:r>
-          </w:p>
-        </w:tc>
-        <w:tc>
-          <w:tcPr>
-            <w:tcW w:w="2212" w:type="dxa"/>
-          </w:tcPr>
-          <w:p>
-            <w:pPr>
-              <w:pStyle w:val="af0"/>
-            </w:pPr>
-            <w:r>
-              <w:t>М10.К8</w:t>
-            </w:r>
-          </w:p>
-        </w:tc>
-        <w:tc>
-          <w:tcPr>
-            <w:tcW w:w="4914" w:type="dxa"/>
-          </w:tcPr>
-          <w:p>
-            <w:pPr>
-              <w:pStyle w:val="af0"/>
-              <w:jc w:val="left"/>
-            </w:pPr>
-            <w:r>
-              <w:t>Резерв</w:t>
-            </w:r>
-          </w:p>
-        </w:tc>
-      </w:tr>
-      <w:tr>
-        <w:tc>
-          <w:tcPr>
-            <w:tcW w:w="2479" w:type="dxa"/>
-          </w:tcPr>
-          <w:p>
-            <w:pPr>
-              <w:pStyle w:val="af0"/>
-            </w:pPr>
-            <w:r>
-              <w:t>М</w:t>
-            </w:r>
-            <w:r>
-              <w:rPr>
-                <w:lang w:val="en-US"/>
-              </w:rPr>
-              <w:t xml:space="preserve">1.XP:2 - </w:t>
-            </w:r>
-            <w:r>
-              <w:t>М</w:t>
-            </w:r>
-            <w:r>
-              <w:rPr>
-                <w:lang w:val="en-US"/>
-              </w:rPr>
-              <w:t>1.XP:1</w:t>
-            </w:r>
-          </w:p>
-        </w:tc>
-        <w:tc>
-          <w:tcPr>
-            <w:tcW w:w="2212" w:type="dxa"/>
-          </w:tcPr>
-          <w:p>
-            <w:pPr>
-              <w:pStyle w:val="af0"/>
-            </w:pPr>
-            <w:r>
-              <w:t>М1.К1</w:t>
-            </w:r>
-          </w:p>
-        </w:tc>
-        <w:tc>
-          <w:tcPr>
-            <w:tcW w:w="4914" w:type="dxa"/>
-          </w:tcPr>
-          <w:p>
-            <w:pPr>
-              <w:pStyle w:val="af0"/>
-              <w:jc w:val="left"/>
-            </w:pPr>
-            <w:r>
-              <w:t>ПС: Пуск</w:t>
-            </w:r>
-          </w:p>
-        </w:tc>
-      </w:tr>
-    </w:tbl>
-    <w:p>
-      <w:pPr>
-        <w:pStyle w:val="a"/>
-      </w:pPr>
-      <w:bookmarkStart w:id="23" w:name="_Ref195522309"/>
-      <w:r>
-        <w:t xml:space="preserve">Выходные реле ЮНИТ-М300 для проверки </w:t>
-      </w:r>
-      <w:r>
-        <w:t>ЛО ГЗсигн</w:t>
       </w:r>
       <w:bookmarkEnd w:id="23"/>
     </w:p>
@@ -14603,7 +13185,6 @@
               <w:rPr>
                 <w:b w:val="0"/>
               </w:rPr>
-              <w:lastRenderedPageBreak/>
               <w:t>Клеммы на устройстве</w:t>
             </w:r>
           </w:p>
@@ -14707,7 +13288,7 @@
               <w:jc w:val="left"/>
             </w:pPr>
             <w:r>
-              <w:t>ЛО ГЗсигн / ЛО: Ввод</w:t>
+              <w:t>ЛО ГЗоткл / ЛО: Ввод</w:t>
             </w:r>
           </w:p>
         </w:tc>
@@ -14768,7 +13349,7 @@
               <w:jc w:val="left"/>
             </w:pPr>
             <w:r>
-              <w:t>ЛО ГЗсигн / ЛО: Оперативный вывод</w:t>
+              <w:t>ЛО ГЗоткл / ЛО: Оперативный вывод</w:t>
             </w:r>
           </w:p>
         </w:tc>
@@ -14847,7 +13428,7 @@
               <w:jc w:val="left"/>
             </w:pPr>
             <w:r>
-              <w:t>ЛО ГЗсигн / ЛО: Срабатывание</w:t>
+              <w:t>ЛО ГЗоткл / ЛО: Срабатывание</w:t>
             </w:r>
           </w:p>
         </w:tc>
@@ -14929,7 +13510,7 @@
               <w:jc w:val="left"/>
             </w:pPr>
             <w:r>
-              <w:t>ЛО ГЗсигн / ЛО: Срабатывание сигн</w:t>
+              <w:t>ЛО ГЗоткл / ЛО: Срабатывание сигн</w:t>
             </w:r>
           </w:p>
         </w:tc>
@@ -15002,7 +13583,7 @@
               <w:jc w:val="left"/>
             </w:pPr>
             <w:r>
-              <w:t>ЛО ГЗсигн / ЛО: Заблокировано</w:t>
+              <w:t>ЛО ГЗоткл / ЛО: Заблокировано</w:t>
             </w:r>
           </w:p>
         </w:tc>
@@ -15073,6 +13654,7 @@
         <w:tc>
           <w:tcPr>
             <w:tcW w:w="4914" w:type="dxa"/>
+            <w:shd w:val="clear" w:color="auto" w:fill="auto"/>
           </w:tcPr>
           <w:p>
             <w:pPr>
@@ -15151,6 +13733,7 @@
         <w:tc>
           <w:tcPr>
             <w:tcW w:w="4914" w:type="dxa"/>
+            <w:shd w:val="clear" w:color="auto" w:fill="auto"/>
           </w:tcPr>
           <w:p>
             <w:pPr>
@@ -15223,6 +13806,7 @@
         <w:tc>
           <w:tcPr>
             <w:tcW w:w="4914" w:type="dxa"/>
+            <w:shd w:val="clear" w:color="auto" w:fill="auto"/>
           </w:tcPr>
           <w:p>
             <w:pPr>
@@ -15289,6 +13873,7 @@
         <w:tc>
           <w:tcPr>
             <w:tcW w:w="4914" w:type="dxa"/>
+            <w:shd w:val="clear" w:color="auto" w:fill="auto"/>
           </w:tcPr>
           <w:p>
             <w:pPr>
@@ -15349,6 +13934,7 @@
         <w:tc>
           <w:tcPr>
             <w:tcW w:w="4914" w:type="dxa"/>
+            <w:shd w:val="clear" w:color="auto" w:fill="auto"/>
           </w:tcPr>
           <w:p>
             <w:pPr>
@@ -15506,6 +14092,72 @@
               <w:jc w:val="left"/>
             </w:pPr>
             <w:r>
+              <w:t>ПС: Пуск</w:t>
+            </w:r>
+          </w:p>
+        </w:tc>
+      </w:tr>
+      <w:tr>
+        <w:tc>
+          <w:tcPr>
+            <w:tcW w:w="2479" w:type="dxa"/>
+          </w:tcPr>
+          <w:p>
+            <w:pPr>
+              <w:pStyle w:val="af0"/>
+            </w:pPr>
+            <w:r>
+              <w:t>М10.</w:t>
+            </w:r>
+            <w:r>
+              <w:rPr>
+                <w:lang w:val="en-US"/>
+              </w:rPr>
+              <w:t>X</w:t>
+            </w:r>
+            <w:r>
+              <w:t>В</w:t>
+            </w:r>
+            <w:r>
+              <w:rPr>
+                <w:lang w:val="en-US"/>
+              </w:rPr>
+              <w:t>:10</w:t>
+            </w:r>
+            <w:r>
+              <w:t xml:space="preserve"> – М10.</w:t>
+            </w:r>
+            <w:r>
+              <w:rPr>
+                <w:lang w:val="en-US"/>
+              </w:rPr>
+              <w:t>XB:8</w:t>
+            </w:r>
+          </w:p>
+        </w:tc>
+        <w:tc>
+          <w:tcPr>
+            <w:tcW w:w="2212" w:type="dxa"/>
+          </w:tcPr>
+          <w:p>
+            <w:pPr>
+              <w:pStyle w:val="af0"/>
+            </w:pPr>
+            <w:r>
+              <w:t>М10.К5</w:t>
+            </w:r>
+          </w:p>
+        </w:tc>
+        <w:tc>
+          <w:tcPr>
+            <w:tcW w:w="4914" w:type="dxa"/>
+          </w:tcPr>
+          <w:p>
+            <w:pPr>
+              <w:pStyle w:val="af0"/>
+              <w:jc w:val="left"/>
+            </w:pPr>
+            <w:r>
               <w:t>Резерв</w:t>
             </w:r>
           </w:p>
@@ -15521,13 +14173,13 @@
               <w:pStyle w:val="af0"/>
             </w:pPr>
             <w:r>
-              <w:t>М10.</w:t>
-            </w:r>
-            <w:r>
-              <w:rPr>
-                <w:lang w:val="en-US"/>
-              </w:rPr>
-              <w:t>X</w:t>
+              <w:t>М10</w:t>
+            </w:r>
+            <w:r>
+              <w:rPr>
+                <w:lang w:val="en-US"/>
+              </w:rPr>
+              <w:t>.X</w:t>
             </w:r>
             <w:r>
               <w:t>В</w:t>
@@ -15536,16 +14188,16 @@
               <w:rPr>
                 <w:lang w:val="en-US"/>
               </w:rPr>
-              <w:t>:10</w:t>
-            </w:r>
-            <w:r>
-              <w:t xml:space="preserve"> – М10.</w:t>
-            </w:r>
-            <w:r>
-              <w:rPr>
-                <w:lang w:val="en-US"/>
-              </w:rPr>
-              <w:t>XB:8</w:t>
+              <w:t xml:space="preserve">:10 – </w:t>
+            </w:r>
+            <w:r>
+              <w:t>М10</w:t>
+            </w:r>
+            <w:r>
+              <w:rPr>
+                <w:lang w:val="en-US"/>
+              </w:rPr>
+              <w:t>.XB:9</w:t>
             </w:r>
           </w:p>
         </w:tc>
@@ -15558,7 +14210,13 @@
               <w:pStyle w:val="af0"/>
             </w:pPr>
             <w:r>
-              <w:t>М10.К5</w:t>
+              <w:t>М10.К</w:t>
+            </w:r>
+            <w:r>
+              <w:rPr>
+                <w:lang w:val="en-US"/>
+              </w:rPr>
+              <w:t>6</w:t>
             </w:r>
           </w:p>
         </w:tc>
@@ -15602,7 +14260,7 @@
               <w:rPr>
                 <w:lang w:val="en-US"/>
               </w:rPr>
-              <w:t xml:space="preserve">:10 – </w:t>
+              <w:t xml:space="preserve">:13 – </w:t>
             </w:r>
             <w:r>
               <w:t>М10</w:t>
@@ -15611,7 +14269,7 @@
               <w:rPr>
                 <w:lang w:val="en-US"/>
               </w:rPr>
-              <w:t>.XB:9</w:t>
+              <w:t>.XB:12</w:t>
             </w:r>
           </w:p>
         </w:tc>
@@ -15630,7 +14288,7 @@
               <w:rPr>
                 <w:lang w:val="en-US"/>
               </w:rPr>
-              <w:t>6</w:t>
+              <w:t>7</w:t>
             </w:r>
           </w:p>
         </w:tc>
@@ -15674,7 +14332,7 @@
               <w:rPr>
                 <w:lang w:val="en-US"/>
               </w:rPr>
-              <w:t xml:space="preserve">:13 – </w:t>
+              <w:t xml:space="preserve">:16 – </w:t>
             </w:r>
             <w:r>
               <w:t>М10</w:t>
@@ -15683,7 +14341,7 @@
               <w:rPr>
                 <w:lang w:val="en-US"/>
               </w:rPr>
-              <w:t>.XB:12</w:t>
+              <w:t>.XB:15</w:t>
             </w:r>
           </w:p>
         </w:tc>
@@ -15696,13 +14354,7 @@
               <w:pStyle w:val="af0"/>
             </w:pPr>
             <w:r>
-              <w:t>М10.К</w:t>
-            </w:r>
-            <w:r>
-              <w:rPr>
-                <w:lang w:val="en-US"/>
-              </w:rPr>
-              <w:t>7</w:t>
+              <w:t>М10.К8</w:t>
             </w:r>
           </w:p>
         </w:tc>
@@ -15717,129 +14369,6 @@
             </w:pPr>
             <w:r>
               <w:t>Резерв</w:t>
-            </w:r>
-          </w:p>
-        </w:tc>
-      </w:tr>
-      <w:tr>
-        <w:tc>
-          <w:tcPr>
-            <w:tcW w:w="2479" w:type="dxa"/>
-          </w:tcPr>
-          <w:p>
-            <w:pPr>
-              <w:pStyle w:val="af0"/>
-            </w:pPr>
-            <w:r>
-              <w:t>М10</w:t>
-            </w:r>
-            <w:r>
-              <w:rPr>
-                <w:lang w:val="en-US"/>
-              </w:rPr>
-              <w:t>.X</w:t>
-            </w:r>
-            <w:r>
-              <w:t>В</w:t>
-            </w:r>
-            <w:r>
-              <w:rPr>
-                <w:lang w:val="en-US"/>
-              </w:rPr>
-              <w:t xml:space="preserve">:16 – </w:t>
-            </w:r>
-            <w:r>
-              <w:t>М10</w:t>
-            </w:r>
-            <w:r>
-              <w:rPr>
-                <w:lang w:val="en-US"/>
-              </w:rPr>
-              <w:t>.XB:15</w:t>
-            </w:r>
-          </w:p>
-        </w:tc>
-        <w:tc>
-          <w:tcPr>
-            <w:tcW w:w="2212" w:type="dxa"/>
-          </w:tcPr>
-          <w:p>
-            <w:pPr>
-              <w:pStyle w:val="af0"/>
-            </w:pPr>
-            <w:r>
-              <w:t>М10.К8</w:t>
-            </w:r>
-          </w:p>
-        </w:tc>
-        <w:tc>
-          <w:tcPr>
-            <w:tcW w:w="4914" w:type="dxa"/>
-          </w:tcPr>
-          <w:p>
-            <w:pPr>
-              <w:pStyle w:val="af0"/>
-              <w:jc w:val="left"/>
-            </w:pPr>
-            <w:r>
-              <w:t>Резерв</w:t>
-            </w:r>
-          </w:p>
-        </w:tc>
-      </w:tr>
-      <w:tr>
-        <w:tc>
-          <w:tcPr>
-            <w:tcW w:w="2479" w:type="dxa"/>
-          </w:tcPr>
-          <w:p>
-            <w:pPr>
-              <w:pStyle w:val="af0"/>
-            </w:pPr>
-            <w:r>
-              <w:t>М</w:t>
-            </w:r>
-            <w:r>
-              <w:rPr>
-                <w:lang w:val="en-US"/>
-              </w:rPr>
-              <w:t xml:space="preserve">1.XP:2 - </w:t>
-            </w:r>
-            <w:r>
-              <w:t>М</w:t>
-            </w:r>
-            <w:r>
-              <w:rPr>
-                <w:lang w:val="en-US"/>
-              </w:rPr>
-              <w:t>1.XP:1</w:t>
-            </w:r>
-          </w:p>
-        </w:tc>
-        <w:tc>
-          <w:tcPr>
-            <w:tcW w:w="2212" w:type="dxa"/>
-          </w:tcPr>
-          <w:p>
-            <w:pPr>
-              <w:pStyle w:val="af0"/>
-            </w:pPr>
-            <w:r>
-              <w:t>М1.К1</w:t>
-            </w:r>
-          </w:p>
-        </w:tc>
-        <w:tc>
-          <w:tcPr>
-            <w:tcW w:w="4914" w:type="dxa"/>
-          </w:tcPr>
-          <w:p>
-            <w:pPr>
-              <w:pStyle w:val="af0"/>
-              <w:jc w:val="left"/>
-            </w:pPr>
-            <w:r>
-              <w:t>ПС: Пуск</w:t>
             </w:r>
           </w:p>
         </w:tc>
@@ -15849,12 +14378,12 @@
       <w:pPr>
         <w:pStyle w:val="a"/>
       </w:pPr>
-      <w:bookmarkStart w:id="24" w:name="_Ref195522346"/>
+      <w:bookmarkStart w:id="24" w:name="_Ref195522309"/>
       <w:r>
         <w:t xml:space="preserve">Выходные реле ЮНИТ-М300 для проверки </w:t>
       </w:r>
       <w:r>
-        <w:t>ЛО ДТм</w:t>
+        <w:t>ЛО ГЗсигн</w:t>
       </w:r>
       <w:bookmarkEnd w:id="24"/>
     </w:p>
@@ -15991,7 +14520,7 @@
               <w:jc w:val="left"/>
             </w:pPr>
             <w:r>
-              <w:t>ЛО ДТм: Ввод</w:t>
+              <w:t>ЛО ГЗсигн / ЛО: Ввод</w:t>
             </w:r>
           </w:p>
         </w:tc>
@@ -16052,7 +14581,7 @@
               <w:jc w:val="left"/>
             </w:pPr>
             <w:r>
-              <w:t>ЛО ДТм: Оперативный вывод</w:t>
+              <w:t>ЛО ГЗсигн / ЛО: Оперативный вывод</w:t>
             </w:r>
           </w:p>
         </w:tc>
@@ -16131,7 +14660,7 @@
               <w:jc w:val="left"/>
             </w:pPr>
             <w:r>
-              <w:t>ЛО ДТм: Срабатывание</w:t>
+              <w:t>ЛО ГЗсигн / ЛО: Срабатывание</w:t>
             </w:r>
           </w:p>
         </w:tc>
@@ -16213,7 +14742,7 @@
               <w:jc w:val="left"/>
             </w:pPr>
             <w:r>
-              <w:t>ЛО ДТм: Срабатывание сигн</w:t>
+              <w:t>ЛО ГЗсигн / ЛО: Срабатывание сигн</w:t>
             </w:r>
           </w:p>
         </w:tc>
@@ -16286,7 +14815,7 @@
               <w:jc w:val="left"/>
             </w:pPr>
             <w:r>
-              <w:t>ЛО ДТм: Заблокировано</w:t>
+              <w:t>ЛО ГЗсигн / ЛО: Заблокировано</w:t>
             </w:r>
           </w:p>
         </w:tc>
@@ -16580,7 +15109,7 @@
               <w:jc w:val="left"/>
             </w:pPr>
             <w:r>
-              <w:t>СС: ТЗ сигн</w:t>
+              <w:t>СС: ГЗ сигн</w:t>
             </w:r>
           </w:p>
         </w:tc>
@@ -16640,7 +15169,7 @@
               <w:jc w:val="left"/>
             </w:pPr>
             <w:r>
-              <w:t>СС: Низ.изол. ТЗ</w:t>
+              <w:t>СС: ГЗ заблокирована</w:t>
             </w:r>
           </w:p>
         </w:tc>
@@ -16655,6 +15184,7 @@
               <w:pStyle w:val="af0"/>
             </w:pPr>
             <w:r>
+              <w:lastRenderedPageBreak/>
               <w:t>М10.</w:t>
             </w:r>
             <w:r>
@@ -16715,7 +15245,7 @@
               <w:jc w:val="left"/>
             </w:pPr>
             <w:r>
-              <w:t>СС:ТЗ заблокирована</w:t>
+              <w:t>СС: Низ.изол. ГЗ</w:t>
             </w:r>
           </w:p>
         </w:tc>
@@ -16790,6 +15320,72 @@
               <w:jc w:val="left"/>
             </w:pPr>
             <w:r>
+              <w:t>ПС: Пуск</w:t>
+            </w:r>
+          </w:p>
+        </w:tc>
+      </w:tr>
+      <w:tr>
+        <w:tc>
+          <w:tcPr>
+            <w:tcW w:w="2479" w:type="dxa"/>
+          </w:tcPr>
+          <w:p>
+            <w:pPr>
+              <w:pStyle w:val="af0"/>
+            </w:pPr>
+            <w:r>
+              <w:t>М10.</w:t>
+            </w:r>
+            <w:r>
+              <w:rPr>
+                <w:lang w:val="en-US"/>
+              </w:rPr>
+              <w:t>X</w:t>
+            </w:r>
+            <w:r>
+              <w:t>В</w:t>
+            </w:r>
+            <w:r>
+              <w:rPr>
+                <w:lang w:val="en-US"/>
+              </w:rPr>
+              <w:t>:10</w:t>
+            </w:r>
+            <w:r>
+              <w:t xml:space="preserve"> – М10.</w:t>
+            </w:r>
+            <w:r>
+              <w:rPr>
+                <w:lang w:val="en-US"/>
+              </w:rPr>
+              <w:t>XB:8</w:t>
+            </w:r>
+          </w:p>
+        </w:tc>
+        <w:tc>
+          <w:tcPr>
+            <w:tcW w:w="2212" w:type="dxa"/>
+          </w:tcPr>
+          <w:p>
+            <w:pPr>
+              <w:pStyle w:val="af0"/>
+            </w:pPr>
+            <w:r>
+              <w:t>М10.К5</w:t>
+            </w:r>
+          </w:p>
+        </w:tc>
+        <w:tc>
+          <w:tcPr>
+            <w:tcW w:w="4914" w:type="dxa"/>
+          </w:tcPr>
+          <w:p>
+            <w:pPr>
+              <w:pStyle w:val="af0"/>
+              <w:jc w:val="left"/>
+            </w:pPr>
+            <w:r>
               <w:t>Резерв</w:t>
             </w:r>
           </w:p>
@@ -16805,13 +15401,13 @@
               <w:pStyle w:val="af0"/>
             </w:pPr>
             <w:r>
-              <w:t>М10.</w:t>
-            </w:r>
-            <w:r>
-              <w:rPr>
-                <w:lang w:val="en-US"/>
-              </w:rPr>
-              <w:t>X</w:t>
+              <w:t>М10</w:t>
+            </w:r>
+            <w:r>
+              <w:rPr>
+                <w:lang w:val="en-US"/>
+              </w:rPr>
+              <w:t>.X</w:t>
             </w:r>
             <w:r>
               <w:t>В</w:t>
@@ -16820,16 +15416,16 @@
               <w:rPr>
                 <w:lang w:val="en-US"/>
               </w:rPr>
-              <w:t>:10</w:t>
-            </w:r>
-            <w:r>
-              <w:t xml:space="preserve"> – М10.</w:t>
-            </w:r>
-            <w:r>
-              <w:rPr>
-                <w:lang w:val="en-US"/>
-              </w:rPr>
-              <w:t>XB:8</w:t>
+              <w:t xml:space="preserve">:10 – </w:t>
+            </w:r>
+            <w:r>
+              <w:t>М10</w:t>
+            </w:r>
+            <w:r>
+              <w:rPr>
+                <w:lang w:val="en-US"/>
+              </w:rPr>
+              <w:t>.XB:9</w:t>
             </w:r>
           </w:p>
         </w:tc>
@@ -16842,7 +15438,13 @@
               <w:pStyle w:val="af0"/>
             </w:pPr>
             <w:r>
-              <w:t>М10.К5</w:t>
+              <w:t>М10.К</w:t>
+            </w:r>
+            <w:r>
+              <w:rPr>
+                <w:lang w:val="en-US"/>
+              </w:rPr>
+              <w:t>6</w:t>
             </w:r>
           </w:p>
         </w:tc>
@@ -16886,7 +15488,7 @@
               <w:rPr>
                 <w:lang w:val="en-US"/>
               </w:rPr>
-              <w:t xml:space="preserve">:10 – </w:t>
+              <w:t xml:space="preserve">:13 – </w:t>
             </w:r>
             <w:r>
               <w:t>М10</w:t>
@@ -16895,7 +15497,7 @@
               <w:rPr>
                 <w:lang w:val="en-US"/>
               </w:rPr>
-              <w:t>.XB:9</w:t>
+              <w:t>.XB:12</w:t>
             </w:r>
           </w:p>
         </w:tc>
@@ -16914,7 +15516,7 @@
               <w:rPr>
                 <w:lang w:val="en-US"/>
               </w:rPr>
-              <w:t>6</w:t>
+              <w:t>7</w:t>
             </w:r>
           </w:p>
         </w:tc>
@@ -16958,7 +15560,7 @@
               <w:rPr>
                 <w:lang w:val="en-US"/>
               </w:rPr>
-              <w:t xml:space="preserve">:13 – </w:t>
+              <w:t xml:space="preserve">:16 – </w:t>
             </w:r>
             <w:r>
               <w:t>М10</w:t>
@@ -16967,7 +15569,7 @@
               <w:rPr>
                 <w:lang w:val="en-US"/>
               </w:rPr>
-              <w:t>.XB:12</w:t>
+              <w:t>.XB:15</w:t>
             </w:r>
           </w:p>
         </w:tc>
@@ -16980,13 +15582,7 @@
               <w:pStyle w:val="af0"/>
             </w:pPr>
             <w:r>
-              <w:t>М10.К</w:t>
-            </w:r>
-            <w:r>
-              <w:rPr>
-                <w:lang w:val="en-US"/>
-              </w:rPr>
-              <w:t>7</w:t>
+              <w:t>М10.К8</w:t>
             </w:r>
           </w:p>
         </w:tc>
@@ -17001,129 +15597,6 @@
             </w:pPr>
             <w:r>
               <w:t>Резерв</w:t>
-            </w:r>
-          </w:p>
-        </w:tc>
-      </w:tr>
-      <w:tr>
-        <w:tc>
-          <w:tcPr>
-            <w:tcW w:w="2479" w:type="dxa"/>
-          </w:tcPr>
-          <w:p>
-            <w:pPr>
-              <w:pStyle w:val="af0"/>
-            </w:pPr>
-            <w:r>
-              <w:t>М10</w:t>
-            </w:r>
-            <w:r>
-              <w:rPr>
-                <w:lang w:val="en-US"/>
-              </w:rPr>
-              <w:t>.X</w:t>
-            </w:r>
-            <w:r>
-              <w:t>В</w:t>
-            </w:r>
-            <w:r>
-              <w:rPr>
-                <w:lang w:val="en-US"/>
-              </w:rPr>
-              <w:t xml:space="preserve">:16 – </w:t>
-            </w:r>
-            <w:r>
-              <w:t>М10</w:t>
-            </w:r>
-            <w:r>
-              <w:rPr>
-                <w:lang w:val="en-US"/>
-              </w:rPr>
-              <w:t>.XB:15</w:t>
-            </w:r>
-          </w:p>
-        </w:tc>
-        <w:tc>
-          <w:tcPr>
-            <w:tcW w:w="2212" w:type="dxa"/>
-          </w:tcPr>
-          <w:p>
-            <w:pPr>
-              <w:pStyle w:val="af0"/>
-            </w:pPr>
-            <w:r>
-              <w:t>М10.К8</w:t>
-            </w:r>
-          </w:p>
-        </w:tc>
-        <w:tc>
-          <w:tcPr>
-            <w:tcW w:w="4914" w:type="dxa"/>
-          </w:tcPr>
-          <w:p>
-            <w:pPr>
-              <w:pStyle w:val="af0"/>
-              <w:jc w:val="left"/>
-            </w:pPr>
-            <w:r>
-              <w:t>Резерв</w:t>
-            </w:r>
-          </w:p>
-        </w:tc>
-      </w:tr>
-      <w:tr>
-        <w:tc>
-          <w:tcPr>
-            <w:tcW w:w="2479" w:type="dxa"/>
-          </w:tcPr>
-          <w:p>
-            <w:pPr>
-              <w:pStyle w:val="af0"/>
-            </w:pPr>
-            <w:r>
-              <w:t>М</w:t>
-            </w:r>
-            <w:r>
-              <w:rPr>
-                <w:lang w:val="en-US"/>
-              </w:rPr>
-              <w:t xml:space="preserve">1.XP:2 - </w:t>
-            </w:r>
-            <w:r>
-              <w:t>М</w:t>
-            </w:r>
-            <w:r>
-              <w:rPr>
-                <w:lang w:val="en-US"/>
-              </w:rPr>
-              <w:t>1.XP:1</w:t>
-            </w:r>
-          </w:p>
-        </w:tc>
-        <w:tc>
-          <w:tcPr>
-            <w:tcW w:w="2212" w:type="dxa"/>
-          </w:tcPr>
-          <w:p>
-            <w:pPr>
-              <w:pStyle w:val="af0"/>
-            </w:pPr>
-            <w:r>
-              <w:t>М1.К1</w:t>
-            </w:r>
-          </w:p>
-        </w:tc>
-        <w:tc>
-          <w:tcPr>
-            <w:tcW w:w="4914" w:type="dxa"/>
-          </w:tcPr>
-          <w:p>
-            <w:pPr>
-              <w:pStyle w:val="af0"/>
-              <w:jc w:val="left"/>
-            </w:pPr>
-            <w:r>
-              <w:t>ПС: Пуск</w:t>
             </w:r>
           </w:p>
         </w:tc>
@@ -17133,9 +15606,12 @@
       <w:pPr>
         <w:pStyle w:val="a"/>
       </w:pPr>
-      <w:bookmarkStart w:id="25" w:name="_Ref195522355"/>
+      <w:bookmarkStart w:id="25" w:name="_Ref195522346"/>
       <w:r>
-        <w:t>Выходные реле ЮНИТ-М300 для проверки ЛО ДТо</w:t>
+        <w:t xml:space="preserve">Выходные реле ЮНИТ-М300 для проверки </w:t>
+      </w:r>
+      <w:r>
+        <w:t>ЛО ДТм</w:t>
       </w:r>
       <w:bookmarkEnd w:id="25"/>
     </w:p>
@@ -17272,13 +15748,7 @@
               <w:jc w:val="left"/>
             </w:pPr>
             <w:r>
-              <w:t>ЛО ДТ</w:t>
-            </w:r>
-            <w:r>
-              <w:t>о</w:t>
-            </w:r>
-            <w:r>
-              <w:t>: Ввод</w:t>
+              <w:t>ЛО ДТм: Ввод</w:t>
             </w:r>
           </w:p>
         </w:tc>
@@ -17339,13 +15809,7 @@
               <w:jc w:val="left"/>
             </w:pPr>
             <w:r>
-              <w:t>ЛО ДТ</w:t>
-            </w:r>
-            <w:r>
-              <w:t>о</w:t>
-            </w:r>
-            <w:r>
-              <w:t>: Оперативный вывод</w:t>
+              <w:t>ЛО ДТм: Оперативный вывод</w:t>
             </w:r>
           </w:p>
         </w:tc>
@@ -17424,13 +15888,7 @@
               <w:jc w:val="left"/>
             </w:pPr>
             <w:r>
-              <w:t>ЛО ДТ</w:t>
-            </w:r>
-            <w:r>
-              <w:t>о</w:t>
-            </w:r>
-            <w:r>
-              <w:t>: Срабатывание</w:t>
+              <w:t>ЛО ДТм: Срабатывание</w:t>
             </w:r>
           </w:p>
         </w:tc>
@@ -17512,13 +15970,7 @@
               <w:jc w:val="left"/>
             </w:pPr>
             <w:r>
-              <w:t>ЛО ДТ</w:t>
-            </w:r>
-            <w:r>
-              <w:t>о</w:t>
-            </w:r>
-            <w:r>
-              <w:t>: Срабатывание сигн</w:t>
+              <w:t>ЛО ДТм: Срабатывание сигн</w:t>
             </w:r>
           </w:p>
         </w:tc>
@@ -17591,13 +16043,7 @@
               <w:jc w:val="left"/>
             </w:pPr>
             <w:r>
-              <w:t>ЛО ДТ</w:t>
-            </w:r>
-            <w:r>
-              <w:t>о</w:t>
-            </w:r>
-            <w:r>
-              <w:t>: Заблокировано</w:t>
+              <w:t>ЛО ДТм: Заблокировано</w:t>
             </w:r>
           </w:p>
         </w:tc>
@@ -17906,7 +16352,6 @@
               <w:pStyle w:val="af0"/>
             </w:pPr>
             <w:r>
-              <w:lastRenderedPageBreak/>
               <w:t>М10.</w:t>
             </w:r>
             <w:r>
@@ -18102,6 +16547,72 @@
               <w:jc w:val="left"/>
             </w:pPr>
             <w:r>
+              <w:t>ПС: Пуск</w:t>
+            </w:r>
+          </w:p>
+        </w:tc>
+      </w:tr>
+      <w:tr>
+        <w:tc>
+          <w:tcPr>
+            <w:tcW w:w="2479" w:type="dxa"/>
+          </w:tcPr>
+          <w:p>
+            <w:pPr>
+              <w:pStyle w:val="af0"/>
+            </w:pPr>
+            <w:r>
+              <w:t>М10.</w:t>
+            </w:r>
+            <w:r>
+              <w:rPr>
+                <w:lang w:val="en-US"/>
+              </w:rPr>
+              <w:t>X</w:t>
+            </w:r>
+            <w:r>
+              <w:t>В</w:t>
+            </w:r>
+            <w:r>
+              <w:rPr>
+                <w:lang w:val="en-US"/>
+              </w:rPr>
+              <w:t>:10</w:t>
+            </w:r>
+            <w:r>
+              <w:t xml:space="preserve"> – М10.</w:t>
+            </w:r>
+            <w:r>
+              <w:rPr>
+                <w:lang w:val="en-US"/>
+              </w:rPr>
+              <w:t>XB:8</w:t>
+            </w:r>
+          </w:p>
+        </w:tc>
+        <w:tc>
+          <w:tcPr>
+            <w:tcW w:w="2212" w:type="dxa"/>
+          </w:tcPr>
+          <w:p>
+            <w:pPr>
+              <w:pStyle w:val="af0"/>
+            </w:pPr>
+            <w:r>
+              <w:t>М10.К5</w:t>
+            </w:r>
+          </w:p>
+        </w:tc>
+        <w:tc>
+          <w:tcPr>
+            <w:tcW w:w="4914" w:type="dxa"/>
+          </w:tcPr>
+          <w:p>
+            <w:pPr>
+              <w:pStyle w:val="af0"/>
+              <w:jc w:val="left"/>
+            </w:pPr>
+            <w:r>
               <w:t>Резерв</w:t>
             </w:r>
           </w:p>
@@ -18117,13 +16628,13 @@
               <w:pStyle w:val="af0"/>
             </w:pPr>
             <w:r>
-              <w:t>М10.</w:t>
-            </w:r>
-            <w:r>
-              <w:rPr>
-                <w:lang w:val="en-US"/>
-              </w:rPr>
-              <w:t>X</w:t>
+              <w:t>М10</w:t>
+            </w:r>
+            <w:r>
+              <w:rPr>
+                <w:lang w:val="en-US"/>
+              </w:rPr>
+              <w:t>.X</w:t>
             </w:r>
             <w:r>
               <w:t>В</w:t>
@@ -18132,16 +16643,16 @@
               <w:rPr>
                 <w:lang w:val="en-US"/>
               </w:rPr>
-              <w:t>:10</w:t>
-            </w:r>
-            <w:r>
-              <w:t xml:space="preserve"> – М10.</w:t>
-            </w:r>
-            <w:r>
-              <w:rPr>
-                <w:lang w:val="en-US"/>
-              </w:rPr>
-              <w:t>XB:8</w:t>
+              <w:t xml:space="preserve">:10 – </w:t>
+            </w:r>
+            <w:r>
+              <w:t>М10</w:t>
+            </w:r>
+            <w:r>
+              <w:rPr>
+                <w:lang w:val="en-US"/>
+              </w:rPr>
+              <w:t>.XB:9</w:t>
             </w:r>
           </w:p>
         </w:tc>
@@ -18154,7 +16665,13 @@
               <w:pStyle w:val="af0"/>
             </w:pPr>
             <w:r>
-              <w:t>М10.К5</w:t>
+              <w:t>М10.К</w:t>
+            </w:r>
+            <w:r>
+              <w:rPr>
+                <w:lang w:val="en-US"/>
+              </w:rPr>
+              <w:t>6</w:t>
             </w:r>
           </w:p>
         </w:tc>
@@ -18198,7 +16715,7 @@
               <w:rPr>
                 <w:lang w:val="en-US"/>
               </w:rPr>
-              <w:t xml:space="preserve">:10 – </w:t>
+              <w:t xml:space="preserve">:13 – </w:t>
             </w:r>
             <w:r>
               <w:t>М10</w:t>
@@ -18207,7 +16724,7 @@
               <w:rPr>
                 <w:lang w:val="en-US"/>
               </w:rPr>
-              <w:t>.XB:9</w:t>
+              <w:t>.XB:12</w:t>
             </w:r>
           </w:p>
         </w:tc>
@@ -18226,7 +16743,7 @@
               <w:rPr>
                 <w:lang w:val="en-US"/>
               </w:rPr>
-              <w:t>6</w:t>
+              <w:t>7</w:t>
             </w:r>
           </w:p>
         </w:tc>
@@ -18270,7 +16787,7 @@
               <w:rPr>
                 <w:lang w:val="en-US"/>
               </w:rPr>
-              <w:t xml:space="preserve">:13 – </w:t>
+              <w:t xml:space="preserve">:16 – </w:t>
             </w:r>
             <w:r>
               <w:t>М10</w:t>
@@ -18279,7 +16796,7 @@
               <w:rPr>
                 <w:lang w:val="en-US"/>
               </w:rPr>
-              <w:t>.XB:12</w:t>
+              <w:t>.XB:15</w:t>
             </w:r>
           </w:p>
         </w:tc>
@@ -18292,13 +16809,7 @@
               <w:pStyle w:val="af0"/>
             </w:pPr>
             <w:r>
-              <w:t>М10.К</w:t>
-            </w:r>
-            <w:r>
-              <w:rPr>
-                <w:lang w:val="en-US"/>
-              </w:rPr>
-              <w:t>7</w:t>
+              <w:t>М10.К8</w:t>
             </w:r>
           </w:p>
         </w:tc>
@@ -18313,129 +16824,6 @@
             </w:pPr>
             <w:r>
               <w:t>Резерв</w:t>
-            </w:r>
-          </w:p>
-        </w:tc>
-      </w:tr>
-      <w:tr>
-        <w:tc>
-          <w:tcPr>
-            <w:tcW w:w="2479" w:type="dxa"/>
-          </w:tcPr>
-          <w:p>
-            <w:pPr>
-              <w:pStyle w:val="af0"/>
-            </w:pPr>
-            <w:r>
-              <w:t>М10</w:t>
-            </w:r>
-            <w:r>
-              <w:rPr>
-                <w:lang w:val="en-US"/>
-              </w:rPr>
-              <w:t>.X</w:t>
-            </w:r>
-            <w:r>
-              <w:t>В</w:t>
-            </w:r>
-            <w:r>
-              <w:rPr>
-                <w:lang w:val="en-US"/>
-              </w:rPr>
-              <w:t xml:space="preserve">:16 – </w:t>
-            </w:r>
-            <w:r>
-              <w:t>М10</w:t>
-            </w:r>
-            <w:r>
-              <w:rPr>
-                <w:lang w:val="en-US"/>
-              </w:rPr>
-              <w:t>.XB:15</w:t>
-            </w:r>
-          </w:p>
-        </w:tc>
-        <w:tc>
-          <w:tcPr>
-            <w:tcW w:w="2212" w:type="dxa"/>
-          </w:tcPr>
-          <w:p>
-            <w:pPr>
-              <w:pStyle w:val="af0"/>
-            </w:pPr>
-            <w:r>
-              <w:t>М10.К8</w:t>
-            </w:r>
-          </w:p>
-        </w:tc>
-        <w:tc>
-          <w:tcPr>
-            <w:tcW w:w="4914" w:type="dxa"/>
-          </w:tcPr>
-          <w:p>
-            <w:pPr>
-              <w:pStyle w:val="af0"/>
-              <w:jc w:val="left"/>
-            </w:pPr>
-            <w:r>
-              <w:t>Резерв</w:t>
-            </w:r>
-          </w:p>
-        </w:tc>
-      </w:tr>
-      <w:tr>
-        <w:tc>
-          <w:tcPr>
-            <w:tcW w:w="2479" w:type="dxa"/>
-          </w:tcPr>
-          <w:p>
-            <w:pPr>
-              <w:pStyle w:val="af0"/>
-            </w:pPr>
-            <w:r>
-              <w:t>М</w:t>
-            </w:r>
-            <w:r>
-              <w:rPr>
-                <w:lang w:val="en-US"/>
-              </w:rPr>
-              <w:t xml:space="preserve">1.XP:2 - </w:t>
-            </w:r>
-            <w:r>
-              <w:t>М</w:t>
-            </w:r>
-            <w:r>
-              <w:rPr>
-                <w:lang w:val="en-US"/>
-              </w:rPr>
-              <w:t>1.XP:1</w:t>
-            </w:r>
-          </w:p>
-        </w:tc>
-        <w:tc>
-          <w:tcPr>
-            <w:tcW w:w="2212" w:type="dxa"/>
-          </w:tcPr>
-          <w:p>
-            <w:pPr>
-              <w:pStyle w:val="af0"/>
-            </w:pPr>
-            <w:r>
-              <w:t>М1.К1</w:t>
-            </w:r>
-          </w:p>
-        </w:tc>
-        <w:tc>
-          <w:tcPr>
-            <w:tcW w:w="4914" w:type="dxa"/>
-          </w:tcPr>
-          <w:p>
-            <w:pPr>
-              <w:pStyle w:val="af0"/>
-              <w:jc w:val="left"/>
-            </w:pPr>
-            <w:r>
-              <w:t>ПС: Пуск</w:t>
             </w:r>
           </w:p>
         </w:tc>
@@ -18445,9 +16833,9 @@
       <w:pPr>
         <w:pStyle w:val="a"/>
       </w:pPr>
-      <w:bookmarkStart w:id="26" w:name="_Ref195522364"/>
+      <w:bookmarkStart w:id="26" w:name="_Ref195522355"/>
       <w:r>
-        <w:t>Выходные реле ЮНИТ-М300 для проверки ЛО РД</w:t>
+        <w:t>Выходные реле ЮНИТ-М300 для проверки ЛО ДТо</w:t>
       </w:r>
       <w:bookmarkEnd w:id="26"/>
     </w:p>
@@ -18584,7 +16972,13 @@
               <w:jc w:val="left"/>
             </w:pPr>
             <w:r>
-              <w:t>ЛО РД: Ввод</w:t>
+              <w:t>ЛО ДТ</w:t>
+            </w:r>
+            <w:r>
+              <w:t>о</w:t>
+            </w:r>
+            <w:r>
+              <w:t>: Ввод</w:t>
             </w:r>
           </w:p>
         </w:tc>
@@ -18645,7 +17039,13 @@
               <w:jc w:val="left"/>
             </w:pPr>
             <w:r>
-              <w:t>ЛО РД: Оперативный вывод</w:t>
+              <w:t>ЛО ДТ</w:t>
+            </w:r>
+            <w:r>
+              <w:t>о</w:t>
+            </w:r>
+            <w:r>
+              <w:t>: Оперативный вывод</w:t>
             </w:r>
           </w:p>
         </w:tc>
@@ -18724,7 +17124,13 @@
               <w:jc w:val="left"/>
             </w:pPr>
             <w:r>
-              <w:t>ЛО РД: Срабатывание</w:t>
+              <w:t>ЛО ДТ</w:t>
+            </w:r>
+            <w:r>
+              <w:t>о</w:t>
+            </w:r>
+            <w:r>
+              <w:t>: Срабатывание</w:t>
             </w:r>
           </w:p>
         </w:tc>
@@ -18806,7 +17212,13 @@
               <w:jc w:val="left"/>
             </w:pPr>
             <w:r>
-              <w:t>ЛО РД: Срабатывание сигн</w:t>
+              <w:t>ЛО ДТ</w:t>
+            </w:r>
+            <w:r>
+              <w:t>о</w:t>
+            </w:r>
+            <w:r>
+              <w:t>: Срабатывание сигн</w:t>
             </w:r>
           </w:p>
         </w:tc>
@@ -18879,7 +17291,13 @@
               <w:jc w:val="left"/>
             </w:pPr>
             <w:r>
-              <w:t>ЛО РД: Заблокировано</w:t>
+              <w:t>ЛО ДТ</w:t>
+            </w:r>
+            <w:r>
+              <w:t>о</w:t>
+            </w:r>
+            <w:r>
+              <w:t>: Заблокировано</w:t>
             </w:r>
           </w:p>
         </w:tc>
@@ -19383,6 +17801,72 @@
               <w:jc w:val="left"/>
             </w:pPr>
             <w:r>
+              <w:t>ПС: Пуск</w:t>
+            </w:r>
+          </w:p>
+        </w:tc>
+      </w:tr>
+      <w:tr>
+        <w:tc>
+          <w:tcPr>
+            <w:tcW w:w="2479" w:type="dxa"/>
+          </w:tcPr>
+          <w:p>
+            <w:pPr>
+              <w:pStyle w:val="af0"/>
+            </w:pPr>
+            <w:r>
+              <w:t>М10.</w:t>
+            </w:r>
+            <w:r>
+              <w:rPr>
+                <w:lang w:val="en-US"/>
+              </w:rPr>
+              <w:t>X</w:t>
+            </w:r>
+            <w:r>
+              <w:t>В</w:t>
+            </w:r>
+            <w:r>
+              <w:rPr>
+                <w:lang w:val="en-US"/>
+              </w:rPr>
+              <w:t>:10</w:t>
+            </w:r>
+            <w:r>
+              <w:t xml:space="preserve"> – М10.</w:t>
+            </w:r>
+            <w:r>
+              <w:rPr>
+                <w:lang w:val="en-US"/>
+              </w:rPr>
+              <w:t>XB:8</w:t>
+            </w:r>
+          </w:p>
+        </w:tc>
+        <w:tc>
+          <w:tcPr>
+            <w:tcW w:w="2212" w:type="dxa"/>
+          </w:tcPr>
+          <w:p>
+            <w:pPr>
+              <w:pStyle w:val="af0"/>
+            </w:pPr>
+            <w:r>
+              <w:t>М10.К5</w:t>
+            </w:r>
+          </w:p>
+        </w:tc>
+        <w:tc>
+          <w:tcPr>
+            <w:tcW w:w="4914" w:type="dxa"/>
+          </w:tcPr>
+          <w:p>
+            <w:pPr>
+              <w:pStyle w:val="af0"/>
+              <w:jc w:val="left"/>
+            </w:pPr>
+            <w:r>
               <w:t>Резерв</w:t>
             </w:r>
           </w:p>
@@ -19398,13 +17882,13 @@
               <w:pStyle w:val="af0"/>
             </w:pPr>
             <w:r>
-              <w:t>М10.</w:t>
-            </w:r>
-            <w:r>
-              <w:rPr>
-                <w:lang w:val="en-US"/>
-              </w:rPr>
-              <w:t>X</w:t>
+              <w:t>М10</w:t>
+            </w:r>
+            <w:r>
+              <w:rPr>
+                <w:lang w:val="en-US"/>
+              </w:rPr>
+              <w:t>.X</w:t>
             </w:r>
             <w:r>
               <w:t>В</w:t>
@@ -19413,16 +17897,16 @@
               <w:rPr>
                 <w:lang w:val="en-US"/>
               </w:rPr>
-              <w:t>:10</w:t>
-            </w:r>
-            <w:r>
-              <w:t xml:space="preserve"> – М10.</w:t>
-            </w:r>
-            <w:r>
-              <w:rPr>
-                <w:lang w:val="en-US"/>
-              </w:rPr>
-              <w:t>XB:8</w:t>
+              <w:t xml:space="preserve">:10 – </w:t>
+            </w:r>
+            <w:r>
+              <w:t>М10</w:t>
+            </w:r>
+            <w:r>
+              <w:rPr>
+                <w:lang w:val="en-US"/>
+              </w:rPr>
+              <w:t>.XB:9</w:t>
             </w:r>
           </w:p>
         </w:tc>
@@ -19435,7 +17919,13 @@
               <w:pStyle w:val="af0"/>
             </w:pPr>
             <w:r>
-              <w:t>М10.К5</w:t>
+              <w:t>М10.К</w:t>
+            </w:r>
+            <w:r>
+              <w:rPr>
+                <w:lang w:val="en-US"/>
+              </w:rPr>
+              <w:t>6</w:t>
             </w:r>
           </w:p>
         </w:tc>
@@ -19479,7 +17969,7 @@
               <w:rPr>
                 <w:lang w:val="en-US"/>
               </w:rPr>
-              <w:t xml:space="preserve">:10 – </w:t>
+              <w:t xml:space="preserve">:13 – </w:t>
             </w:r>
             <w:r>
               <w:t>М10</w:t>
@@ -19488,7 +17978,7 @@
               <w:rPr>
                 <w:lang w:val="en-US"/>
               </w:rPr>
-              <w:t>.XB:9</w:t>
+              <w:t>.XB:12</w:t>
             </w:r>
           </w:p>
         </w:tc>
@@ -19507,7 +17997,7 @@
               <w:rPr>
                 <w:lang w:val="en-US"/>
               </w:rPr>
-              <w:t>6</w:t>
+              <w:t>7</w:t>
             </w:r>
           </w:p>
         </w:tc>
@@ -19551,7 +18041,7 @@
               <w:rPr>
                 <w:lang w:val="en-US"/>
               </w:rPr>
-              <w:t xml:space="preserve">:13 – </w:t>
+              <w:t xml:space="preserve">:16 – </w:t>
             </w:r>
             <w:r>
               <w:t>М10</w:t>
@@ -19560,7 +18050,7 @@
               <w:rPr>
                 <w:lang w:val="en-US"/>
               </w:rPr>
-              <w:t>.XB:12</w:t>
+              <w:t>.XB:15</w:t>
             </w:r>
           </w:p>
         </w:tc>
@@ -19573,13 +18063,7 @@
               <w:pStyle w:val="af0"/>
             </w:pPr>
             <w:r>
-              <w:t>М10.К</w:t>
-            </w:r>
-            <w:r>
-              <w:rPr>
-                <w:lang w:val="en-US"/>
-              </w:rPr>
-              <w:t>7</w:t>
+              <w:t>М10.К8</w:t>
             </w:r>
           </w:p>
         </w:tc>
@@ -19594,129 +18078,6 @@
             </w:pPr>
             <w:r>
               <w:t>Резерв</w:t>
-            </w:r>
-          </w:p>
-        </w:tc>
-      </w:tr>
-      <w:tr>
-        <w:tc>
-          <w:tcPr>
-            <w:tcW w:w="2479" w:type="dxa"/>
-          </w:tcPr>
-          <w:p>
-            <w:pPr>
-              <w:pStyle w:val="af0"/>
-            </w:pPr>
-            <w:r>
-              <w:t>М10</w:t>
-            </w:r>
-            <w:r>
-              <w:rPr>
-                <w:lang w:val="en-US"/>
-              </w:rPr>
-              <w:t>.X</w:t>
-            </w:r>
-            <w:r>
-              <w:t>В</w:t>
-            </w:r>
-            <w:r>
-              <w:rPr>
-                <w:lang w:val="en-US"/>
-              </w:rPr>
-              <w:t xml:space="preserve">:16 – </w:t>
-            </w:r>
-            <w:r>
-              <w:t>М10</w:t>
-            </w:r>
-            <w:r>
-              <w:rPr>
-                <w:lang w:val="en-US"/>
-              </w:rPr>
-              <w:t>.XB:15</w:t>
-            </w:r>
-          </w:p>
-        </w:tc>
-        <w:tc>
-          <w:tcPr>
-            <w:tcW w:w="2212" w:type="dxa"/>
-          </w:tcPr>
-          <w:p>
-            <w:pPr>
-              <w:pStyle w:val="af0"/>
-            </w:pPr>
-            <w:r>
-              <w:t>М10.К8</w:t>
-            </w:r>
-          </w:p>
-        </w:tc>
-        <w:tc>
-          <w:tcPr>
-            <w:tcW w:w="4914" w:type="dxa"/>
-          </w:tcPr>
-          <w:p>
-            <w:pPr>
-              <w:pStyle w:val="af0"/>
-              <w:jc w:val="left"/>
-            </w:pPr>
-            <w:r>
-              <w:t>Резерв</w:t>
-            </w:r>
-          </w:p>
-        </w:tc>
-      </w:tr>
-      <w:tr>
-        <w:tc>
-          <w:tcPr>
-            <w:tcW w:w="2479" w:type="dxa"/>
-          </w:tcPr>
-          <w:p>
-            <w:pPr>
-              <w:pStyle w:val="af0"/>
-            </w:pPr>
-            <w:r>
-              <w:t>М</w:t>
-            </w:r>
-            <w:r>
-              <w:rPr>
-                <w:lang w:val="en-US"/>
-              </w:rPr>
-              <w:t xml:space="preserve">1.XP:2 - </w:t>
-            </w:r>
-            <w:r>
-              <w:t>М</w:t>
-            </w:r>
-            <w:r>
-              <w:rPr>
-                <w:lang w:val="en-US"/>
-              </w:rPr>
-              <w:t>1.XP:1</w:t>
-            </w:r>
-          </w:p>
-        </w:tc>
-        <w:tc>
-          <w:tcPr>
-            <w:tcW w:w="2212" w:type="dxa"/>
-          </w:tcPr>
-          <w:p>
-            <w:pPr>
-              <w:pStyle w:val="af0"/>
-            </w:pPr>
-            <w:r>
-              <w:t>М1.К1</w:t>
-            </w:r>
-          </w:p>
-        </w:tc>
-        <w:tc>
-          <w:tcPr>
-            <w:tcW w:w="4914" w:type="dxa"/>
-          </w:tcPr>
-          <w:p>
-            <w:pPr>
-              <w:pStyle w:val="af0"/>
-              <w:jc w:val="left"/>
-            </w:pPr>
-            <w:r>
-              <w:t>ПС: Пуск</w:t>
             </w:r>
           </w:p>
         </w:tc>
@@ -19726,9 +18087,9 @@
       <w:pPr>
         <w:pStyle w:val="a"/>
       </w:pPr>
-      <w:bookmarkStart w:id="27" w:name="_Ref195522371"/>
+      <w:bookmarkStart w:id="27" w:name="_Ref195522364"/>
       <w:r>
-        <w:t>Выходные реле ЮНИТ-М300 для проверки ЛО ПК</w:t>
+        <w:t>Выходные реле ЮНИТ-М300 для проверки ЛО РД</w:t>
       </w:r>
       <w:bookmarkEnd w:id="27"/>
     </w:p>
@@ -19865,7 +18226,7 @@
               <w:jc w:val="left"/>
             </w:pPr>
             <w:r>
-              <w:t>ЛО ПК: Ввод</w:t>
+              <w:t>ЛО РД: Ввод</w:t>
             </w:r>
           </w:p>
         </w:tc>
@@ -19880,6 +18241,7 @@
               <w:pStyle w:val="af0"/>
             </w:pPr>
             <w:r>
+              <w:lastRenderedPageBreak/>
               <w:t>М9.</w:t>
             </w:r>
             <w:r>
@@ -19926,7 +18288,7 @@
               <w:jc w:val="left"/>
             </w:pPr>
             <w:r>
-              <w:t>ЛО ПК: Оперативный вывод</w:t>
+              <w:t>ЛО РД: Оперативный вывод</w:t>
             </w:r>
           </w:p>
         </w:tc>
@@ -20005,7 +18367,7 @@
               <w:jc w:val="left"/>
             </w:pPr>
             <w:r>
-              <w:t>ЛО ПК: Срабатывание</w:t>
+              <w:t>ЛО РД: Срабатывание</w:t>
             </w:r>
           </w:p>
         </w:tc>
@@ -20087,7 +18449,7 @@
               <w:jc w:val="left"/>
             </w:pPr>
             <w:r>
-              <w:t>ЛО ПК: Срабатывание сигн</w:t>
+              <w:t>ЛО РД: Срабатывание сигн</w:t>
             </w:r>
           </w:p>
         </w:tc>
@@ -20160,6 +18522,84 @@
               <w:jc w:val="left"/>
             </w:pPr>
             <w:r>
+              <w:t>ЛО РД: Заблокировано</w:t>
+            </w:r>
+          </w:p>
+        </w:tc>
+      </w:tr>
+      <w:tr>
+        <w:tc>
+          <w:tcPr>
+            <w:tcW w:w="2479" w:type="dxa"/>
+          </w:tcPr>
+          <w:p>
+            <w:pPr>
+              <w:pStyle w:val="af0"/>
+              <w:rPr>
+                <w:lang w:val="en-US"/>
+              </w:rPr>
+            </w:pPr>
+            <w:r>
+              <w:t>М9</w:t>
+            </w:r>
+            <w:r>
+              <w:rPr>
+                <w:lang w:val="en-US"/>
+              </w:rPr>
+              <w:t>.X</w:t>
+            </w:r>
+            <w:r>
+              <w:t>В</w:t>
+            </w:r>
+            <w:r>
+              <w:rPr>
+                <w:lang w:val="en-US"/>
+              </w:rPr>
+              <w:t xml:space="preserve">:10 – </w:t>
+            </w:r>
+            <w:r>
+              <w:t>М9</w:t>
+            </w:r>
+            <w:r>
+              <w:rPr>
+                <w:lang w:val="en-US"/>
+              </w:rPr>
+              <w:t>.XB:9</w:t>
+            </w:r>
+          </w:p>
+        </w:tc>
+        <w:tc>
+          <w:tcPr>
+            <w:tcW w:w="2212" w:type="dxa"/>
+          </w:tcPr>
+          <w:p>
+            <w:pPr>
+              <w:pStyle w:val="af0"/>
+              <w:rPr>
+                <w:lang w:val="en-US"/>
+              </w:rPr>
+            </w:pPr>
+            <w:r>
+              <w:t>М9.К</w:t>
+            </w:r>
+            <w:r>
+              <w:rPr>
+                <w:lang w:val="en-US"/>
+              </w:rPr>
+              <w:t>6</w:t>
+            </w:r>
+          </w:p>
+        </w:tc>
+        <w:tc>
+          <w:tcPr>
+            <w:tcW w:w="4914" w:type="dxa"/>
+          </w:tcPr>
+          <w:p>
+            <w:pPr>
+              <w:pStyle w:val="af0"/>
+              <w:jc w:val="left"/>
+            </w:pPr>
+            <w:r>
               <w:t>ЛО Т / ЛО: Срабатывание</w:t>
             </w:r>
           </w:p>
@@ -20193,10 +18633,499 @@
               <w:rPr>
                 <w:lang w:val="en-US"/>
               </w:rPr>
+              <w:t xml:space="preserve">:13 – </w:t>
+            </w:r>
+            <w:r>
+              <w:t>М9</w:t>
+            </w:r>
+            <w:r>
+              <w:rPr>
+                <w:lang w:val="en-US"/>
+              </w:rPr>
+              <w:t>.XB:12</w:t>
+            </w:r>
+          </w:p>
+        </w:tc>
+        <w:tc>
+          <w:tcPr>
+            <w:tcW w:w="2212" w:type="dxa"/>
+          </w:tcPr>
+          <w:p>
+            <w:pPr>
+              <w:pStyle w:val="af0"/>
+              <w:rPr>
+                <w:lang w:val="en-US"/>
+              </w:rPr>
+            </w:pPr>
+            <w:r>
+              <w:t>М9.К</w:t>
+            </w:r>
+            <w:r>
+              <w:rPr>
+                <w:lang w:val="en-US"/>
+              </w:rPr>
+              <w:t>7</w:t>
+            </w:r>
+          </w:p>
+        </w:tc>
+        <w:tc>
+          <w:tcPr>
+            <w:tcW w:w="4914" w:type="dxa"/>
+          </w:tcPr>
+          <w:p>
+            <w:pPr>
+              <w:pStyle w:val="af0"/>
+              <w:jc w:val="left"/>
+            </w:pPr>
+            <w:r>
+              <w:t>ЛО Т / ЗАВР: Запрет АВР</w:t>
+            </w:r>
+          </w:p>
+        </w:tc>
+      </w:tr>
+      <w:tr>
+        <w:tc>
+          <w:tcPr>
+            <w:tcW w:w="2479" w:type="dxa"/>
+          </w:tcPr>
+          <w:p>
+            <w:pPr>
+              <w:pStyle w:val="af0"/>
+              <w:rPr>
+                <w:lang w:val="en-US"/>
+              </w:rPr>
+            </w:pPr>
+            <w:r>
+              <w:t>М9</w:t>
+            </w:r>
+            <w:r>
+              <w:rPr>
+                <w:lang w:val="en-US"/>
+              </w:rPr>
+              <w:t>.X</w:t>
+            </w:r>
+            <w:r>
+              <w:t>В</w:t>
+            </w:r>
+            <w:r>
+              <w:rPr>
+                <w:lang w:val="en-US"/>
+              </w:rPr>
+              <w:t xml:space="preserve">:16 – </w:t>
+            </w:r>
+            <w:r>
+              <w:t>М9</w:t>
+            </w:r>
+            <w:r>
+              <w:rPr>
+                <w:lang w:val="en-US"/>
+              </w:rPr>
+              <w:t>.XB:15</w:t>
+            </w:r>
+          </w:p>
+        </w:tc>
+        <w:tc>
+          <w:tcPr>
+            <w:tcW w:w="2212" w:type="dxa"/>
+          </w:tcPr>
+          <w:p>
+            <w:pPr>
+              <w:pStyle w:val="af0"/>
+              <w:rPr>
+                <w:lang w:val="en-US"/>
+              </w:rPr>
+            </w:pPr>
+            <w:r>
+              <w:t>М9.К8</w:t>
+            </w:r>
+          </w:p>
+        </w:tc>
+        <w:tc>
+          <w:tcPr>
+            <w:tcW w:w="4914" w:type="dxa"/>
+          </w:tcPr>
+          <w:p>
+            <w:pPr>
+              <w:pStyle w:val="af0"/>
+              <w:jc w:val="left"/>
+            </w:pPr>
+            <w:r>
+              <w:t>ЛО Т / ЗАПВ: Запрет АПВ</w:t>
+            </w:r>
+          </w:p>
+        </w:tc>
+      </w:tr>
+      <w:tr>
+        <w:tc>
+          <w:tcPr>
+            <w:tcW w:w="2479" w:type="dxa"/>
+          </w:tcPr>
+          <w:p>
+            <w:pPr>
+              <w:pStyle w:val="af0"/>
+            </w:pPr>
+            <w:r>
+              <w:t>М10.</w:t>
+            </w:r>
+            <w:r>
+              <w:rPr>
+                <w:lang w:val="en-US"/>
+              </w:rPr>
+              <w:t>X</w:t>
+            </w:r>
+            <w:r>
+              <w:t>В</w:t>
+            </w:r>
+            <w:r>
+              <w:rPr>
+                <w:lang w:val="en-US"/>
+              </w:rPr>
+              <w:t>:1</w:t>
+            </w:r>
+            <w:r>
+              <w:t xml:space="preserve"> – М10.</w:t>
+            </w:r>
+            <w:r>
+              <w:rPr>
+                <w:lang w:val="en-US"/>
+              </w:rPr>
+              <w:t>XB:2</w:t>
+            </w:r>
+          </w:p>
+        </w:tc>
+        <w:tc>
+          <w:tcPr>
+            <w:tcW w:w="2212" w:type="dxa"/>
+          </w:tcPr>
+          <w:p>
+            <w:pPr>
+              <w:pStyle w:val="af0"/>
+            </w:pPr>
+            <w:r>
+              <w:t>М10.К1</w:t>
+            </w:r>
+          </w:p>
+        </w:tc>
+        <w:tc>
+          <w:tcPr>
+            <w:tcW w:w="4914" w:type="dxa"/>
+          </w:tcPr>
+          <w:p>
+            <w:pPr>
+              <w:pStyle w:val="af0"/>
+              <w:jc w:val="left"/>
+            </w:pPr>
+            <w:r>
+              <w:t>СС: ТЗ сигн</w:t>
+            </w:r>
+          </w:p>
+        </w:tc>
+      </w:tr>
+      <w:tr>
+        <w:tc>
+          <w:tcPr>
+            <w:tcW w:w="2479" w:type="dxa"/>
+          </w:tcPr>
+          <w:p>
+            <w:pPr>
+              <w:pStyle w:val="af0"/>
+            </w:pPr>
+            <w:r>
+              <w:t>М10.</w:t>
+            </w:r>
+            <w:r>
+              <w:rPr>
+                <w:lang w:val="en-US"/>
+              </w:rPr>
+              <w:t>X</w:t>
+            </w:r>
+            <w:r>
+              <w:t>В:3 – М10.</w:t>
+            </w:r>
+            <w:r>
+              <w:rPr>
+                <w:lang w:val="en-US"/>
+              </w:rPr>
+              <w:t>XB</w:t>
+            </w:r>
+            <w:r>
+              <w:t>:4</w:t>
+            </w:r>
+          </w:p>
+        </w:tc>
+        <w:tc>
+          <w:tcPr>
+            <w:tcW w:w="2212" w:type="dxa"/>
+          </w:tcPr>
+          <w:p>
+            <w:pPr>
+              <w:pStyle w:val="af0"/>
+            </w:pPr>
+            <w:r>
+              <w:t>М10.К2</w:t>
+            </w:r>
+          </w:p>
+        </w:tc>
+        <w:tc>
+          <w:tcPr>
+            <w:tcW w:w="4914" w:type="dxa"/>
+          </w:tcPr>
+          <w:p>
+            <w:pPr>
+              <w:pStyle w:val="af0"/>
+              <w:jc w:val="left"/>
+            </w:pPr>
+            <w:r>
+              <w:t>СС: Низ.изол. ТЗ</w:t>
+            </w:r>
+          </w:p>
+        </w:tc>
+      </w:tr>
+      <w:tr>
+        <w:tc>
+          <w:tcPr>
+            <w:tcW w:w="2479" w:type="dxa"/>
+          </w:tcPr>
+          <w:p>
+            <w:pPr>
+              <w:pStyle w:val="af0"/>
+            </w:pPr>
+            <w:r>
+              <w:t>М10.</w:t>
+            </w:r>
+            <w:r>
+              <w:rPr>
+                <w:lang w:val="en-US"/>
+              </w:rPr>
+              <w:t>X</w:t>
+            </w:r>
+            <w:r>
+              <w:t>В:</w:t>
+            </w:r>
+            <w:r>
+              <w:rPr>
+                <w:lang w:val="en-US"/>
+              </w:rPr>
+              <w:t>7</w:t>
+            </w:r>
+            <w:r>
+              <w:t xml:space="preserve"> – М10.</w:t>
+            </w:r>
+            <w:r>
+              <w:rPr>
+                <w:lang w:val="en-US"/>
+              </w:rPr>
+              <w:t>XB</w:t>
+            </w:r>
+            <w:r>
+              <w:t>:</w:t>
+            </w:r>
+            <w:r>
+              <w:rPr>
+                <w:lang w:val="en-US"/>
+              </w:rPr>
+              <w:t>5</w:t>
+            </w:r>
+          </w:p>
+        </w:tc>
+        <w:tc>
+          <w:tcPr>
+            <w:tcW w:w="2212" w:type="dxa"/>
+          </w:tcPr>
+          <w:p>
+            <w:pPr>
+              <w:pStyle w:val="af0"/>
+            </w:pPr>
+            <w:r>
+              <w:t>М10.К3</w:t>
+            </w:r>
+          </w:p>
+        </w:tc>
+        <w:tc>
+          <w:tcPr>
+            <w:tcW w:w="4914" w:type="dxa"/>
+          </w:tcPr>
+          <w:p>
+            <w:pPr>
+              <w:pStyle w:val="af0"/>
+              <w:jc w:val="left"/>
+            </w:pPr>
+            <w:r>
+              <w:t>СС:ТЗ заблокирована</w:t>
+            </w:r>
+          </w:p>
+        </w:tc>
+      </w:tr>
+      <w:tr>
+        <w:tc>
+          <w:tcPr>
+            <w:tcW w:w="2479" w:type="dxa"/>
+          </w:tcPr>
+          <w:p>
+            <w:pPr>
+              <w:pStyle w:val="af0"/>
+            </w:pPr>
+            <w:r>
+              <w:t>М10.</w:t>
+            </w:r>
+            <w:r>
+              <w:rPr>
+                <w:lang w:val="en-US"/>
+              </w:rPr>
+              <w:t>X</w:t>
+            </w:r>
+            <w:r>
+              <w:t>В:</w:t>
+            </w:r>
+            <w:r>
+              <w:rPr>
+                <w:lang w:val="en-US"/>
+              </w:rPr>
+              <w:t>7</w:t>
+            </w:r>
+            <w:r>
+              <w:t xml:space="preserve"> – М10.</w:t>
+            </w:r>
+            <w:r>
+              <w:rPr>
+                <w:lang w:val="en-US"/>
+              </w:rPr>
+              <w:t>XB</w:t>
+            </w:r>
+            <w:r>
+              <w:t>:</w:t>
+            </w:r>
+            <w:r>
+              <w:rPr>
+                <w:lang w:val="en-US"/>
+              </w:rPr>
+              <w:t>6</w:t>
+            </w:r>
+          </w:p>
+        </w:tc>
+        <w:tc>
+          <w:tcPr>
+            <w:tcW w:w="2212" w:type="dxa"/>
+          </w:tcPr>
+          <w:p>
+            <w:pPr>
+              <w:pStyle w:val="af0"/>
+            </w:pPr>
+            <w:r>
+              <w:t>М10.К4</w:t>
+            </w:r>
+          </w:p>
+        </w:tc>
+        <w:tc>
+          <w:tcPr>
+            <w:tcW w:w="4914" w:type="dxa"/>
+          </w:tcPr>
+          <w:p>
+            <w:pPr>
+              <w:pStyle w:val="af0"/>
+              <w:jc w:val="left"/>
+            </w:pPr>
+            <w:r>
+              <w:t>ПС: Пуск</w:t>
+            </w:r>
+          </w:p>
+        </w:tc>
+      </w:tr>
+      <w:tr>
+        <w:tc>
+          <w:tcPr>
+            <w:tcW w:w="2479" w:type="dxa"/>
+          </w:tcPr>
+          <w:p>
+            <w:pPr>
+              <w:pStyle w:val="af0"/>
+            </w:pPr>
+            <w:r>
+              <w:t>М10.</w:t>
+            </w:r>
+            <w:r>
+              <w:rPr>
+                <w:lang w:val="en-US"/>
+              </w:rPr>
+              <w:t>X</w:t>
+            </w:r>
+            <w:r>
+              <w:t>В</w:t>
+            </w:r>
+            <w:r>
+              <w:rPr>
+                <w:lang w:val="en-US"/>
+              </w:rPr>
+              <w:t>:10</w:t>
+            </w:r>
+            <w:r>
+              <w:t xml:space="preserve"> – М10.</w:t>
+            </w:r>
+            <w:r>
+              <w:rPr>
+                <w:lang w:val="en-US"/>
+              </w:rPr>
+              <w:t>XB:8</w:t>
+            </w:r>
+          </w:p>
+        </w:tc>
+        <w:tc>
+          <w:tcPr>
+            <w:tcW w:w="2212" w:type="dxa"/>
+          </w:tcPr>
+          <w:p>
+            <w:pPr>
+              <w:pStyle w:val="af0"/>
+            </w:pPr>
+            <w:r>
+              <w:t>М10.К5</w:t>
+            </w:r>
+          </w:p>
+        </w:tc>
+        <w:tc>
+          <w:tcPr>
+            <w:tcW w:w="4914" w:type="dxa"/>
+          </w:tcPr>
+          <w:p>
+            <w:pPr>
+              <w:pStyle w:val="af0"/>
+              <w:jc w:val="left"/>
+            </w:pPr>
+            <w:r>
+              <w:t>Резерв</w:t>
+            </w:r>
+          </w:p>
+        </w:tc>
+      </w:tr>
+      <w:tr>
+        <w:tc>
+          <w:tcPr>
+            <w:tcW w:w="2479" w:type="dxa"/>
+          </w:tcPr>
+          <w:p>
+            <w:pPr>
+              <w:pStyle w:val="af0"/>
+            </w:pPr>
+            <w:r>
+              <w:t>М10</w:t>
+            </w:r>
+            <w:r>
+              <w:rPr>
+                <w:lang w:val="en-US"/>
+              </w:rPr>
+              <w:t>.X</w:t>
+            </w:r>
+            <w:r>
+              <w:t>В</w:t>
+            </w:r>
+            <w:r>
+              <w:rPr>
+                <w:lang w:val="en-US"/>
+              </w:rPr>
               <w:t xml:space="preserve">:10 – </w:t>
             </w:r>
             <w:r>
-              <w:t>М9</w:t>
+              <w:t>М10</w:t>
             </w:r>
             <w:r>
               <w:rPr>
@@ -20213,12 +19142,9 @@
           <w:p>
             <w:pPr>
               <w:pStyle w:val="af0"/>
-              <w:rPr>
-                <w:lang w:val="en-US"/>
-              </w:rPr>
-            </w:pPr>
-            <w:r>
-              <w:t>М9.К</w:t>
+            </w:pPr>
+            <w:r>
+              <w:t>М10.К</w:t>
             </w:r>
             <w:r>
               <w:rPr>
@@ -20238,7 +19164,7 @@
               <w:jc w:val="left"/>
             </w:pPr>
             <w:r>
-              <w:t>ЛО Т / ЗАВР: Запрет АВР</w:t>
+              <w:t>Резерв</w:t>
             </w:r>
           </w:p>
         </w:tc>
@@ -20251,12 +19177,9 @@
           <w:p>
             <w:pPr>
               <w:pStyle w:val="af0"/>
-              <w:rPr>
-                <w:lang w:val="en-US"/>
-              </w:rPr>
-            </w:pPr>
-            <w:r>
-              <w:t>М9</w:t>
+            </w:pPr>
+            <w:r>
+              <w:t>М10</w:t>
             </w:r>
             <w:r>
               <w:rPr>
@@ -20274,7 +19197,7 @@
               <w:t xml:space="preserve">:13 – </w:t>
             </w:r>
             <w:r>
-              <w:t>М9</w:t>
+              <w:t>М10</w:t>
             </w:r>
             <w:r>
               <w:rPr>
@@ -20291,12 +19214,9 @@
           <w:p>
             <w:pPr>
               <w:pStyle w:val="af0"/>
-              <w:rPr>
-                <w:lang w:val="en-US"/>
-              </w:rPr>
-            </w:pPr>
-            <w:r>
-              <w:t>М9.К</w:t>
+            </w:pPr>
+            <w:r>
+              <w:t>М10.К</w:t>
             </w:r>
             <w:r>
               <w:rPr>
@@ -20316,7 +19236,7 @@
               <w:jc w:val="left"/>
             </w:pPr>
             <w:r>
-              <w:t>ЛО Т / ЗАПВ: Запрет АПВ</w:t>
+              <w:t>Резерв</w:t>
             </w:r>
           </w:p>
         </w:tc>
@@ -20329,12 +19249,9 @@
           <w:p>
             <w:pPr>
               <w:pStyle w:val="af0"/>
-              <w:rPr>
-                <w:lang w:val="en-US"/>
-              </w:rPr>
-            </w:pPr>
-            <w:r>
-              <w:t>М9</w:t>
+            </w:pPr>
+            <w:r>
+              <w:t>М10</w:t>
             </w:r>
             <w:r>
               <w:rPr>
@@ -20352,7 +19269,7 @@
               <w:t xml:space="preserve">:16 – </w:t>
             </w:r>
             <w:r>
-              <w:t>М9</w:t>
+              <w:t>М10</w:t>
             </w:r>
             <w:r>
               <w:rPr>
@@ -20369,12 +19286,9 @@
           <w:p>
             <w:pPr>
               <w:pStyle w:val="af0"/>
-              <w:rPr>
-                <w:lang w:val="en-US"/>
-              </w:rPr>
-            </w:pPr>
-            <w:r>
-              <w:t>М9.К8</w:t>
+            </w:pPr>
+            <w:r>
+              <w:t>М10.К8</w:t>
             </w:r>
           </w:p>
         </w:tc>
@@ -20388,616 +19302,7 @@
               <w:jc w:val="left"/>
             </w:pPr>
             <w:r>
-              <w:t>СС: ТС сигн</w:t>
-            </w:r>
-          </w:p>
-        </w:tc>
-      </w:tr>
-      <w:tr>
-        <w:tc>
-          <w:tcPr>
-            <w:tcW w:w="2479" w:type="dxa"/>
-          </w:tcPr>
-          <w:p>
-            <w:pPr>
-              <w:pStyle w:val="af0"/>
-            </w:pPr>
-            <w:r>
-              <w:t>М10.</w:t>
-            </w:r>
-            <w:r>
-              <w:rPr>
-                <w:lang w:val="en-US"/>
-              </w:rPr>
-              <w:t>X</w:t>
-            </w:r>
-            <w:r>
-              <w:t>В</w:t>
-            </w:r>
-            <w:r>
-              <w:rPr>
-                <w:lang w:val="en-US"/>
-              </w:rPr>
-              <w:t>:1</w:t>
-            </w:r>
-            <w:r>
-              <w:t xml:space="preserve"> – М10.</w:t>
-            </w:r>
-            <w:r>
-              <w:rPr>
-                <w:lang w:val="en-US"/>
-              </w:rPr>
-              <w:t>XB:2</w:t>
-            </w:r>
-          </w:p>
-        </w:tc>
-        <w:tc>
-          <w:tcPr>
-            <w:tcW w:w="2212" w:type="dxa"/>
-          </w:tcPr>
-          <w:p>
-            <w:pPr>
-              <w:pStyle w:val="af0"/>
-            </w:pPr>
-            <w:r>
-              <w:t>М10.К1</w:t>
-            </w:r>
-          </w:p>
-        </w:tc>
-        <w:tc>
-          <w:tcPr>
-            <w:tcW w:w="4914" w:type="dxa"/>
-          </w:tcPr>
-          <w:p>
-            <w:pPr>
-              <w:pStyle w:val="af0"/>
-              <w:jc w:val="left"/>
-            </w:pPr>
-            <w:r>
               <w:t>Резерв</w:t>
-            </w:r>
-          </w:p>
-        </w:tc>
-      </w:tr>
-      <w:tr>
-        <w:tc>
-          <w:tcPr>
-            <w:tcW w:w="2479" w:type="dxa"/>
-          </w:tcPr>
-          <w:p>
-            <w:pPr>
-              <w:pStyle w:val="af0"/>
-            </w:pPr>
-            <w:r>
-              <w:t>М10.</w:t>
-            </w:r>
-            <w:r>
-              <w:rPr>
-                <w:lang w:val="en-US"/>
-              </w:rPr>
-              <w:t>X</w:t>
-            </w:r>
-            <w:r>
-              <w:t>В:3 – М10.</w:t>
-            </w:r>
-            <w:r>
-              <w:rPr>
-                <w:lang w:val="en-US"/>
-              </w:rPr>
-              <w:t>XB</w:t>
-            </w:r>
-            <w:r>
-              <w:t>:4</w:t>
-            </w:r>
-          </w:p>
-        </w:tc>
-        <w:tc>
-          <w:tcPr>
-            <w:tcW w:w="2212" w:type="dxa"/>
-          </w:tcPr>
-          <w:p>
-            <w:pPr>
-              <w:pStyle w:val="af0"/>
-            </w:pPr>
-            <w:r>
-              <w:t>М10.К2</w:t>
-            </w:r>
-          </w:p>
-        </w:tc>
-        <w:tc>
-          <w:tcPr>
-            <w:tcW w:w="4914" w:type="dxa"/>
-          </w:tcPr>
-          <w:p>
-            <w:pPr>
-              <w:pStyle w:val="af0"/>
-              <w:jc w:val="left"/>
-            </w:pPr>
-            <w:r>
-              <w:t>Резерв</w:t>
-            </w:r>
-          </w:p>
-        </w:tc>
-      </w:tr>
-      <w:tr>
-        <w:tc>
-          <w:tcPr>
-            <w:tcW w:w="2479" w:type="dxa"/>
-          </w:tcPr>
-          <w:p>
-            <w:pPr>
-              <w:pStyle w:val="af0"/>
-            </w:pPr>
-            <w:r>
-              <w:t>М10.</w:t>
-            </w:r>
-            <w:r>
-              <w:rPr>
-                <w:lang w:val="en-US"/>
-              </w:rPr>
-              <w:t>X</w:t>
-            </w:r>
-            <w:r>
-              <w:t>В:</w:t>
-            </w:r>
-            <w:r>
-              <w:rPr>
-                <w:lang w:val="en-US"/>
-              </w:rPr>
-              <w:t>7</w:t>
-            </w:r>
-            <w:r>
-              <w:t xml:space="preserve"> – М10.</w:t>
-            </w:r>
-            <w:r>
-              <w:rPr>
-                <w:lang w:val="en-US"/>
-              </w:rPr>
-              <w:t>XB</w:t>
-            </w:r>
-            <w:r>
-              <w:t>:</w:t>
-            </w:r>
-            <w:r>
-              <w:rPr>
-                <w:lang w:val="en-US"/>
-              </w:rPr>
-              <w:t>5</w:t>
-            </w:r>
-          </w:p>
-        </w:tc>
-        <w:tc>
-          <w:tcPr>
-            <w:tcW w:w="2212" w:type="dxa"/>
-          </w:tcPr>
-          <w:p>
-            <w:pPr>
-              <w:pStyle w:val="af0"/>
-            </w:pPr>
-            <w:r>
-              <w:t>М10.К3</w:t>
-            </w:r>
-          </w:p>
-        </w:tc>
-        <w:tc>
-          <w:tcPr>
-            <w:tcW w:w="4914" w:type="dxa"/>
-          </w:tcPr>
-          <w:p>
-            <w:pPr>
-              <w:pStyle w:val="af0"/>
-              <w:jc w:val="left"/>
-            </w:pPr>
-            <w:r>
-              <w:t>Резерв</w:t>
-            </w:r>
-          </w:p>
-        </w:tc>
-      </w:tr>
-      <w:tr>
-        <w:tc>
-          <w:tcPr>
-            <w:tcW w:w="2479" w:type="dxa"/>
-          </w:tcPr>
-          <w:p>
-            <w:pPr>
-              <w:pStyle w:val="af0"/>
-            </w:pPr>
-            <w:r>
-              <w:t>М10.</w:t>
-            </w:r>
-            <w:r>
-              <w:rPr>
-                <w:lang w:val="en-US"/>
-              </w:rPr>
-              <w:t>X</w:t>
-            </w:r>
-            <w:r>
-              <w:t>В:</w:t>
-            </w:r>
-            <w:r>
-              <w:rPr>
-                <w:lang w:val="en-US"/>
-              </w:rPr>
-              <w:t>7</w:t>
-            </w:r>
-            <w:r>
-              <w:t xml:space="preserve"> – М10.</w:t>
-            </w:r>
-            <w:r>
-              <w:rPr>
-                <w:lang w:val="en-US"/>
-              </w:rPr>
-              <w:t>XB</w:t>
-            </w:r>
-            <w:r>
-              <w:t>:</w:t>
-            </w:r>
-            <w:r>
-              <w:rPr>
-                <w:lang w:val="en-US"/>
-              </w:rPr>
-              <w:t>6</w:t>
-            </w:r>
-          </w:p>
-        </w:tc>
-        <w:tc>
-          <w:tcPr>
-            <w:tcW w:w="2212" w:type="dxa"/>
-          </w:tcPr>
-          <w:p>
-            <w:pPr>
-              <w:pStyle w:val="af0"/>
-            </w:pPr>
-            <w:r>
-              <w:t>М10.К4</w:t>
-            </w:r>
-          </w:p>
-        </w:tc>
-        <w:tc>
-          <w:tcPr>
-            <w:tcW w:w="4914" w:type="dxa"/>
-          </w:tcPr>
-          <w:p>
-            <w:pPr>
-              <w:pStyle w:val="af0"/>
-              <w:jc w:val="left"/>
-            </w:pPr>
-            <w:r>
-              <w:t>Резерв</w:t>
-            </w:r>
-          </w:p>
-        </w:tc>
-      </w:tr>
-      <w:tr>
-        <w:tc>
-          <w:tcPr>
-            <w:tcW w:w="2479" w:type="dxa"/>
-          </w:tcPr>
-          <w:p>
-            <w:pPr>
-              <w:pStyle w:val="af0"/>
-            </w:pPr>
-            <w:r>
-              <w:t>М10.</w:t>
-            </w:r>
-            <w:r>
-              <w:rPr>
-                <w:lang w:val="en-US"/>
-              </w:rPr>
-              <w:t>X</w:t>
-            </w:r>
-            <w:r>
-              <w:t>В</w:t>
-            </w:r>
-            <w:r>
-              <w:rPr>
-                <w:lang w:val="en-US"/>
-              </w:rPr>
-              <w:t>:10</w:t>
-            </w:r>
-            <w:r>
-              <w:t xml:space="preserve"> – М10.</w:t>
-            </w:r>
-            <w:r>
-              <w:rPr>
-                <w:lang w:val="en-US"/>
-              </w:rPr>
-              <w:t>XB:8</w:t>
-            </w:r>
-          </w:p>
-        </w:tc>
-        <w:tc>
-          <w:tcPr>
-            <w:tcW w:w="2212" w:type="dxa"/>
-          </w:tcPr>
-          <w:p>
-            <w:pPr>
-              <w:pStyle w:val="af0"/>
-            </w:pPr>
-            <w:r>
-              <w:t>М10.К5</w:t>
-            </w:r>
-          </w:p>
-        </w:tc>
-        <w:tc>
-          <w:tcPr>
-            <w:tcW w:w="4914" w:type="dxa"/>
-          </w:tcPr>
-          <w:p>
-            <w:pPr>
-              <w:pStyle w:val="af0"/>
-              <w:jc w:val="left"/>
-            </w:pPr>
-            <w:r>
-              <w:t>Резерв</w:t>
-            </w:r>
-          </w:p>
-        </w:tc>
-      </w:tr>
-      <w:tr>
-        <w:tc>
-          <w:tcPr>
-            <w:tcW w:w="2479" w:type="dxa"/>
-          </w:tcPr>
-          <w:p>
-            <w:pPr>
-              <w:pStyle w:val="af0"/>
-            </w:pPr>
-            <w:r>
-              <w:t>М10</w:t>
-            </w:r>
-            <w:r>
-              <w:rPr>
-                <w:lang w:val="en-US"/>
-              </w:rPr>
-              <w:t>.X</w:t>
-            </w:r>
-            <w:r>
-              <w:t>В</w:t>
-            </w:r>
-            <w:r>
-              <w:rPr>
-                <w:lang w:val="en-US"/>
-              </w:rPr>
-              <w:t xml:space="preserve">:10 – </w:t>
-            </w:r>
-            <w:r>
-              <w:t>М10</w:t>
-            </w:r>
-            <w:r>
-              <w:rPr>
-                <w:lang w:val="en-US"/>
-              </w:rPr>
-              <w:t>.XB:9</w:t>
-            </w:r>
-          </w:p>
-        </w:tc>
-        <w:tc>
-          <w:tcPr>
-            <w:tcW w:w="2212" w:type="dxa"/>
-          </w:tcPr>
-          <w:p>
-            <w:pPr>
-              <w:pStyle w:val="af0"/>
-            </w:pPr>
-            <w:r>
-              <w:t>М10.К</w:t>
-            </w:r>
-            <w:r>
-              <w:rPr>
-                <w:lang w:val="en-US"/>
-              </w:rPr>
-              <w:t>6</w:t>
-            </w:r>
-          </w:p>
-        </w:tc>
-        <w:tc>
-          <w:tcPr>
-            <w:tcW w:w="4914" w:type="dxa"/>
-          </w:tcPr>
-          <w:p>
-            <w:pPr>
-              <w:pStyle w:val="af0"/>
-              <w:jc w:val="left"/>
-            </w:pPr>
-            <w:r>
-              <w:t>Резерв</w:t>
-            </w:r>
-          </w:p>
-        </w:tc>
-      </w:tr>
-      <w:tr>
-        <w:tc>
-          <w:tcPr>
-            <w:tcW w:w="2479" w:type="dxa"/>
-          </w:tcPr>
-          <w:p>
-            <w:pPr>
-              <w:pStyle w:val="af0"/>
-            </w:pPr>
-            <w:r>
-              <w:t>М10</w:t>
-            </w:r>
-            <w:r>
-              <w:rPr>
-                <w:lang w:val="en-US"/>
-              </w:rPr>
-              <w:t>.X</w:t>
-            </w:r>
-            <w:r>
-              <w:t>В</w:t>
-            </w:r>
-            <w:r>
-              <w:rPr>
-                <w:lang w:val="en-US"/>
-              </w:rPr>
-              <w:t xml:space="preserve">:13 – </w:t>
-            </w:r>
-            <w:r>
-              <w:t>М10</w:t>
-            </w:r>
-            <w:r>
-              <w:rPr>
-                <w:lang w:val="en-US"/>
-              </w:rPr>
-              <w:t>.XB:12</w:t>
-            </w:r>
-          </w:p>
-        </w:tc>
-        <w:tc>
-          <w:tcPr>
-            <w:tcW w:w="2212" w:type="dxa"/>
-          </w:tcPr>
-          <w:p>
-            <w:pPr>
-              <w:pStyle w:val="af0"/>
-            </w:pPr>
-            <w:r>
-              <w:t>М10.К</w:t>
-            </w:r>
-            <w:r>
-              <w:rPr>
-                <w:lang w:val="en-US"/>
-              </w:rPr>
-              <w:t>7</w:t>
-            </w:r>
-          </w:p>
-        </w:tc>
-        <w:tc>
-          <w:tcPr>
-            <w:tcW w:w="4914" w:type="dxa"/>
-          </w:tcPr>
-          <w:p>
-            <w:pPr>
-              <w:pStyle w:val="af0"/>
-              <w:jc w:val="left"/>
-            </w:pPr>
-            <w:r>
-              <w:t>Резерв</w:t>
-            </w:r>
-          </w:p>
-        </w:tc>
-      </w:tr>
-      <w:tr>
-        <w:tc>
-          <w:tcPr>
-            <w:tcW w:w="2479" w:type="dxa"/>
-          </w:tcPr>
-          <w:p>
-            <w:pPr>
-              <w:pStyle w:val="af0"/>
-            </w:pPr>
-            <w:r>
-              <w:t>М10</w:t>
-            </w:r>
-            <w:r>
-              <w:rPr>
-                <w:lang w:val="en-US"/>
-              </w:rPr>
-              <w:t>.X</w:t>
-            </w:r>
-            <w:r>
-              <w:t>В</w:t>
-            </w:r>
-            <w:r>
-              <w:rPr>
-                <w:lang w:val="en-US"/>
-              </w:rPr>
-              <w:t xml:space="preserve">:16 – </w:t>
-            </w:r>
-            <w:r>
-              <w:t>М10</w:t>
-            </w:r>
-            <w:r>
-              <w:rPr>
-                <w:lang w:val="en-US"/>
-              </w:rPr>
-              <w:t>.XB:15</w:t>
-            </w:r>
-          </w:p>
-        </w:tc>
-        <w:tc>
-          <w:tcPr>
-            <w:tcW w:w="2212" w:type="dxa"/>
-          </w:tcPr>
-          <w:p>
-            <w:pPr>
-              <w:pStyle w:val="af0"/>
-            </w:pPr>
-            <w:r>
-              <w:t>М10.К8</w:t>
-            </w:r>
-          </w:p>
-        </w:tc>
-        <w:tc>
-          <w:tcPr>
-            <w:tcW w:w="4914" w:type="dxa"/>
-          </w:tcPr>
-          <w:p>
-            <w:pPr>
-              <w:pStyle w:val="af0"/>
-              <w:jc w:val="left"/>
-            </w:pPr>
-            <w:r>
-              <w:t>Резерв</w:t>
-            </w:r>
-          </w:p>
-        </w:tc>
-      </w:tr>
-      <w:tr>
-        <w:tc>
-          <w:tcPr>
-            <w:tcW w:w="2479" w:type="dxa"/>
-          </w:tcPr>
-          <w:p>
-            <w:pPr>
-              <w:pStyle w:val="af0"/>
-            </w:pPr>
-            <w:r>
-              <w:t>М</w:t>
-            </w:r>
-            <w:r>
-              <w:rPr>
-                <w:lang w:val="en-US"/>
-              </w:rPr>
-              <w:t xml:space="preserve">1.XP:2 - </w:t>
-            </w:r>
-            <w:r>
-              <w:t>М</w:t>
-            </w:r>
-            <w:r>
-              <w:rPr>
-                <w:lang w:val="en-US"/>
-              </w:rPr>
-              <w:t>1.XP:1</w:t>
-            </w:r>
-          </w:p>
-        </w:tc>
-        <w:tc>
-          <w:tcPr>
-            <w:tcW w:w="2212" w:type="dxa"/>
-          </w:tcPr>
-          <w:p>
-            <w:pPr>
-              <w:pStyle w:val="af0"/>
-            </w:pPr>
-            <w:r>
-              <w:t>М1.К1</w:t>
-            </w:r>
-          </w:p>
-        </w:tc>
-        <w:tc>
-          <w:tcPr>
-            <w:tcW w:w="4914" w:type="dxa"/>
-          </w:tcPr>
-          <w:p>
-            <w:pPr>
-              <w:pStyle w:val="af0"/>
-              <w:jc w:val="left"/>
-            </w:pPr>
-            <w:r>
-              <w:t>ПС: Пуск</w:t>
             </w:r>
           </w:p>
         </w:tc>
@@ -21007,10 +19312,9 @@
       <w:pPr>
         <w:pStyle w:val="a"/>
       </w:pPr>
-      <w:bookmarkStart w:id="28" w:name="_Ref195522381"/>
+      <w:bookmarkStart w:id="28" w:name="_Ref195522371"/>
       <w:r>
-        <w:lastRenderedPageBreak/>
-        <w:t>Выходные реле ЮНИТ-М300 для проверки ЛО ОК</w:t>
+        <w:t>Выходные реле ЮНИТ-М300 для проверки ЛО ПК</w:t>
       </w:r>
       <w:bookmarkEnd w:id="28"/>
     </w:p>
@@ -21147,13 +19451,7 @@
               <w:jc w:val="left"/>
             </w:pPr>
             <w:r>
-              <w:t xml:space="preserve">ЛО </w:t>
-            </w:r>
-            <w:r>
-              <w:t>О</w:t>
-            </w:r>
-            <w:r>
-              <w:t>К: Ввод</w:t>
+              <w:t>ЛО ПК: Ввод</w:t>
             </w:r>
           </w:p>
         </w:tc>
@@ -21214,13 +19512,7 @@
               <w:jc w:val="left"/>
             </w:pPr>
             <w:r>
-              <w:t xml:space="preserve">ЛО </w:t>
-            </w:r>
-            <w:r>
-              <w:t>О</w:t>
-            </w:r>
-            <w:r>
-              <w:t>К: Оперативный вывод</w:t>
+              <w:t>ЛО ПК: Оперативный вывод</w:t>
             </w:r>
           </w:p>
         </w:tc>
@@ -21299,13 +19591,7 @@
               <w:jc w:val="left"/>
             </w:pPr>
             <w:r>
-              <w:t xml:space="preserve">ЛО </w:t>
-            </w:r>
-            <w:r>
-              <w:t>О</w:t>
-            </w:r>
-            <w:r>
-              <w:t>К: Срабатывание</w:t>
+              <w:t>ЛО ПК: Срабатывание</w:t>
             </w:r>
           </w:p>
         </w:tc>
@@ -21387,13 +19673,7 @@
               <w:jc w:val="left"/>
             </w:pPr>
             <w:r>
-              <w:t xml:space="preserve">ЛО </w:t>
-            </w:r>
-            <w:r>
-              <w:t>О</w:t>
-            </w:r>
-            <w:r>
-              <w:t>К: Срабатывание сигн</w:t>
+              <w:t>ЛО ПК: Срабатывание сигн</w:t>
             </w:r>
           </w:p>
         </w:tc>
@@ -21760,6 +20040,66 @@
               <w:jc w:val="left"/>
             </w:pPr>
             <w:r>
+              <w:t>ПС: Пуск</w:t>
+            </w:r>
+          </w:p>
+        </w:tc>
+      </w:tr>
+      <w:tr>
+        <w:tc>
+          <w:tcPr>
+            <w:tcW w:w="2479" w:type="dxa"/>
+          </w:tcPr>
+          <w:p>
+            <w:pPr>
+              <w:pStyle w:val="af0"/>
+            </w:pPr>
+            <w:r>
+              <w:t>М10.</w:t>
+            </w:r>
+            <w:r>
+              <w:rPr>
+                <w:lang w:val="en-US"/>
+              </w:rPr>
+              <w:t>X</w:t>
+            </w:r>
+            <w:r>
+              <w:t>В:3 – М10.</w:t>
+            </w:r>
+            <w:r>
+              <w:rPr>
+                <w:lang w:val="en-US"/>
+              </w:rPr>
+              <w:t>XB</w:t>
+            </w:r>
+            <w:r>
+              <w:t>:4</w:t>
+            </w:r>
+          </w:p>
+        </w:tc>
+        <w:tc>
+          <w:tcPr>
+            <w:tcW w:w="2212" w:type="dxa"/>
+          </w:tcPr>
+          <w:p>
+            <w:pPr>
+              <w:pStyle w:val="af0"/>
+            </w:pPr>
+            <w:r>
+              <w:t>М10.К2</w:t>
+            </w:r>
+          </w:p>
+        </w:tc>
+        <w:tc>
+          <w:tcPr>
+            <w:tcW w:w="4914" w:type="dxa"/>
+          </w:tcPr>
+          <w:p>
+            <w:pPr>
+              <w:pStyle w:val="af0"/>
+              <w:jc w:val="left"/>
+            </w:pPr>
+            <w:r>
               <w:t>Резерв</w:t>
             </w:r>
           </w:p>
@@ -21784,7 +20124,16 @@
               <w:t>X</w:t>
             </w:r>
             <w:r>
-              <w:t>В:3 – М10.</w:t>
+              <w:t>В:</w:t>
+            </w:r>
+            <w:r>
+              <w:rPr>
+                <w:lang w:val="en-US"/>
+              </w:rPr>
+              <w:t>7</w:t>
+            </w:r>
+            <w:r>
+              <w:t xml:space="preserve"> – М10.</w:t>
             </w:r>
             <w:r>
               <w:rPr>
@@ -21793,7 +20142,13 @@
               <w:t>XB</w:t>
             </w:r>
             <w:r>
-              <w:t>:4</w:t>
+              <w:t>:</w:t>
+            </w:r>
+            <w:r>
+              <w:rPr>
+                <w:lang w:val="en-US"/>
+              </w:rPr>
+              <w:t>5</w:t>
             </w:r>
           </w:p>
         </w:tc>
@@ -21806,7 +20161,7 @@
               <w:pStyle w:val="af0"/>
             </w:pPr>
             <w:r>
-              <w:t>М10.К2</w:t>
+              <w:t>М10.К3</w:t>
             </w:r>
           </w:p>
         </w:tc>
@@ -21868,7 +20223,7 @@
               <w:rPr>
                 <w:lang w:val="en-US"/>
               </w:rPr>
-              <w:t>5</w:t>
+              <w:t>6</w:t>
             </w:r>
           </w:p>
         </w:tc>
@@ -21881,7 +20236,7 @@
               <w:pStyle w:val="af0"/>
             </w:pPr>
             <w:r>
-              <w:t>М10.К3</w:t>
+              <w:t>М10.К4</w:t>
             </w:r>
           </w:p>
         </w:tc>
@@ -21919,7 +20274,173 @@
               <w:t>X</w:t>
             </w:r>
             <w:r>
-              <w:t>В:</w:t>
+              <w:t>В</w:t>
+            </w:r>
+            <w:r>
+              <w:rPr>
+                <w:lang w:val="en-US"/>
+              </w:rPr>
+              <w:t>:10</w:t>
+            </w:r>
+            <w:r>
+              <w:t xml:space="preserve"> – М10.</w:t>
+            </w:r>
+            <w:r>
+              <w:rPr>
+                <w:lang w:val="en-US"/>
+              </w:rPr>
+              <w:t>XB:8</w:t>
+            </w:r>
+          </w:p>
+        </w:tc>
+        <w:tc>
+          <w:tcPr>
+            <w:tcW w:w="2212" w:type="dxa"/>
+          </w:tcPr>
+          <w:p>
+            <w:pPr>
+              <w:pStyle w:val="af0"/>
+            </w:pPr>
+            <w:r>
+              <w:t>М10.К5</w:t>
+            </w:r>
+          </w:p>
+        </w:tc>
+        <w:tc>
+          <w:tcPr>
+            <w:tcW w:w="4914" w:type="dxa"/>
+          </w:tcPr>
+          <w:p>
+            <w:pPr>
+              <w:pStyle w:val="af0"/>
+              <w:jc w:val="left"/>
+            </w:pPr>
+            <w:r>
+              <w:t>Резерв</w:t>
+            </w:r>
+          </w:p>
+        </w:tc>
+      </w:tr>
+      <w:tr>
+        <w:tc>
+          <w:tcPr>
+            <w:tcW w:w="2479" w:type="dxa"/>
+          </w:tcPr>
+          <w:p>
+            <w:pPr>
+              <w:pStyle w:val="af0"/>
+            </w:pPr>
+            <w:r>
+              <w:t>М10</w:t>
+            </w:r>
+            <w:r>
+              <w:rPr>
+                <w:lang w:val="en-US"/>
+              </w:rPr>
+              <w:t>.X</w:t>
+            </w:r>
+            <w:r>
+              <w:t>В</w:t>
+            </w:r>
+            <w:r>
+              <w:rPr>
+                <w:lang w:val="en-US"/>
+              </w:rPr>
+              <w:t xml:space="preserve">:10 – </w:t>
+            </w:r>
+            <w:r>
+              <w:t>М10</w:t>
+            </w:r>
+            <w:r>
+              <w:rPr>
+                <w:lang w:val="en-US"/>
+              </w:rPr>
+              <w:t>.XB:9</w:t>
+            </w:r>
+          </w:p>
+        </w:tc>
+        <w:tc>
+          <w:tcPr>
+            <w:tcW w:w="2212" w:type="dxa"/>
+          </w:tcPr>
+          <w:p>
+            <w:pPr>
+              <w:pStyle w:val="af0"/>
+            </w:pPr>
+            <w:r>
+              <w:t>М10.К</w:t>
+            </w:r>
+            <w:r>
+              <w:rPr>
+                <w:lang w:val="en-US"/>
+              </w:rPr>
+              <w:t>6</w:t>
+            </w:r>
+          </w:p>
+        </w:tc>
+        <w:tc>
+          <w:tcPr>
+            <w:tcW w:w="4914" w:type="dxa"/>
+          </w:tcPr>
+          <w:p>
+            <w:pPr>
+              <w:pStyle w:val="af0"/>
+              <w:jc w:val="left"/>
+            </w:pPr>
+            <w:r>
+              <w:t>Резерв</w:t>
+            </w:r>
+          </w:p>
+        </w:tc>
+      </w:tr>
+      <w:tr>
+        <w:tc>
+          <w:tcPr>
+            <w:tcW w:w="2479" w:type="dxa"/>
+          </w:tcPr>
+          <w:p>
+            <w:pPr>
+              <w:pStyle w:val="af0"/>
+            </w:pPr>
+            <w:r>
+              <w:t>М10</w:t>
+            </w:r>
+            <w:r>
+              <w:rPr>
+                <w:lang w:val="en-US"/>
+              </w:rPr>
+              <w:t>.X</w:t>
+            </w:r>
+            <w:r>
+              <w:t>В</w:t>
+            </w:r>
+            <w:r>
+              <w:rPr>
+                <w:lang w:val="en-US"/>
+              </w:rPr>
+              <w:t xml:space="preserve">:13 – </w:t>
+            </w:r>
+            <w:r>
+              <w:t>М10</w:t>
+            </w:r>
+            <w:r>
+              <w:rPr>
+                <w:lang w:val="en-US"/>
+              </w:rPr>
+              <w:t>.XB:12</w:t>
+            </w:r>
+          </w:p>
+        </w:tc>
+        <w:tc>
+          <w:tcPr>
+            <w:tcW w:w="2212" w:type="dxa"/>
+          </w:tcPr>
+          <w:p>
+            <w:pPr>
+              <w:pStyle w:val="af0"/>
+            </w:pPr>
+            <w:r>
+              <w:t>М10.К</w:t>
             </w:r>
             <w:r>
               <w:rPr>
@@ -21927,23 +20448,58 @@
               </w:rPr>
               <w:t>7</w:t>
             </w:r>
-            <w:r>
-              <w:t xml:space="preserve"> – М10.</w:t>
-            </w:r>
-            <w:r>
-              <w:rPr>
-                <w:lang w:val="en-US"/>
-              </w:rPr>
-              <w:t>XB</w:t>
-            </w:r>
-            <w:r>
-              <w:t>:</w:t>
-            </w:r>
-            <w:r>
-              <w:rPr>
-                <w:lang w:val="en-US"/>
-              </w:rPr>
-              <w:t>6</w:t>
+          </w:p>
+        </w:tc>
+        <w:tc>
+          <w:tcPr>
+            <w:tcW w:w="4914" w:type="dxa"/>
+          </w:tcPr>
+          <w:p>
+            <w:pPr>
+              <w:pStyle w:val="af0"/>
+              <w:jc w:val="left"/>
+            </w:pPr>
+            <w:r>
+              <w:t>Резерв</w:t>
+            </w:r>
+          </w:p>
+        </w:tc>
+      </w:tr>
+      <w:tr>
+        <w:tc>
+          <w:tcPr>
+            <w:tcW w:w="2479" w:type="dxa"/>
+          </w:tcPr>
+          <w:p>
+            <w:pPr>
+              <w:pStyle w:val="af0"/>
+            </w:pPr>
+            <w:r>
+              <w:t>М10</w:t>
+            </w:r>
+            <w:r>
+              <w:rPr>
+                <w:lang w:val="en-US"/>
+              </w:rPr>
+              <w:t>.X</w:t>
+            </w:r>
+            <w:r>
+              <w:t>В</w:t>
+            </w:r>
+            <w:r>
+              <w:rPr>
+                <w:lang w:val="en-US"/>
+              </w:rPr>
+              <w:t xml:space="preserve">:16 – </w:t>
+            </w:r>
+            <w:r>
+              <w:t>М10</w:t>
+            </w:r>
+            <w:r>
+              <w:rPr>
+                <w:lang w:val="en-US"/>
+              </w:rPr>
+              <w:t>.XB:15</w:t>
             </w:r>
           </w:p>
         </w:tc>
@@ -21956,7 +20512,7 @@
               <w:pStyle w:val="af0"/>
             </w:pPr>
             <w:r>
-              <w:t>М10.К4</w:t>
+              <w:t>М10.К8</w:t>
             </w:r>
           </w:p>
         </w:tc>
@@ -21971,339 +20527,6 @@
             </w:pPr>
             <w:r>
               <w:t>Резерв</w:t>
-            </w:r>
-          </w:p>
-        </w:tc>
-      </w:tr>
-      <w:tr>
-        <w:tc>
-          <w:tcPr>
-            <w:tcW w:w="2479" w:type="dxa"/>
-          </w:tcPr>
-          <w:p>
-            <w:pPr>
-              <w:pStyle w:val="af0"/>
-            </w:pPr>
-            <w:r>
-              <w:t>М10.</w:t>
-            </w:r>
-            <w:r>
-              <w:rPr>
-                <w:lang w:val="en-US"/>
-              </w:rPr>
-              <w:t>X</w:t>
-            </w:r>
-            <w:r>
-              <w:t>В</w:t>
-            </w:r>
-            <w:r>
-              <w:rPr>
-                <w:lang w:val="en-US"/>
-              </w:rPr>
-              <w:t>:10</w:t>
-            </w:r>
-            <w:r>
-              <w:t xml:space="preserve"> – М10.</w:t>
-            </w:r>
-            <w:r>
-              <w:rPr>
-                <w:lang w:val="en-US"/>
-              </w:rPr>
-              <w:t>XB:8</w:t>
-            </w:r>
-          </w:p>
-        </w:tc>
-        <w:tc>
-          <w:tcPr>
-            <w:tcW w:w="2212" w:type="dxa"/>
-          </w:tcPr>
-          <w:p>
-            <w:pPr>
-              <w:pStyle w:val="af0"/>
-            </w:pPr>
-            <w:r>
-              <w:t>М10.К5</w:t>
-            </w:r>
-          </w:p>
-        </w:tc>
-        <w:tc>
-          <w:tcPr>
-            <w:tcW w:w="4914" w:type="dxa"/>
-          </w:tcPr>
-          <w:p>
-            <w:pPr>
-              <w:pStyle w:val="af0"/>
-              <w:jc w:val="left"/>
-            </w:pPr>
-            <w:r>
-              <w:t>Резерв</w:t>
-            </w:r>
-          </w:p>
-        </w:tc>
-      </w:tr>
-      <w:tr>
-        <w:tc>
-          <w:tcPr>
-            <w:tcW w:w="2479" w:type="dxa"/>
-          </w:tcPr>
-          <w:p>
-            <w:pPr>
-              <w:pStyle w:val="af0"/>
-            </w:pPr>
-            <w:r>
-              <w:t>М10</w:t>
-            </w:r>
-            <w:r>
-              <w:rPr>
-                <w:lang w:val="en-US"/>
-              </w:rPr>
-              <w:t>.X</w:t>
-            </w:r>
-            <w:r>
-              <w:t>В</w:t>
-            </w:r>
-            <w:r>
-              <w:rPr>
-                <w:lang w:val="en-US"/>
-              </w:rPr>
-              <w:t xml:space="preserve">:10 – </w:t>
-            </w:r>
-            <w:r>
-              <w:t>М10</w:t>
-            </w:r>
-            <w:r>
-              <w:rPr>
-                <w:lang w:val="en-US"/>
-              </w:rPr>
-              <w:t>.XB:9</w:t>
-            </w:r>
-          </w:p>
-        </w:tc>
-        <w:tc>
-          <w:tcPr>
-            <w:tcW w:w="2212" w:type="dxa"/>
-          </w:tcPr>
-          <w:p>
-            <w:pPr>
-              <w:pStyle w:val="af0"/>
-            </w:pPr>
-            <w:r>
-              <w:t>М10.К</w:t>
-            </w:r>
-            <w:r>
-              <w:rPr>
-                <w:lang w:val="en-US"/>
-              </w:rPr>
-              <w:t>6</w:t>
-            </w:r>
-          </w:p>
-        </w:tc>
-        <w:tc>
-          <w:tcPr>
-            <w:tcW w:w="4914" w:type="dxa"/>
-          </w:tcPr>
-          <w:p>
-            <w:pPr>
-              <w:pStyle w:val="af0"/>
-              <w:jc w:val="left"/>
-            </w:pPr>
-            <w:r>
-              <w:t>Резерв</w:t>
-            </w:r>
-          </w:p>
-        </w:tc>
-      </w:tr>
-      <w:tr>
-        <w:tc>
-          <w:tcPr>
-            <w:tcW w:w="2479" w:type="dxa"/>
-          </w:tcPr>
-          <w:p>
-            <w:pPr>
-              <w:pStyle w:val="af0"/>
-            </w:pPr>
-            <w:r>
-              <w:t>М10</w:t>
-            </w:r>
-            <w:r>
-              <w:rPr>
-                <w:lang w:val="en-US"/>
-              </w:rPr>
-              <w:t>.X</w:t>
-            </w:r>
-            <w:r>
-              <w:t>В</w:t>
-            </w:r>
-            <w:r>
-              <w:rPr>
-                <w:lang w:val="en-US"/>
-              </w:rPr>
-              <w:t xml:space="preserve">:13 – </w:t>
-            </w:r>
-            <w:r>
-              <w:t>М10</w:t>
-            </w:r>
-            <w:r>
-              <w:rPr>
-                <w:lang w:val="en-US"/>
-              </w:rPr>
-              <w:t>.XB:12</w:t>
-            </w:r>
-          </w:p>
-        </w:tc>
-        <w:tc>
-          <w:tcPr>
-            <w:tcW w:w="2212" w:type="dxa"/>
-          </w:tcPr>
-          <w:p>
-            <w:pPr>
-              <w:pStyle w:val="af0"/>
-            </w:pPr>
-            <w:r>
-              <w:t>М10.К</w:t>
-            </w:r>
-            <w:r>
-              <w:rPr>
-                <w:lang w:val="en-US"/>
-              </w:rPr>
-              <w:t>7</w:t>
-            </w:r>
-          </w:p>
-        </w:tc>
-        <w:tc>
-          <w:tcPr>
-            <w:tcW w:w="4914" w:type="dxa"/>
-          </w:tcPr>
-          <w:p>
-            <w:pPr>
-              <w:pStyle w:val="af0"/>
-              <w:jc w:val="left"/>
-            </w:pPr>
-            <w:r>
-              <w:t>Резерв</w:t>
-            </w:r>
-          </w:p>
-        </w:tc>
-      </w:tr>
-      <w:tr>
-        <w:tc>
-          <w:tcPr>
-            <w:tcW w:w="2479" w:type="dxa"/>
-          </w:tcPr>
-          <w:p>
-            <w:pPr>
-              <w:pStyle w:val="af0"/>
-            </w:pPr>
-            <w:r>
-              <w:t>М10</w:t>
-            </w:r>
-            <w:r>
-              <w:rPr>
-                <w:lang w:val="en-US"/>
-              </w:rPr>
-              <w:t>.X</w:t>
-            </w:r>
-            <w:r>
-              <w:t>В</w:t>
-            </w:r>
-            <w:r>
-              <w:rPr>
-                <w:lang w:val="en-US"/>
-              </w:rPr>
-              <w:t xml:space="preserve">:16 – </w:t>
-            </w:r>
-            <w:r>
-              <w:t>М10</w:t>
-            </w:r>
-            <w:r>
-              <w:rPr>
-                <w:lang w:val="en-US"/>
-              </w:rPr>
-              <w:t>.XB:15</w:t>
-            </w:r>
-          </w:p>
-        </w:tc>
-        <w:tc>
-          <w:tcPr>
-            <w:tcW w:w="2212" w:type="dxa"/>
-          </w:tcPr>
-          <w:p>
-            <w:pPr>
-              <w:pStyle w:val="af0"/>
-            </w:pPr>
-            <w:r>
-              <w:t>М10.К8</w:t>
-            </w:r>
-          </w:p>
-        </w:tc>
-        <w:tc>
-          <w:tcPr>
-            <w:tcW w:w="4914" w:type="dxa"/>
-          </w:tcPr>
-          <w:p>
-            <w:pPr>
-              <w:pStyle w:val="af0"/>
-              <w:jc w:val="left"/>
-            </w:pPr>
-            <w:r>
-              <w:t>Резерв</w:t>
-            </w:r>
-          </w:p>
-        </w:tc>
-      </w:tr>
-      <w:tr>
-        <w:tc>
-          <w:tcPr>
-            <w:tcW w:w="2479" w:type="dxa"/>
-          </w:tcPr>
-          <w:p>
-            <w:pPr>
-              <w:pStyle w:val="af0"/>
-            </w:pPr>
-            <w:r>
-              <w:t>М</w:t>
-            </w:r>
-            <w:r>
-              <w:rPr>
-                <w:lang w:val="en-US"/>
-              </w:rPr>
-              <w:t xml:space="preserve">1.XP:2 - </w:t>
-            </w:r>
-            <w:r>
-              <w:t>М</w:t>
-            </w:r>
-            <w:r>
-              <w:rPr>
-                <w:lang w:val="en-US"/>
-              </w:rPr>
-              <w:t>1.XP:1</w:t>
-            </w:r>
-          </w:p>
-        </w:tc>
-        <w:tc>
-          <w:tcPr>
-            <w:tcW w:w="2212" w:type="dxa"/>
-          </w:tcPr>
-          <w:p>
-            <w:pPr>
-              <w:pStyle w:val="af0"/>
-            </w:pPr>
-            <w:r>
-              <w:t>М1.К1</w:t>
-            </w:r>
-          </w:p>
-        </w:tc>
-        <w:tc>
-          <w:tcPr>
-            <w:tcW w:w="4914" w:type="dxa"/>
-          </w:tcPr>
-          <w:p>
-            <w:pPr>
-              <w:pStyle w:val="af0"/>
-              <w:jc w:val="left"/>
-            </w:pPr>
-            <w:r>
-              <w:t>ПС: Пуск</w:t>
             </w:r>
           </w:p>
         </w:tc>
@@ -22313,9 +20536,9 @@
       <w:pPr>
         <w:pStyle w:val="a"/>
       </w:pPr>
-      <w:bookmarkStart w:id="29" w:name="_Ref195521083"/>
+      <w:bookmarkStart w:id="29" w:name="_Ref195522381"/>
       <w:r>
-        <w:t>Выходные реле ЮНИТ-М300 для проверки ЛО ДУм расширителя</w:t>
+        <w:t>Выходные реле ЮНИТ-М300 для проверки ЛО ОК</w:t>
       </w:r>
       <w:bookmarkEnd w:id="29"/>
     </w:p>
@@ -22452,7 +20675,13 @@
               <w:jc w:val="left"/>
             </w:pPr>
             <w:r>
-              <w:t>ЛО ДУм расширителя: Ввод</w:t>
+              <w:t xml:space="preserve">ЛО </w:t>
+            </w:r>
+            <w:r>
+              <w:t>О</w:t>
+            </w:r>
+            <w:r>
+              <w:t>К: Ввод</w:t>
             </w:r>
           </w:p>
         </w:tc>
@@ -22513,7 +20742,13 @@
               <w:jc w:val="left"/>
             </w:pPr>
             <w:r>
-              <w:t>ЛО ДУм расширителя: Оперативный вывод</w:t>
+              <w:t xml:space="preserve">ЛО </w:t>
+            </w:r>
+            <w:r>
+              <w:t>О</w:t>
+            </w:r>
+            <w:r>
+              <w:t>К: Оперативный вывод</w:t>
             </w:r>
           </w:p>
         </w:tc>
@@ -22592,7 +20827,13 @@
               <w:jc w:val="left"/>
             </w:pPr>
             <w:r>
-              <w:t>ЛО ДУм расширителя: Срабатывание</w:t>
+              <w:t xml:space="preserve">ЛО </w:t>
+            </w:r>
+            <w:r>
+              <w:t>О</w:t>
+            </w:r>
+            <w:r>
+              <w:t>К: Срабатывание</w:t>
             </w:r>
           </w:p>
         </w:tc>
@@ -22674,7 +20915,13 @@
               <w:jc w:val="left"/>
             </w:pPr>
             <w:r>
-              <w:t>ЛО ДУм расширителя: Срабатывание сигн</w:t>
+              <w:t xml:space="preserve">ЛО </w:t>
+            </w:r>
+            <w:r>
+              <w:t>О</w:t>
+            </w:r>
+            <w:r>
+              <w:t>К: Срабатывание сигн</w:t>
             </w:r>
           </w:p>
         </w:tc>
@@ -23041,6 +21288,66 @@
               <w:jc w:val="left"/>
             </w:pPr>
             <w:r>
+              <w:t>ПС: Пуск</w:t>
+            </w:r>
+          </w:p>
+        </w:tc>
+      </w:tr>
+      <w:tr>
+        <w:tc>
+          <w:tcPr>
+            <w:tcW w:w="2479" w:type="dxa"/>
+          </w:tcPr>
+          <w:p>
+            <w:pPr>
+              <w:pStyle w:val="af0"/>
+            </w:pPr>
+            <w:r>
+              <w:t>М10.</w:t>
+            </w:r>
+            <w:r>
+              <w:rPr>
+                <w:lang w:val="en-US"/>
+              </w:rPr>
+              <w:t>X</w:t>
+            </w:r>
+            <w:r>
+              <w:t>В:3 – М10.</w:t>
+            </w:r>
+            <w:r>
+              <w:rPr>
+                <w:lang w:val="en-US"/>
+              </w:rPr>
+              <w:t>XB</w:t>
+            </w:r>
+            <w:r>
+              <w:t>:4</w:t>
+            </w:r>
+          </w:p>
+        </w:tc>
+        <w:tc>
+          <w:tcPr>
+            <w:tcW w:w="2212" w:type="dxa"/>
+          </w:tcPr>
+          <w:p>
+            <w:pPr>
+              <w:pStyle w:val="af0"/>
+            </w:pPr>
+            <w:r>
+              <w:t>М10.К2</w:t>
+            </w:r>
+          </w:p>
+        </w:tc>
+        <w:tc>
+          <w:tcPr>
+            <w:tcW w:w="4914" w:type="dxa"/>
+          </w:tcPr>
+          <w:p>
+            <w:pPr>
+              <w:pStyle w:val="af0"/>
+              <w:jc w:val="left"/>
+            </w:pPr>
+            <w:r>
               <w:t>Резерв</w:t>
             </w:r>
           </w:p>
@@ -23065,6 +21372,1171 @@
               <w:t>X</w:t>
             </w:r>
             <w:r>
+              <w:t>В:</w:t>
+            </w:r>
+            <w:r>
+              <w:rPr>
+                <w:lang w:val="en-US"/>
+              </w:rPr>
+              <w:t>7</w:t>
+            </w:r>
+            <w:r>
+              <w:t xml:space="preserve"> – М10.</w:t>
+            </w:r>
+            <w:r>
+              <w:rPr>
+                <w:lang w:val="en-US"/>
+              </w:rPr>
+              <w:t>XB</w:t>
+            </w:r>
+            <w:r>
+              <w:t>:</w:t>
+            </w:r>
+            <w:r>
+              <w:rPr>
+                <w:lang w:val="en-US"/>
+              </w:rPr>
+              <w:t>5</w:t>
+            </w:r>
+          </w:p>
+        </w:tc>
+        <w:tc>
+          <w:tcPr>
+            <w:tcW w:w="2212" w:type="dxa"/>
+          </w:tcPr>
+          <w:p>
+            <w:pPr>
+              <w:pStyle w:val="af0"/>
+            </w:pPr>
+            <w:r>
+              <w:t>М10.К3</w:t>
+            </w:r>
+          </w:p>
+        </w:tc>
+        <w:tc>
+          <w:tcPr>
+            <w:tcW w:w="4914" w:type="dxa"/>
+          </w:tcPr>
+          <w:p>
+            <w:pPr>
+              <w:pStyle w:val="af0"/>
+              <w:jc w:val="left"/>
+            </w:pPr>
+            <w:r>
+              <w:t>Резерв</w:t>
+            </w:r>
+          </w:p>
+        </w:tc>
+      </w:tr>
+      <w:tr>
+        <w:tc>
+          <w:tcPr>
+            <w:tcW w:w="2479" w:type="dxa"/>
+          </w:tcPr>
+          <w:p>
+            <w:pPr>
+              <w:pStyle w:val="af0"/>
+            </w:pPr>
+            <w:r>
+              <w:t>М10.</w:t>
+            </w:r>
+            <w:r>
+              <w:rPr>
+                <w:lang w:val="en-US"/>
+              </w:rPr>
+              <w:t>X</w:t>
+            </w:r>
+            <w:r>
+              <w:t>В:</w:t>
+            </w:r>
+            <w:r>
+              <w:rPr>
+                <w:lang w:val="en-US"/>
+              </w:rPr>
+              <w:t>7</w:t>
+            </w:r>
+            <w:r>
+              <w:t xml:space="preserve"> – М10.</w:t>
+            </w:r>
+            <w:r>
+              <w:rPr>
+                <w:lang w:val="en-US"/>
+              </w:rPr>
+              <w:t>XB</w:t>
+            </w:r>
+            <w:r>
+              <w:t>:</w:t>
+            </w:r>
+            <w:r>
+              <w:rPr>
+                <w:lang w:val="en-US"/>
+              </w:rPr>
+              <w:t>6</w:t>
+            </w:r>
+          </w:p>
+        </w:tc>
+        <w:tc>
+          <w:tcPr>
+            <w:tcW w:w="2212" w:type="dxa"/>
+          </w:tcPr>
+          <w:p>
+            <w:pPr>
+              <w:pStyle w:val="af0"/>
+            </w:pPr>
+            <w:r>
+              <w:t>М10.К4</w:t>
+            </w:r>
+          </w:p>
+        </w:tc>
+        <w:tc>
+          <w:tcPr>
+            <w:tcW w:w="4914" w:type="dxa"/>
+          </w:tcPr>
+          <w:p>
+            <w:pPr>
+              <w:pStyle w:val="af0"/>
+              <w:jc w:val="left"/>
+            </w:pPr>
+            <w:r>
+              <w:t>Резерв</w:t>
+            </w:r>
+          </w:p>
+        </w:tc>
+      </w:tr>
+      <w:tr>
+        <w:tc>
+          <w:tcPr>
+            <w:tcW w:w="2479" w:type="dxa"/>
+          </w:tcPr>
+          <w:p>
+            <w:pPr>
+              <w:pStyle w:val="af0"/>
+            </w:pPr>
+            <w:r>
+              <w:lastRenderedPageBreak/>
+              <w:t>М10.</w:t>
+            </w:r>
+            <w:r>
+              <w:rPr>
+                <w:lang w:val="en-US"/>
+              </w:rPr>
+              <w:t>X</w:t>
+            </w:r>
+            <w:r>
+              <w:t>В</w:t>
+            </w:r>
+            <w:r>
+              <w:rPr>
+                <w:lang w:val="en-US"/>
+              </w:rPr>
+              <w:t>:10</w:t>
+            </w:r>
+            <w:r>
+              <w:t xml:space="preserve"> – М10.</w:t>
+            </w:r>
+            <w:r>
+              <w:rPr>
+                <w:lang w:val="en-US"/>
+              </w:rPr>
+              <w:t>XB:8</w:t>
+            </w:r>
+          </w:p>
+        </w:tc>
+        <w:tc>
+          <w:tcPr>
+            <w:tcW w:w="2212" w:type="dxa"/>
+          </w:tcPr>
+          <w:p>
+            <w:pPr>
+              <w:pStyle w:val="af0"/>
+            </w:pPr>
+            <w:r>
+              <w:t>М10.К5</w:t>
+            </w:r>
+          </w:p>
+        </w:tc>
+        <w:tc>
+          <w:tcPr>
+            <w:tcW w:w="4914" w:type="dxa"/>
+          </w:tcPr>
+          <w:p>
+            <w:pPr>
+              <w:pStyle w:val="af0"/>
+              <w:jc w:val="left"/>
+            </w:pPr>
+            <w:r>
+              <w:t>Резерв</w:t>
+            </w:r>
+          </w:p>
+        </w:tc>
+      </w:tr>
+      <w:tr>
+        <w:tc>
+          <w:tcPr>
+            <w:tcW w:w="2479" w:type="dxa"/>
+          </w:tcPr>
+          <w:p>
+            <w:pPr>
+              <w:pStyle w:val="af0"/>
+            </w:pPr>
+            <w:r>
+              <w:t>М10</w:t>
+            </w:r>
+            <w:r>
+              <w:rPr>
+                <w:lang w:val="en-US"/>
+              </w:rPr>
+              <w:t>.X</w:t>
+            </w:r>
+            <w:r>
+              <w:t>В</w:t>
+            </w:r>
+            <w:r>
+              <w:rPr>
+                <w:lang w:val="en-US"/>
+              </w:rPr>
+              <w:t xml:space="preserve">:10 – </w:t>
+            </w:r>
+            <w:r>
+              <w:t>М10</w:t>
+            </w:r>
+            <w:r>
+              <w:rPr>
+                <w:lang w:val="en-US"/>
+              </w:rPr>
+              <w:t>.XB:9</w:t>
+            </w:r>
+          </w:p>
+        </w:tc>
+        <w:tc>
+          <w:tcPr>
+            <w:tcW w:w="2212" w:type="dxa"/>
+          </w:tcPr>
+          <w:p>
+            <w:pPr>
+              <w:pStyle w:val="af0"/>
+            </w:pPr>
+            <w:r>
+              <w:t>М10.К</w:t>
+            </w:r>
+            <w:r>
+              <w:rPr>
+                <w:lang w:val="en-US"/>
+              </w:rPr>
+              <w:t>6</w:t>
+            </w:r>
+          </w:p>
+        </w:tc>
+        <w:tc>
+          <w:tcPr>
+            <w:tcW w:w="4914" w:type="dxa"/>
+          </w:tcPr>
+          <w:p>
+            <w:pPr>
+              <w:pStyle w:val="af0"/>
+              <w:jc w:val="left"/>
+            </w:pPr>
+            <w:r>
+              <w:t>Резерв</w:t>
+            </w:r>
+          </w:p>
+        </w:tc>
+      </w:tr>
+      <w:tr>
+        <w:tc>
+          <w:tcPr>
+            <w:tcW w:w="2479" w:type="dxa"/>
+          </w:tcPr>
+          <w:p>
+            <w:pPr>
+              <w:pStyle w:val="af0"/>
+            </w:pPr>
+            <w:r>
+              <w:t>М10</w:t>
+            </w:r>
+            <w:r>
+              <w:rPr>
+                <w:lang w:val="en-US"/>
+              </w:rPr>
+              <w:t>.X</w:t>
+            </w:r>
+            <w:r>
+              <w:t>В</w:t>
+            </w:r>
+            <w:r>
+              <w:rPr>
+                <w:lang w:val="en-US"/>
+              </w:rPr>
+              <w:t xml:space="preserve">:13 – </w:t>
+            </w:r>
+            <w:r>
+              <w:t>М10</w:t>
+            </w:r>
+            <w:r>
+              <w:rPr>
+                <w:lang w:val="en-US"/>
+              </w:rPr>
+              <w:t>.XB:12</w:t>
+            </w:r>
+          </w:p>
+        </w:tc>
+        <w:tc>
+          <w:tcPr>
+            <w:tcW w:w="2212" w:type="dxa"/>
+          </w:tcPr>
+          <w:p>
+            <w:pPr>
+              <w:pStyle w:val="af0"/>
+            </w:pPr>
+            <w:r>
+              <w:t>М10.К</w:t>
+            </w:r>
+            <w:r>
+              <w:rPr>
+                <w:lang w:val="en-US"/>
+              </w:rPr>
+              <w:t>7</w:t>
+            </w:r>
+          </w:p>
+        </w:tc>
+        <w:tc>
+          <w:tcPr>
+            <w:tcW w:w="4914" w:type="dxa"/>
+          </w:tcPr>
+          <w:p>
+            <w:pPr>
+              <w:pStyle w:val="af0"/>
+              <w:jc w:val="left"/>
+            </w:pPr>
+            <w:r>
+              <w:t>Резерв</w:t>
+            </w:r>
+          </w:p>
+        </w:tc>
+      </w:tr>
+      <w:tr>
+        <w:tc>
+          <w:tcPr>
+            <w:tcW w:w="2479" w:type="dxa"/>
+          </w:tcPr>
+          <w:p>
+            <w:pPr>
+              <w:pStyle w:val="af0"/>
+            </w:pPr>
+            <w:r>
+              <w:t>М10</w:t>
+            </w:r>
+            <w:r>
+              <w:rPr>
+                <w:lang w:val="en-US"/>
+              </w:rPr>
+              <w:t>.X</w:t>
+            </w:r>
+            <w:r>
+              <w:t>В</w:t>
+            </w:r>
+            <w:r>
+              <w:rPr>
+                <w:lang w:val="en-US"/>
+              </w:rPr>
+              <w:t xml:space="preserve">:16 – </w:t>
+            </w:r>
+            <w:r>
+              <w:t>М10</w:t>
+            </w:r>
+            <w:r>
+              <w:rPr>
+                <w:lang w:val="en-US"/>
+              </w:rPr>
+              <w:t>.XB:15</w:t>
+            </w:r>
+          </w:p>
+        </w:tc>
+        <w:tc>
+          <w:tcPr>
+            <w:tcW w:w="2212" w:type="dxa"/>
+          </w:tcPr>
+          <w:p>
+            <w:pPr>
+              <w:pStyle w:val="af0"/>
+            </w:pPr>
+            <w:r>
+              <w:t>М10.К8</w:t>
+            </w:r>
+          </w:p>
+        </w:tc>
+        <w:tc>
+          <w:tcPr>
+            <w:tcW w:w="4914" w:type="dxa"/>
+          </w:tcPr>
+          <w:p>
+            <w:pPr>
+              <w:pStyle w:val="af0"/>
+              <w:jc w:val="left"/>
+            </w:pPr>
+            <w:r>
+              <w:t>Резерв</w:t>
+            </w:r>
+          </w:p>
+        </w:tc>
+      </w:tr>
+    </w:tbl>
+    <w:p>
+      <w:pPr>
+        <w:pStyle w:val="a"/>
+      </w:pPr>
+      <w:bookmarkStart w:id="30" w:name="_Ref195521083"/>
+      <w:r>
+        <w:t>Выходные реле ЮНИТ-М300 для проверки ЛО ДУм расширителя</w:t>
+      </w:r>
+      <w:bookmarkEnd w:id="30"/>
+    </w:p>
+    <w:tbl>
+      <w:tblPr>
+        <w:tblStyle w:val="21"/>
+        <w:tblW w:w="0" w:type="auto"/>
+        <w:tblLook w:val="04A0" w:firstRow="1" w:lastRow="0" w:firstColumn="1" w:lastColumn="0" w:noHBand="0" w:noVBand="1"/>
+      </w:tblPr>
+      <w:tblGrid>
+        <w:gridCol w:w="2479"/>
+        <w:gridCol w:w="2212"/>
+        <w:gridCol w:w="4914"/>
+      </w:tblGrid>
+      <w:tr>
+        <w:trPr>
+          <w:cnfStyle w:val="100000000000" w:firstRow="1" w:lastRow="0" w:firstColumn="0" w:lastColumn="0" w:oddVBand="0" w:evenVBand="0" w:oddHBand="0" w:evenHBand="0" w:firstRowFirstColumn="0" w:firstRowLastColumn="0" w:lastRowFirstColumn="0" w:lastRowLastColumn="0"/>
+          <w:tblHeader/>
+        </w:trPr>
+        <w:tc>
+          <w:tcPr>
+            <w:tcW w:w="2479" w:type="dxa"/>
+          </w:tcPr>
+          <w:p>
+            <w:pPr>
+              <w:rPr>
+                <w:b w:val="0"/>
+              </w:rPr>
+            </w:pPr>
+            <w:r>
+              <w:rPr>
+                <w:b w:val="0"/>
+              </w:rPr>
+              <w:t>Клеммы на устройстве</w:t>
+            </w:r>
+          </w:p>
+        </w:tc>
+        <w:tc>
+          <w:tcPr>
+            <w:tcW w:w="2212" w:type="dxa"/>
+          </w:tcPr>
+          <w:p>
+            <w:pPr>
+              <w:rPr>
+                <w:b w:val="0"/>
+              </w:rPr>
+            </w:pPr>
+            <w:r>
+              <w:rPr>
+                <w:b w:val="0"/>
+              </w:rPr>
+              <w:t>Номер выходного реле</w:t>
+            </w:r>
+          </w:p>
+        </w:tc>
+        <w:tc>
+          <w:tcPr>
+            <w:tcW w:w="4914" w:type="dxa"/>
+          </w:tcPr>
+          <w:p>
+            <w:pPr>
+              <w:rPr>
+                <w:b w:val="0"/>
+              </w:rPr>
+            </w:pPr>
+            <w:r>
+              <w:rPr>
+                <w:b w:val="0"/>
+              </w:rPr>
+              <w:t>Наименование сигнала на ФСУ</w:t>
+            </w:r>
+          </w:p>
+        </w:tc>
+      </w:tr>
+      <w:tr>
+        <w:tc>
+          <w:tcPr>
+            <w:tcW w:w="2479" w:type="dxa"/>
+          </w:tcPr>
+          <w:p>
+            <w:pPr>
+              <w:pStyle w:val="af0"/>
+            </w:pPr>
+            <w:r>
+              <w:t>М9.</w:t>
+            </w:r>
+            <w:r>
+              <w:rPr>
+                <w:lang w:val="en-US"/>
+              </w:rPr>
+              <w:t>X</w:t>
+            </w:r>
+            <w:r>
+              <w:t>В</w:t>
+            </w:r>
+            <w:r>
+              <w:rPr>
+                <w:lang w:val="en-US"/>
+              </w:rPr>
+              <w:t>:1</w:t>
+            </w:r>
+            <w:r>
+              <w:t xml:space="preserve"> – М9.</w:t>
+            </w:r>
+            <w:r>
+              <w:rPr>
+                <w:lang w:val="en-US"/>
+              </w:rPr>
+              <w:t>XB:2</w:t>
+            </w:r>
+          </w:p>
+        </w:tc>
+        <w:tc>
+          <w:tcPr>
+            <w:tcW w:w="2212" w:type="dxa"/>
+          </w:tcPr>
+          <w:p>
+            <w:pPr>
+              <w:pStyle w:val="af0"/>
+            </w:pPr>
+            <w:r>
+              <w:t>М9.К1</w:t>
+            </w:r>
+          </w:p>
+        </w:tc>
+        <w:tc>
+          <w:tcPr>
+            <w:tcW w:w="4914" w:type="dxa"/>
+            <w:shd w:val="clear" w:color="auto" w:fill="auto"/>
+          </w:tcPr>
+          <w:p>
+            <w:pPr>
+              <w:pStyle w:val="af0"/>
+              <w:jc w:val="left"/>
+            </w:pPr>
+            <w:r>
+              <w:t>ЛО ДУм расширителя: Ввод</w:t>
+            </w:r>
+          </w:p>
+        </w:tc>
+      </w:tr>
+      <w:tr>
+        <w:tc>
+          <w:tcPr>
+            <w:tcW w:w="2479" w:type="dxa"/>
+          </w:tcPr>
+          <w:p>
+            <w:pPr>
+              <w:pStyle w:val="af0"/>
+            </w:pPr>
+            <w:r>
+              <w:t>М9.</w:t>
+            </w:r>
+            <w:r>
+              <w:rPr>
+                <w:lang w:val="en-US"/>
+              </w:rPr>
+              <w:t>X</w:t>
+            </w:r>
+            <w:r>
+              <w:t>В:3 – М9.</w:t>
+            </w:r>
+            <w:r>
+              <w:rPr>
+                <w:lang w:val="en-US"/>
+              </w:rPr>
+              <w:t>XB</w:t>
+            </w:r>
+            <w:r>
+              <w:t>:4</w:t>
+            </w:r>
+          </w:p>
+        </w:tc>
+        <w:tc>
+          <w:tcPr>
+            <w:tcW w:w="2212" w:type="dxa"/>
+          </w:tcPr>
+          <w:p>
+            <w:pPr>
+              <w:pStyle w:val="af0"/>
+            </w:pPr>
+            <w:r>
+              <w:t>М9.К2</w:t>
+            </w:r>
+          </w:p>
+        </w:tc>
+        <w:tc>
+          <w:tcPr>
+            <w:tcW w:w="4914" w:type="dxa"/>
+            <w:shd w:val="clear" w:color="auto" w:fill="auto"/>
+          </w:tcPr>
+          <w:p>
+            <w:pPr>
+              <w:pStyle w:val="af0"/>
+              <w:jc w:val="left"/>
+            </w:pPr>
+            <w:r>
+              <w:t>ЛО ДУм расширителя: Оперативный вывод</w:t>
+            </w:r>
+          </w:p>
+        </w:tc>
+      </w:tr>
+      <w:tr>
+        <w:tc>
+          <w:tcPr>
+            <w:tcW w:w="2479" w:type="dxa"/>
+          </w:tcPr>
+          <w:p>
+            <w:pPr>
+              <w:pStyle w:val="af0"/>
+              <w:rPr>
+                <w:lang w:val="en-US"/>
+              </w:rPr>
+            </w:pPr>
+            <w:r>
+              <w:t>М9.</w:t>
+            </w:r>
+            <w:r>
+              <w:rPr>
+                <w:lang w:val="en-US"/>
+              </w:rPr>
+              <w:t>X</w:t>
+            </w:r>
+            <w:r>
+              <w:t>В:</w:t>
+            </w:r>
+            <w:r>
+              <w:rPr>
+                <w:lang w:val="en-US"/>
+              </w:rPr>
+              <w:t>7</w:t>
+            </w:r>
+            <w:r>
+              <w:t xml:space="preserve"> – М9.</w:t>
+            </w:r>
+            <w:r>
+              <w:rPr>
+                <w:lang w:val="en-US"/>
+              </w:rPr>
+              <w:t>XB</w:t>
+            </w:r>
+            <w:r>
+              <w:t>:</w:t>
+            </w:r>
+            <w:r>
+              <w:rPr>
+                <w:lang w:val="en-US"/>
+              </w:rPr>
+              <w:t>5</w:t>
+            </w:r>
+          </w:p>
+        </w:tc>
+        <w:tc>
+          <w:tcPr>
+            <w:tcW w:w="2212" w:type="dxa"/>
+          </w:tcPr>
+          <w:p>
+            <w:pPr>
+              <w:pStyle w:val="af0"/>
+            </w:pPr>
+            <w:r>
+              <w:t>М9.К3</w:t>
+            </w:r>
+          </w:p>
+        </w:tc>
+        <w:tc>
+          <w:tcPr>
+            <w:tcW w:w="4914" w:type="dxa"/>
+            <w:shd w:val="clear" w:color="auto" w:fill="auto"/>
+          </w:tcPr>
+          <w:p>
+            <w:pPr>
+              <w:pStyle w:val="af0"/>
+              <w:jc w:val="left"/>
+            </w:pPr>
+            <w:r>
+              <w:t>ЛО ДУм расширителя: Срабатывание</w:t>
+            </w:r>
+          </w:p>
+        </w:tc>
+      </w:tr>
+      <w:tr>
+        <w:tc>
+          <w:tcPr>
+            <w:tcW w:w="2479" w:type="dxa"/>
+          </w:tcPr>
+          <w:p>
+            <w:pPr>
+              <w:pStyle w:val="af0"/>
+              <w:rPr>
+                <w:lang w:val="en-US"/>
+              </w:rPr>
+            </w:pPr>
+            <w:r>
+              <w:t>М9.</w:t>
+            </w:r>
+            <w:r>
+              <w:rPr>
+                <w:lang w:val="en-US"/>
+              </w:rPr>
+              <w:t>X</w:t>
+            </w:r>
+            <w:r>
+              <w:t>В:</w:t>
+            </w:r>
+            <w:r>
+              <w:rPr>
+                <w:lang w:val="en-US"/>
+              </w:rPr>
+              <w:t>7</w:t>
+            </w:r>
+            <w:r>
+              <w:t xml:space="preserve"> – М9.</w:t>
+            </w:r>
+            <w:r>
+              <w:rPr>
+                <w:lang w:val="en-US"/>
+              </w:rPr>
+              <w:t>XB</w:t>
+            </w:r>
+            <w:r>
+              <w:t>:</w:t>
+            </w:r>
+            <w:r>
+              <w:rPr>
+                <w:lang w:val="en-US"/>
+              </w:rPr>
+              <w:t>6</w:t>
+            </w:r>
+          </w:p>
+        </w:tc>
+        <w:tc>
+          <w:tcPr>
+            <w:tcW w:w="2212" w:type="dxa"/>
+          </w:tcPr>
+          <w:p>
+            <w:pPr>
+              <w:pStyle w:val="af0"/>
+              <w:rPr>
+                <w:lang w:val="en-US"/>
+              </w:rPr>
+            </w:pPr>
+            <w:r>
+              <w:t>М9.К4</w:t>
+            </w:r>
+          </w:p>
+        </w:tc>
+        <w:tc>
+          <w:tcPr>
+            <w:tcW w:w="4914" w:type="dxa"/>
+            <w:shd w:val="clear" w:color="auto" w:fill="auto"/>
+          </w:tcPr>
+          <w:p>
+            <w:pPr>
+              <w:pStyle w:val="af0"/>
+              <w:jc w:val="left"/>
+            </w:pPr>
+            <w:r>
+              <w:t>ЛО ДУм расширителя: Срабатывание сигн</w:t>
+            </w:r>
+          </w:p>
+        </w:tc>
+      </w:tr>
+      <w:tr>
+        <w:tc>
+          <w:tcPr>
+            <w:tcW w:w="2479" w:type="dxa"/>
+          </w:tcPr>
+          <w:p>
+            <w:pPr>
+              <w:pStyle w:val="af0"/>
+              <w:rPr>
+                <w:lang w:val="en-US"/>
+              </w:rPr>
+            </w:pPr>
+            <w:r>
+              <w:t>М9.</w:t>
+            </w:r>
+            <w:r>
+              <w:rPr>
+                <w:lang w:val="en-US"/>
+              </w:rPr>
+              <w:t>X</w:t>
+            </w:r>
+            <w:r>
+              <w:t>В</w:t>
+            </w:r>
+            <w:r>
+              <w:rPr>
+                <w:lang w:val="en-US"/>
+              </w:rPr>
+              <w:t>:10</w:t>
+            </w:r>
+            <w:r>
+              <w:t xml:space="preserve"> – М9.</w:t>
+            </w:r>
+            <w:r>
+              <w:rPr>
+                <w:lang w:val="en-US"/>
+              </w:rPr>
+              <w:t>XB:8</w:t>
+            </w:r>
+          </w:p>
+        </w:tc>
+        <w:tc>
+          <w:tcPr>
+            <w:tcW w:w="2212" w:type="dxa"/>
+          </w:tcPr>
+          <w:p>
+            <w:pPr>
+              <w:pStyle w:val="af0"/>
+              <w:rPr>
+                <w:lang w:val="en-US"/>
+              </w:rPr>
+            </w:pPr>
+            <w:r>
+              <w:t>М9.К5</w:t>
+            </w:r>
+          </w:p>
+        </w:tc>
+        <w:tc>
+          <w:tcPr>
+            <w:tcW w:w="4914" w:type="dxa"/>
+            <w:shd w:val="clear" w:color="auto" w:fill="auto"/>
+          </w:tcPr>
+          <w:p>
+            <w:pPr>
+              <w:pStyle w:val="af0"/>
+              <w:jc w:val="left"/>
+            </w:pPr>
+            <w:r>
+              <w:t>ЛО Т / ЛО: Срабатывание</w:t>
+            </w:r>
+          </w:p>
+        </w:tc>
+      </w:tr>
+      <w:tr>
+        <w:tc>
+          <w:tcPr>
+            <w:tcW w:w="2479" w:type="dxa"/>
+          </w:tcPr>
+          <w:p>
+            <w:pPr>
+              <w:pStyle w:val="af0"/>
+              <w:rPr>
+                <w:lang w:val="en-US"/>
+              </w:rPr>
+            </w:pPr>
+            <w:r>
+              <w:t>М9</w:t>
+            </w:r>
+            <w:r>
+              <w:rPr>
+                <w:lang w:val="en-US"/>
+              </w:rPr>
+              <w:t>.X</w:t>
+            </w:r>
+            <w:r>
+              <w:t>В</w:t>
+            </w:r>
+            <w:r>
+              <w:rPr>
+                <w:lang w:val="en-US"/>
+              </w:rPr>
+              <w:t xml:space="preserve">:10 – </w:t>
+            </w:r>
+            <w:r>
+              <w:t>М9</w:t>
+            </w:r>
+            <w:r>
+              <w:rPr>
+                <w:lang w:val="en-US"/>
+              </w:rPr>
+              <w:t>.XB:9</w:t>
+            </w:r>
+          </w:p>
+        </w:tc>
+        <w:tc>
+          <w:tcPr>
+            <w:tcW w:w="2212" w:type="dxa"/>
+          </w:tcPr>
+          <w:p>
+            <w:pPr>
+              <w:pStyle w:val="af0"/>
+              <w:rPr>
+                <w:lang w:val="en-US"/>
+              </w:rPr>
+            </w:pPr>
+            <w:r>
+              <w:t>М9.К</w:t>
+            </w:r>
+            <w:r>
+              <w:rPr>
+                <w:lang w:val="en-US"/>
+              </w:rPr>
+              <w:t>6</w:t>
+            </w:r>
+          </w:p>
+        </w:tc>
+        <w:tc>
+          <w:tcPr>
+            <w:tcW w:w="4914" w:type="dxa"/>
+          </w:tcPr>
+          <w:p>
+            <w:pPr>
+              <w:pStyle w:val="af0"/>
+              <w:jc w:val="left"/>
+            </w:pPr>
+            <w:r>
+              <w:t>ЛО Т / ЗАВР: Запрет АВР</w:t>
+            </w:r>
+          </w:p>
+        </w:tc>
+      </w:tr>
+      <w:tr>
+        <w:tc>
+          <w:tcPr>
+            <w:tcW w:w="2479" w:type="dxa"/>
+          </w:tcPr>
+          <w:p>
+            <w:pPr>
+              <w:pStyle w:val="af0"/>
+              <w:rPr>
+                <w:lang w:val="en-US"/>
+              </w:rPr>
+            </w:pPr>
+            <w:r>
+              <w:t>М9</w:t>
+            </w:r>
+            <w:r>
+              <w:rPr>
+                <w:lang w:val="en-US"/>
+              </w:rPr>
+              <w:t>.X</w:t>
+            </w:r>
+            <w:r>
+              <w:t>В</w:t>
+            </w:r>
+            <w:r>
+              <w:rPr>
+                <w:lang w:val="en-US"/>
+              </w:rPr>
+              <w:t xml:space="preserve">:13 – </w:t>
+            </w:r>
+            <w:r>
+              <w:t>М9</w:t>
+            </w:r>
+            <w:r>
+              <w:rPr>
+                <w:lang w:val="en-US"/>
+              </w:rPr>
+              <w:t>.XB:12</w:t>
+            </w:r>
+          </w:p>
+        </w:tc>
+        <w:tc>
+          <w:tcPr>
+            <w:tcW w:w="2212" w:type="dxa"/>
+          </w:tcPr>
+          <w:p>
+            <w:pPr>
+              <w:pStyle w:val="af0"/>
+              <w:rPr>
+                <w:lang w:val="en-US"/>
+              </w:rPr>
+            </w:pPr>
+            <w:r>
+              <w:t>М9.К</w:t>
+            </w:r>
+            <w:r>
+              <w:rPr>
+                <w:lang w:val="en-US"/>
+              </w:rPr>
+              <w:t>7</w:t>
+            </w:r>
+          </w:p>
+        </w:tc>
+        <w:tc>
+          <w:tcPr>
+            <w:tcW w:w="4914" w:type="dxa"/>
+          </w:tcPr>
+          <w:p>
+            <w:pPr>
+              <w:pStyle w:val="af0"/>
+              <w:jc w:val="left"/>
+            </w:pPr>
+            <w:r>
+              <w:t>ЛО Т / ЗАПВ: Запрет АПВ</w:t>
+            </w:r>
+          </w:p>
+        </w:tc>
+      </w:tr>
+      <w:tr>
+        <w:tc>
+          <w:tcPr>
+            <w:tcW w:w="2479" w:type="dxa"/>
+          </w:tcPr>
+          <w:p>
+            <w:pPr>
+              <w:pStyle w:val="af0"/>
+              <w:rPr>
+                <w:lang w:val="en-US"/>
+              </w:rPr>
+            </w:pPr>
+            <w:r>
+              <w:t>М9</w:t>
+            </w:r>
+            <w:r>
+              <w:rPr>
+                <w:lang w:val="en-US"/>
+              </w:rPr>
+              <w:t>.X</w:t>
+            </w:r>
+            <w:r>
+              <w:t>В</w:t>
+            </w:r>
+            <w:r>
+              <w:rPr>
+                <w:lang w:val="en-US"/>
+              </w:rPr>
+              <w:t xml:space="preserve">:16 – </w:t>
+            </w:r>
+            <w:r>
+              <w:t>М9</w:t>
+            </w:r>
+            <w:r>
+              <w:rPr>
+                <w:lang w:val="en-US"/>
+              </w:rPr>
+              <w:t>.XB:15</w:t>
+            </w:r>
+          </w:p>
+        </w:tc>
+        <w:tc>
+          <w:tcPr>
+            <w:tcW w:w="2212" w:type="dxa"/>
+          </w:tcPr>
+          <w:p>
+            <w:pPr>
+              <w:pStyle w:val="af0"/>
+              <w:rPr>
+                <w:lang w:val="en-US"/>
+              </w:rPr>
+            </w:pPr>
+            <w:r>
+              <w:t>М9.К8</w:t>
+            </w:r>
+          </w:p>
+        </w:tc>
+        <w:tc>
+          <w:tcPr>
+            <w:tcW w:w="4914" w:type="dxa"/>
+          </w:tcPr>
+          <w:p>
+            <w:pPr>
+              <w:pStyle w:val="af0"/>
+              <w:jc w:val="left"/>
+            </w:pPr>
+            <w:r>
+              <w:t>СС: ТС сигн</w:t>
+            </w:r>
+          </w:p>
+        </w:tc>
+      </w:tr>
+      <w:tr>
+        <w:tc>
+          <w:tcPr>
+            <w:tcW w:w="2479" w:type="dxa"/>
+          </w:tcPr>
+          <w:p>
+            <w:pPr>
+              <w:pStyle w:val="af0"/>
+            </w:pPr>
+            <w:r>
+              <w:t>М10.</w:t>
+            </w:r>
+            <w:r>
+              <w:rPr>
+                <w:lang w:val="en-US"/>
+              </w:rPr>
+              <w:t>X</w:t>
+            </w:r>
+            <w:r>
+              <w:t>В</w:t>
+            </w:r>
+            <w:r>
+              <w:rPr>
+                <w:lang w:val="en-US"/>
+              </w:rPr>
+              <w:t>:1</w:t>
+            </w:r>
+            <w:r>
+              <w:t xml:space="preserve"> – М10.</w:t>
+            </w:r>
+            <w:r>
+              <w:rPr>
+                <w:lang w:val="en-US"/>
+              </w:rPr>
+              <w:t>XB:2</w:t>
+            </w:r>
+          </w:p>
+        </w:tc>
+        <w:tc>
+          <w:tcPr>
+            <w:tcW w:w="2212" w:type="dxa"/>
+          </w:tcPr>
+          <w:p>
+            <w:pPr>
+              <w:pStyle w:val="af0"/>
+            </w:pPr>
+            <w:r>
+              <w:t>М10.К1</w:t>
+            </w:r>
+          </w:p>
+        </w:tc>
+        <w:tc>
+          <w:tcPr>
+            <w:tcW w:w="4914" w:type="dxa"/>
+          </w:tcPr>
+          <w:p>
+            <w:pPr>
+              <w:pStyle w:val="af0"/>
+              <w:jc w:val="left"/>
+            </w:pPr>
+            <w:r>
+              <w:t>ПС: Пуск</w:t>
+            </w:r>
+          </w:p>
+        </w:tc>
+      </w:tr>
+      <w:tr>
+        <w:tc>
+          <w:tcPr>
+            <w:tcW w:w="2479" w:type="dxa"/>
+          </w:tcPr>
+          <w:p>
+            <w:pPr>
+              <w:pStyle w:val="af0"/>
+            </w:pPr>
+            <w:r>
+              <w:t>М10.</w:t>
+            </w:r>
+            <w:r>
+              <w:rPr>
+                <w:lang w:val="en-US"/>
+              </w:rPr>
+              <w:t>X</w:t>
+            </w:r>
+            <w:r>
               <w:t>В:3 – М10.</w:t>
             </w:r>
             <w:r>
@@ -23528,63 +23000,6 @@
             </w:pPr>
             <w:r>
               <w:t>Резерв</w:t>
-            </w:r>
-          </w:p>
-        </w:tc>
-      </w:tr>
-      <w:tr>
-        <w:tc>
-          <w:tcPr>
-            <w:tcW w:w="2479" w:type="dxa"/>
-          </w:tcPr>
-          <w:p>
-            <w:pPr>
-              <w:pStyle w:val="af0"/>
-            </w:pPr>
-            <w:r>
-              <w:t>М</w:t>
-            </w:r>
-            <w:r>
-              <w:rPr>
-                <w:lang w:val="en-US"/>
-              </w:rPr>
-              <w:t xml:space="preserve">1.XP:2 - </w:t>
-            </w:r>
-            <w:r>
-              <w:t>М</w:t>
-            </w:r>
-            <w:r>
-              <w:rPr>
-                <w:lang w:val="en-US"/>
-              </w:rPr>
-              <w:t>1.XP:1</w:t>
-            </w:r>
-          </w:p>
-        </w:tc>
-        <w:tc>
-          <w:tcPr>
-            <w:tcW w:w="2212" w:type="dxa"/>
-          </w:tcPr>
-          <w:p>
-            <w:pPr>
-              <w:pStyle w:val="af0"/>
-            </w:pPr>
-            <w:r>
-              <w:t>М1.К1</w:t>
-            </w:r>
-          </w:p>
-        </w:tc>
-        <w:tc>
-          <w:tcPr>
-            <w:tcW w:w="4914" w:type="dxa"/>
-          </w:tcPr>
-          <w:p>
-            <w:pPr>
-              <w:pStyle w:val="af0"/>
-              <w:jc w:val="left"/>
-            </w:pPr>
-            <w:r>
-              <w:t>ПС: Пуск</w:t>
             </w:r>
           </w:p>
         </w:tc>
@@ -23601,8 +23016,8 @@
       </w:pPr>
     </w:p>
     <w:sectPr>
-      <w:headerReference w:type="default" r:id="rId12"/>
-      <w:footerReference w:type="default" r:id="rId13"/>
+      <w:headerReference w:type="default" r:id="rId14"/>
+      <w:footerReference w:type="default" r:id="rId15"/>
       <w:pgSz w:w="11906" w:h="16838"/>
       <w:pgMar w:top="720" w:right="720" w:bottom="720" w:left="720" w:header="709" w:footer="283" w:gutter="851"/>
       <w:cols w:space="708"/>
@@ -23849,6 +23264,7 @@
               <w:b/>
               <w:sz w:val="32"/>
               <w:szCs w:val="32"/>
+              <w:highlight w:val="yellow"/>
               <w:lang w:val="ru-RU"/>
             </w:rPr>
           </w:pPr>
@@ -23857,6 +23273,7 @@
               <w:b/>
               <w:sz w:val="32"/>
               <w:szCs w:val="32"/>
+              <w:highlight w:val="yellow"/>
               <w:lang w:val="ru-RU"/>
             </w:rPr>
             <w:t>ООО «Юнител Инжиниринг»</w:t>
@@ -23866,11 +23283,13 @@
           <w:pPr>
             <w:pStyle w:val="af3"/>
             <w:rPr>
+              <w:highlight w:val="yellow"/>
               <w:lang w:val="ru-RU"/>
             </w:rPr>
           </w:pPr>
           <w:r>
             <w:rPr>
+              <w:highlight w:val="yellow"/>
               <w:lang w:val="ru-RU"/>
             </w:rPr>
             <w:t>111024, Россия, г. Москва, 2-я Кабельная улица, 2, стр. 1</w:t>
@@ -23881,6 +23300,9 @@
             <w:pStyle w:val="af3"/>
           </w:pPr>
           <w:r>
+            <w:rPr>
+              <w:highlight w:val="yellow"/>
+            </w:rPr>
             <w:t>тел: +7 (495) 651-99-98, e-mail: info@uni-eng.ru</w:t>
           </w:r>
         </w:p>
@@ -24049,7 +23471,7 @@
               <w:rPr>
                 <w:noProof/>
               </w:rPr>
-              <w:t>12</w:t>
+              <w:t>13</w:t>
             </w:r>
           </w:fldSimple>
         </w:p>
@@ -24128,7 +23550,7 @@
             <w:rPr>
               <w:noProof/>
             </w:rPr>
-            <w:t>12</w:t>
+            <w:t>7</w:t>
           </w:r>
           <w:r>
             <w:fldChar w:fldCharType="end"/>
@@ -24136,14 +23558,27 @@
           <w:r>
             <w:t xml:space="preserve"> из </w:t>
           </w:r>
-          <w:fldSimple w:instr=" NUMPAGES ">
-            <w:r>
-              <w:rPr>
-                <w:noProof/>
-              </w:rPr>
-              <w:t>12</w:t>
-            </w:r>
-          </w:fldSimple>
+          <w:r>
+            <w:fldChar w:fldCharType="begin"/>
+          </w:r>
+          <w:r>
+            <w:instrText xml:space="preserve"> NUMPAGES </w:instrText>
+          </w:r>
+          <w:r>
+            <w:fldChar w:fldCharType="separate"/>
+          </w:r>
+          <w:r>
+            <w:rPr>
+              <w:noProof/>
+            </w:rPr>
+            <w:t>13</w:t>
+          </w:r>
+          <w:r>
+            <w:rPr>
+              <w:noProof/>
+            </w:rPr>
+            <w:fldChar w:fldCharType="end"/>
+          </w:r>
           <w:r>
             <w:t xml:space="preserve"> </w:t>
           </w:r>
@@ -26274,7 +25709,7 @@
 </file>
 
 <file path=customXml/itemProps1.xml><?xml version="1.0" encoding="utf-8"?>
-<ds:datastoreItem xmlns:ds="http://schemas.openxmlformats.org/officeDocument/2006/customXml" ds:itemID="{FF094F28-5BF2-49B9-A5D4-60B86DBF2A1C}">
+<ds:datastoreItem xmlns:ds="http://schemas.openxmlformats.org/officeDocument/2006/customXml" ds:itemID="{4985BE9F-5216-4962-8B3D-74373DD724D8}">
   <ds:schemaRefs>
     <ds:schemaRef ds:uri="http://schemas.openxmlformats.org/officeDocument/2006/bibliography"/>
   </ds:schemaRefs>
